--- a/First Sem 1st Year/Subjects/Statutory Construction/case digest/Statutory Construction Case Digest.docx
+++ b/First Sem 1st Year/Subjects/Statutory Construction/case digest/Statutory Construction Case Digest.docx
@@ -29,7 +29,7 @@
           <w:color w:val="0F4C81"/>
           <w:sz w:val="22"/>
         </w:rPr>
-        <w:t>Applied Case Digest Compendium Formatted under Official Law School Case Analysis Guidelines</w:t>
+        <w:t>Applied Case Digest Compendium with Maxim Syntheses &amp; Audio-Optimized Narratives</w:t>
       </w:r>
     </w:p>
     <w:p>
@@ -44,9 +44,9 @@
           <w:color w:val="6C757D"/>
           <w:sz w:val="20"/>
         </w:rPr>
-        <w:t>Manila Law College • First Semester, AY 2026-2027</w:t>
+        <w:t>Manila Law College — First Semester, AY 2026-2027</w:t>
         <w:br/>
-        <w:t>Rigorous Law School Case Digest Compendium on Statutory Interpretation</w:t>
+        <w:t>Rigorous Law School Case Digest Compendium on Statutory Interpretation &amp; Legal Maxims</w:t>
       </w:r>
     </w:p>
     <w:tbl>
@@ -538,7 +538,7 @@
           <w:color w:val="0F4C81"/>
           <w:sz w:val="21"/>
         </w:rPr>
-        <w:t>VIII. STATUTORY CONSTRUCTION VS. JUDICIAL LEGISLATION ANALYSIS</w:t>
+        <w:t>VIII. APPLICABLE CANONS OF CONSTRUCTION &amp; LEGAL MAXIMS:</w:t>
       </w:r>
     </w:p>
     <w:p>
@@ -548,15 +548,279 @@
       <w:r>
         <w:rPr>
           <w:rFonts w:ascii="Calibri" w:hAnsi="Calibri"/>
+          <w:b/>
           <w:color w:val="212529"/>
           <w:sz w:val="20"/>
         </w:rPr>
-        <w:t>The Court properly exercised statutory construction. By adhering to the legal definition of lottery and applying Noscitur a Sociis, the Court gave effect to the true intent of the Legislature without adding new rules to the statute.</w:t>
-      </w:r>
-    </w:p>
-    <w:p>
-      <w:pPr>
-        <w:spacing w:after="120"/>
+        <w:t xml:space="preserve">Statutory Construction Synthesis &amp; Maxim Application: </w:t>
+      </w:r>
+      <w:r>
+        <w:rPr>
+          <w:rFonts w:ascii="Calibri" w:hAnsi="Calibri"/>
+          <w:color w:val="212529"/>
+          <w:sz w:val="20"/>
+        </w:rPr>
+        <w:t>In resolving the statutory ambiguity under I. Background of the Study — Nature and Concept of Statutory Construction regarding Section 1954(a) of the Revised Administrative Code (Postal Non-Mailable Matter - Lotteries and Gift Enterprises), the Supreme Court rigorously applied the canon of Noscitur a Sociis &amp; Ejusdem Generis: Under the principle of associated words, 'gift enterprise' must take its meaning from its companion term 'lottery', thereby requiring the three essential elements of lottery: (1) prize, (2) chance, and (3) consideration.. Construction became imperative because The statutory terms 'lottery' and 'gift enterprise' were not explicitly defined in the Postal Law, creating ambiguity regarding whether promotional contests without purchase requirements fall within the statutory ban. Under the maxim of Situs &amp; Purpose of Construction, the law dictates that Construction is the judicial function of discovering legislative intent where the words are obscure or ambiguous. Under the maxim of Noscitur a Sociis, the law dictates that The term 'gift enterprise' is associated with 'lottery' and must partake of the same core element of consideration. Under the maxim of Strict Construction of Prohibitory / Penal Laws, the law dictates that Statutes restricting trade and postal communications must not be extended by implication beyond their clear legislative terms. In summary, The Court construed Section 1954(a) of the Revised Administrative Code to exclude gratuitous promotional contests because a 'lottery' or 'gift enterprise' strictly requires the payment of valuable consideration as a condition precedent for participation.</w:t>
+      </w:r>
+    </w:p>
+    <w:tbl>
+      <w:tblPr>
+        <w:tblW w:type="auto" w:w="0"/>
+        <w:jc w:val="center"/>
+        <w:tblLook w:firstColumn="1" w:firstRow="1" w:lastColumn="0" w:lastRow="0" w:noHBand="0" w:noVBand="1" w:val="04A0"/>
+        <w:tblBorders>
+          <w:top w:val="single" w:sz="4" w:space="0" w:color="D0D7DE"/>
+          <w:bottom w:val="single" w:sz="4" w:space="0" w:color="D0D7DE"/>
+          <w:insideH w:val="single" w:sz="4" w:space="0" w:color="D0D7DE"/>
+          <w:insideV w:val="none"/>
+          <w:left w:val="none"/>
+          <w:right w:val="none"/>
+        </w:tblBorders>
+      </w:tblPr>
+      <w:tblGrid>
+        <w:gridCol w:w="4680"/>
+        <w:gridCol w:w="4680"/>
+      </w:tblGrid>
+      <w:tr>
+        <w:tc>
+          <w:tcPr>
+            <w:tcW w:type="dxa" w:w="3312"/>
+            <w:shd w:fill="182B49"/>
+            <w:tcMar>
+              <w:top w:w="80" w:type="dxa"/>
+              <w:bottom w:w="80" w:type="dxa"/>
+              <w:left w:w="90" w:type="dxa"/>
+              <w:right w:w="90" w:type="dxa"/>
+            </w:tcMar>
+          </w:tcPr>
+          <w:p>
+            <w:r>
+              <w:rPr>
+                <w:rFonts w:ascii="Calibri" w:hAnsi="Calibri"/>
+                <w:b/>
+                <w:color w:val="FFFFFF"/>
+                <w:sz w:val="18"/>
+              </w:rPr>
+              <w:t>Canon of Construction / Maxim Involved</w:t>
+            </w:r>
+          </w:p>
+        </w:tc>
+        <w:tc>
+          <w:tcPr>
+            <w:tcW w:type="dxa" w:w="6048"/>
+            <w:shd w:fill="182B49"/>
+            <w:tcMar>
+              <w:top w:w="80" w:type="dxa"/>
+              <w:bottom w:w="80" w:type="dxa"/>
+              <w:left w:w="90" w:type="dxa"/>
+              <w:right w:w="90" w:type="dxa"/>
+            </w:tcMar>
+          </w:tcPr>
+          <w:p>
+            <w:r>
+              <w:rPr>
+                <w:rFonts w:ascii="Calibri" w:hAnsi="Calibri"/>
+                <w:b/>
+                <w:color w:val="FFFFFF"/>
+                <w:sz w:val="18"/>
+              </w:rPr>
+              <w:t>Statutory Doctrine &amp; Case Application</w:t>
+            </w:r>
+          </w:p>
+        </w:tc>
+      </w:tr>
+      <w:tr>
+        <w:tc>
+          <w:tcPr>
+            <w:tcW w:type="dxa" w:w="3312"/>
+            <w:shd w:fill="FFFFFF"/>
+            <w:tcMar>
+              <w:top w:w="70" w:type="dxa"/>
+              <w:bottom w:w="70" w:type="dxa"/>
+              <w:left w:w="80" w:type="dxa"/>
+              <w:right w:w="80" w:type="dxa"/>
+            </w:tcMar>
+          </w:tcPr>
+          <w:p>
+            <w:r>
+              <w:rPr>
+                <w:rFonts w:ascii="Calibri" w:hAnsi="Calibri"/>
+                <w:b/>
+                <w:color w:val="0F4C81"/>
+                <w:sz w:val="17"/>
+              </w:rPr>
+              <w:t>Noscitur a Sociis &amp; Ejusdem Generis: Under the principle of associated words, 'gift enterprise' must take its meaning from its companion term 'lottery', thereby requiring the three essential elements of lottery: (1) prize, (2) chance, and (3) consideration.</w:t>
+            </w:r>
+          </w:p>
+        </w:tc>
+        <w:tc>
+          <w:tcPr>
+            <w:tcW w:type="dxa" w:w="6048"/>
+            <w:shd w:fill="FFFFFF"/>
+            <w:tcMar>
+              <w:top w:w="70" w:type="dxa"/>
+              <w:bottom w:w="70" w:type="dxa"/>
+              <w:left w:w="90" w:type="dxa"/>
+              <w:right w:w="90" w:type="dxa"/>
+            </w:tcMar>
+          </w:tcPr>
+          <w:p>
+            <w:r>
+              <w:rPr>
+                <w:rFonts w:ascii="Calibri" w:hAnsi="Calibri"/>
+                <w:color w:val="212529"/>
+                <w:sz w:val="17"/>
+              </w:rPr>
+              <w:t>To ascertain the true legislative intent and avoid an unjust expansion of penal/administrative prohibitions to innocent sales promotions.</w:t>
+            </w:r>
+          </w:p>
+        </w:tc>
+      </w:tr>
+      <w:tr>
+        <w:tc>
+          <w:tcPr>
+            <w:tcW w:type="dxa" w:w="3312"/>
+            <w:shd w:fill="F7F9FA"/>
+            <w:tcMar>
+              <w:top w:w="70" w:type="dxa"/>
+              <w:bottom w:w="70" w:type="dxa"/>
+              <w:left w:w="80" w:type="dxa"/>
+              <w:right w:w="80" w:type="dxa"/>
+            </w:tcMar>
+          </w:tcPr>
+          <w:p>
+            <w:r>
+              <w:rPr>
+                <w:rFonts w:ascii="Calibri" w:hAnsi="Calibri"/>
+                <w:b/>
+                <w:color w:val="0F4C81"/>
+                <w:sz w:val="17"/>
+              </w:rPr>
+              <w:t>Situs &amp; Purpose of Construction</w:t>
+            </w:r>
+          </w:p>
+        </w:tc>
+        <w:tc>
+          <w:tcPr>
+            <w:tcW w:type="dxa" w:w="6048"/>
+            <w:shd w:fill="F7F9FA"/>
+            <w:tcMar>
+              <w:top w:w="70" w:type="dxa"/>
+              <w:bottom w:w="70" w:type="dxa"/>
+              <w:left w:w="90" w:type="dxa"/>
+              <w:right w:w="90" w:type="dxa"/>
+            </w:tcMar>
+          </w:tcPr>
+          <w:p>
+            <w:r>
+              <w:rPr>
+                <w:rFonts w:ascii="Calibri" w:hAnsi="Calibri"/>
+                <w:color w:val="212529"/>
+                <w:sz w:val="17"/>
+              </w:rPr>
+              <w:t>Construction is the judicial function of discovering legislative intent where the words are obscure or ambiguous.</w:t>
+            </w:r>
+          </w:p>
+        </w:tc>
+      </w:tr>
+      <w:tr>
+        <w:tc>
+          <w:tcPr>
+            <w:tcW w:type="dxa" w:w="3312"/>
+            <w:shd w:fill="FFFFFF"/>
+            <w:tcMar>
+              <w:top w:w="70" w:type="dxa"/>
+              <w:bottom w:w="70" w:type="dxa"/>
+              <w:left w:w="80" w:type="dxa"/>
+              <w:right w:w="80" w:type="dxa"/>
+            </w:tcMar>
+          </w:tcPr>
+          <w:p>
+            <w:r>
+              <w:rPr>
+                <w:rFonts w:ascii="Calibri" w:hAnsi="Calibri"/>
+                <w:b/>
+                <w:color w:val="0F4C81"/>
+                <w:sz w:val="17"/>
+              </w:rPr>
+              <w:t>Noscitur a Sociis</w:t>
+            </w:r>
+          </w:p>
+        </w:tc>
+        <w:tc>
+          <w:tcPr>
+            <w:tcW w:type="dxa" w:w="6048"/>
+            <w:shd w:fill="FFFFFF"/>
+            <w:tcMar>
+              <w:top w:w="70" w:type="dxa"/>
+              <w:bottom w:w="70" w:type="dxa"/>
+              <w:left w:w="90" w:type="dxa"/>
+              <w:right w:w="90" w:type="dxa"/>
+            </w:tcMar>
+          </w:tcPr>
+          <w:p>
+            <w:r>
+              <w:rPr>
+                <w:rFonts w:ascii="Calibri" w:hAnsi="Calibri"/>
+                <w:color w:val="212529"/>
+                <w:sz w:val="17"/>
+              </w:rPr>
+              <w:t>The term 'gift enterprise' is associated with 'lottery' and must partake of the same core element of consideration.</w:t>
+            </w:r>
+          </w:p>
+        </w:tc>
+      </w:tr>
+      <w:tr>
+        <w:tc>
+          <w:tcPr>
+            <w:tcW w:type="dxa" w:w="3312"/>
+            <w:shd w:fill="F7F9FA"/>
+            <w:tcMar>
+              <w:top w:w="70" w:type="dxa"/>
+              <w:bottom w:w="70" w:type="dxa"/>
+              <w:left w:w="80" w:type="dxa"/>
+              <w:right w:w="80" w:type="dxa"/>
+            </w:tcMar>
+          </w:tcPr>
+          <w:p>
+            <w:r>
+              <w:rPr>
+                <w:rFonts w:ascii="Calibri" w:hAnsi="Calibri"/>
+                <w:b/>
+                <w:color w:val="0F4C81"/>
+                <w:sz w:val="17"/>
+              </w:rPr>
+              <w:t>Strict Construction of Prohibitory / Penal Laws</w:t>
+            </w:r>
+          </w:p>
+        </w:tc>
+        <w:tc>
+          <w:tcPr>
+            <w:tcW w:type="dxa" w:w="6048"/>
+            <w:shd w:fill="F7F9FA"/>
+            <w:tcMar>
+              <w:top w:w="70" w:type="dxa"/>
+              <w:bottom w:w="70" w:type="dxa"/>
+              <w:left w:w="90" w:type="dxa"/>
+              <w:right w:w="90" w:type="dxa"/>
+            </w:tcMar>
+          </w:tcPr>
+          <w:p>
+            <w:r>
+              <w:rPr>
+                <w:rFonts w:ascii="Calibri" w:hAnsi="Calibri"/>
+                <w:color w:val="212529"/>
+                <w:sz w:val="17"/>
+              </w:rPr>
+              <w:t>Statutes restricting trade and postal communications must not be extended by implication beyond their clear legislative terms.</w:t>
+            </w:r>
+          </w:p>
+        </w:tc>
+      </w:tr>
+    </w:tbl>
+    <w:p>
+      <w:pPr>
+        <w:spacing w:after="160"/>
       </w:pPr>
     </w:p>
     <w:p>
@@ -1013,7 +1277,7 @@
           <w:color w:val="0F4C81"/>
           <w:sz w:val="21"/>
         </w:rPr>
-        <w:t>VIII. STATUTORY CONSTRUCTION VS. JUDICIAL LEGISLATION ANALYSIS</w:t>
+        <w:t>VIII. APPLICABLE CANONS OF CONSTRUCTION &amp; LEGAL MAXIMS:</w:t>
       </w:r>
     </w:p>
     <w:p>
@@ -1023,15 +1287,279 @@
       <w:r>
         <w:rPr>
           <w:rFonts w:ascii="Calibri" w:hAnsi="Calibri"/>
+          <w:b/>
           <w:color w:val="212529"/>
           <w:sz w:val="20"/>
         </w:rPr>
-        <w:t>The Court properly construed the law. It upheld the constitutional supremacy of Due Process, preventing secret decrees from governing the citizenry.</w:t>
-      </w:r>
-    </w:p>
-    <w:p>
-      <w:pPr>
-        <w:spacing w:after="120"/>
+        <w:t xml:space="preserve">Statutory Construction Synthesis &amp; Maxim Application: </w:t>
+      </w:r>
+      <w:r>
+        <w:rPr>
+          <w:rFonts w:ascii="Calibri" w:hAnsi="Calibri"/>
+          <w:color w:val="212529"/>
+          <w:sz w:val="20"/>
+        </w:rPr>
+        <w:t>In resolving the statutory ambiguity under  regarding , the Supreme Court rigorously applied the canon of Harmonization with Constitutional Due Process &amp; Purposive Construction: The clause 'unless it is otherwise provided' refers strictly to the date of effectivity (e.g., shorter or longer than 15 days), but NEVER dispenses with the publication requirement itself.. Construction became imperative because The phrase 'unless it is otherwise provided' created an apparent ambiguity as to whether it exempted statutes from publication entirely or merely permitted a different period of effectivity after publication. Under the maxim of Harmonization with Constitution, the law dictates that Every statute must be interpreted to conform with the constitutional mandate of due process and notice. Under the maxim of Verba Legis &amp; Legislative Purpose, the law dictates that Construing 'unless otherwise provided' to apply only to the 15-day period, not the publication requirement. Under the maxim of Legis Interpretatio Legis Vim Obtinet, the law dictates that The ruling serves as an authoritative doctrine on the effectivity of all public laws. In summary, The Court construed Article 2 of the Civil Code to mean that publication in the Official Gazette (or a newspaper of general circulation) is an absolute, non-waivable requirement of due process for all laws of general applicability.</w:t>
+      </w:r>
+    </w:p>
+    <w:tbl>
+      <w:tblPr>
+        <w:tblW w:type="auto" w:w="0"/>
+        <w:jc w:val="center"/>
+        <w:tblLook w:firstColumn="1" w:firstRow="1" w:lastColumn="0" w:lastRow="0" w:noHBand="0" w:noVBand="1" w:val="04A0"/>
+        <w:tblBorders>
+          <w:top w:val="single" w:sz="4" w:space="0" w:color="D0D7DE"/>
+          <w:bottom w:val="single" w:sz="4" w:space="0" w:color="D0D7DE"/>
+          <w:insideH w:val="single" w:sz="4" w:space="0" w:color="D0D7DE"/>
+          <w:insideV w:val="none"/>
+          <w:left w:val="none"/>
+          <w:right w:val="none"/>
+        </w:tblBorders>
+      </w:tblPr>
+      <w:tblGrid>
+        <w:gridCol w:w="4680"/>
+        <w:gridCol w:w="4680"/>
+      </w:tblGrid>
+      <w:tr>
+        <w:tc>
+          <w:tcPr>
+            <w:tcW w:type="dxa" w:w="3312"/>
+            <w:shd w:fill="182B49"/>
+            <w:tcMar>
+              <w:top w:w="80" w:type="dxa"/>
+              <w:bottom w:w="80" w:type="dxa"/>
+              <w:left w:w="90" w:type="dxa"/>
+              <w:right w:w="90" w:type="dxa"/>
+            </w:tcMar>
+          </w:tcPr>
+          <w:p>
+            <w:r>
+              <w:rPr>
+                <w:rFonts w:ascii="Calibri" w:hAnsi="Calibri"/>
+                <w:b/>
+                <w:color w:val="FFFFFF"/>
+                <w:sz w:val="18"/>
+              </w:rPr>
+              <w:t>Canon of Construction / Maxim Involved</w:t>
+            </w:r>
+          </w:p>
+        </w:tc>
+        <w:tc>
+          <w:tcPr>
+            <w:tcW w:type="dxa" w:w="6048"/>
+            <w:shd w:fill="182B49"/>
+            <w:tcMar>
+              <w:top w:w="80" w:type="dxa"/>
+              <w:bottom w:w="80" w:type="dxa"/>
+              <w:left w:w="90" w:type="dxa"/>
+              <w:right w:w="90" w:type="dxa"/>
+            </w:tcMar>
+          </w:tcPr>
+          <w:p>
+            <w:r>
+              <w:rPr>
+                <w:rFonts w:ascii="Calibri" w:hAnsi="Calibri"/>
+                <w:b/>
+                <w:color w:val="FFFFFF"/>
+                <w:sz w:val="18"/>
+              </w:rPr>
+              <w:t>Statutory Doctrine &amp; Case Application</w:t>
+            </w:r>
+          </w:p>
+        </w:tc>
+      </w:tr>
+      <w:tr>
+        <w:tc>
+          <w:tcPr>
+            <w:tcW w:type="dxa" w:w="3312"/>
+            <w:shd w:fill="FFFFFF"/>
+            <w:tcMar>
+              <w:top w:w="70" w:type="dxa"/>
+              <w:bottom w:w="70" w:type="dxa"/>
+              <w:left w:w="80" w:type="dxa"/>
+              <w:right w:w="80" w:type="dxa"/>
+            </w:tcMar>
+          </w:tcPr>
+          <w:p>
+            <w:r>
+              <w:rPr>
+                <w:rFonts w:ascii="Calibri" w:hAnsi="Calibri"/>
+                <w:b/>
+                <w:color w:val="0F4C81"/>
+                <w:sz w:val="17"/>
+              </w:rPr>
+              <w:t>Harmonization with Constitutional Due Process &amp; Purposive Construction: The clause 'unless it is otherwise provided' refers strictly to the date of effectivity (e.g., shorter or longer than 15 days), but NEVER dispenses with the publication requirement itself.</w:t>
+            </w:r>
+          </w:p>
+        </w:tc>
+        <w:tc>
+          <w:tcPr>
+            <w:tcW w:type="dxa" w:w="6048"/>
+            <w:shd w:fill="FFFFFF"/>
+            <w:tcMar>
+              <w:top w:w="70" w:type="dxa"/>
+              <w:bottom w:w="70" w:type="dxa"/>
+              <w:left w:w="90" w:type="dxa"/>
+              <w:right w:w="90" w:type="dxa"/>
+            </w:tcMar>
+          </w:tcPr>
+          <w:p>
+            <w:r>
+              <w:rPr>
+                <w:rFonts w:ascii="Calibri" w:hAnsi="Calibri"/>
+                <w:color w:val="212529"/>
+                <w:sz w:val="17"/>
+              </w:rPr>
+              <w:t>To harmonize Article 2 of the Civil Code with the constitutional guarantee of Due Process (Article III, Section 1, 1987 Constitution), ensuring the public has notice of the laws by which they are governed.</w:t>
+            </w:r>
+          </w:p>
+        </w:tc>
+      </w:tr>
+      <w:tr>
+        <w:tc>
+          <w:tcPr>
+            <w:tcW w:type="dxa" w:w="3312"/>
+            <w:shd w:fill="F7F9FA"/>
+            <w:tcMar>
+              <w:top w:w="70" w:type="dxa"/>
+              <w:bottom w:w="70" w:type="dxa"/>
+              <w:left w:w="80" w:type="dxa"/>
+              <w:right w:w="80" w:type="dxa"/>
+            </w:tcMar>
+          </w:tcPr>
+          <w:p>
+            <w:r>
+              <w:rPr>
+                <w:rFonts w:ascii="Calibri" w:hAnsi="Calibri"/>
+                <w:b/>
+                <w:color w:val="0F4C81"/>
+                <w:sz w:val="17"/>
+              </w:rPr>
+              <w:t>Harmonization with Constitution</w:t>
+            </w:r>
+          </w:p>
+        </w:tc>
+        <w:tc>
+          <w:tcPr>
+            <w:tcW w:type="dxa" w:w="6048"/>
+            <w:shd w:fill="F7F9FA"/>
+            <w:tcMar>
+              <w:top w:w="70" w:type="dxa"/>
+              <w:bottom w:w="70" w:type="dxa"/>
+              <w:left w:w="90" w:type="dxa"/>
+              <w:right w:w="90" w:type="dxa"/>
+            </w:tcMar>
+          </w:tcPr>
+          <w:p>
+            <w:r>
+              <w:rPr>
+                <w:rFonts w:ascii="Calibri" w:hAnsi="Calibri"/>
+                <w:color w:val="212529"/>
+                <w:sz w:val="17"/>
+              </w:rPr>
+              <w:t>Every statute must be interpreted to conform with the constitutional mandate of due process and notice.</w:t>
+            </w:r>
+          </w:p>
+        </w:tc>
+      </w:tr>
+      <w:tr>
+        <w:tc>
+          <w:tcPr>
+            <w:tcW w:type="dxa" w:w="3312"/>
+            <w:shd w:fill="FFFFFF"/>
+            <w:tcMar>
+              <w:top w:w="70" w:type="dxa"/>
+              <w:bottom w:w="70" w:type="dxa"/>
+              <w:left w:w="80" w:type="dxa"/>
+              <w:right w:w="80" w:type="dxa"/>
+            </w:tcMar>
+          </w:tcPr>
+          <w:p>
+            <w:r>
+              <w:rPr>
+                <w:rFonts w:ascii="Calibri" w:hAnsi="Calibri"/>
+                <w:b/>
+                <w:color w:val="0F4C81"/>
+                <w:sz w:val="17"/>
+              </w:rPr>
+              <w:t>Verba Legis &amp; Legislative Purpose</w:t>
+            </w:r>
+          </w:p>
+        </w:tc>
+        <w:tc>
+          <w:tcPr>
+            <w:tcW w:type="dxa" w:w="6048"/>
+            <w:shd w:fill="FFFFFF"/>
+            <w:tcMar>
+              <w:top w:w="70" w:type="dxa"/>
+              <w:bottom w:w="70" w:type="dxa"/>
+              <w:left w:w="90" w:type="dxa"/>
+              <w:right w:w="90" w:type="dxa"/>
+            </w:tcMar>
+          </w:tcPr>
+          <w:p>
+            <w:r>
+              <w:rPr>
+                <w:rFonts w:ascii="Calibri" w:hAnsi="Calibri"/>
+                <w:color w:val="212529"/>
+                <w:sz w:val="17"/>
+              </w:rPr>
+              <w:t>Construing 'unless otherwise provided' to apply only to the 15-day period, not the publication requirement.</w:t>
+            </w:r>
+          </w:p>
+        </w:tc>
+      </w:tr>
+      <w:tr>
+        <w:tc>
+          <w:tcPr>
+            <w:tcW w:type="dxa" w:w="3312"/>
+            <w:shd w:fill="F7F9FA"/>
+            <w:tcMar>
+              <w:top w:w="70" w:type="dxa"/>
+              <w:bottom w:w="70" w:type="dxa"/>
+              <w:left w:w="80" w:type="dxa"/>
+              <w:right w:w="80" w:type="dxa"/>
+            </w:tcMar>
+          </w:tcPr>
+          <w:p>
+            <w:r>
+              <w:rPr>
+                <w:rFonts w:ascii="Calibri" w:hAnsi="Calibri"/>
+                <w:b/>
+                <w:color w:val="0F4C81"/>
+                <w:sz w:val="17"/>
+              </w:rPr>
+              <w:t>Legis Interpretatio Legis Vim Obtinet</w:t>
+            </w:r>
+          </w:p>
+        </w:tc>
+        <w:tc>
+          <w:tcPr>
+            <w:tcW w:type="dxa" w:w="6048"/>
+            <w:shd w:fill="F7F9FA"/>
+            <w:tcMar>
+              <w:top w:w="70" w:type="dxa"/>
+              <w:bottom w:w="70" w:type="dxa"/>
+              <w:left w:w="90" w:type="dxa"/>
+              <w:right w:w="90" w:type="dxa"/>
+            </w:tcMar>
+          </w:tcPr>
+          <w:p>
+            <w:r>
+              <w:rPr>
+                <w:rFonts w:ascii="Calibri" w:hAnsi="Calibri"/>
+                <w:color w:val="212529"/>
+                <w:sz w:val="17"/>
+              </w:rPr>
+              <w:t>The ruling serves as an authoritative doctrine on the effectivity of all public laws.</w:t>
+            </w:r>
+          </w:p>
+        </w:tc>
+      </w:tr>
+    </w:tbl>
+    <w:p>
+      <w:pPr>
+        <w:spacing w:after="160"/>
       </w:pPr>
     </w:p>
     <w:p>
@@ -1488,7 +2016,7 @@
           <w:color w:val="0F4C81"/>
           <w:sz w:val="21"/>
         </w:rPr>
-        <w:t>VIII. STATUTORY CONSTRUCTION VS. JUDICIAL LEGISLATION ANALYSIS</w:t>
+        <w:t>VIII. APPLICABLE CANONS OF CONSTRUCTION &amp; LEGAL MAXIMS:</w:t>
       </w:r>
     </w:p>
     <w:p>
@@ -1498,15 +2026,279 @@
       <w:r>
         <w:rPr>
           <w:rFonts w:ascii="Calibri" w:hAnsi="Calibri"/>
+          <w:b/>
           <w:color w:val="212529"/>
           <w:sz w:val="20"/>
         </w:rPr>
-        <w:t>The Court properly applied the law and avoided judicial legislation by refusing to carve out unwritten exceptions.</w:t>
-      </w:r>
-    </w:p>
-    <w:p>
-      <w:pPr>
-        <w:spacing w:after="120"/>
+        <w:t xml:space="preserve">Statutory Construction Synthesis &amp; Maxim Application: </w:t>
+      </w:r>
+      <w:r>
+        <w:rPr>
+          <w:rFonts w:ascii="Calibri" w:hAnsi="Calibri"/>
+          <w:color w:val="212529"/>
+          <w:sz w:val="20"/>
+        </w:rPr>
+        <w:t>In resolving the statutory ambiguity under  regarding , the Supreme Court rigorously applied the canon of Verba Legis Non Est Recedendum (Plain Meaning Rule): Where the law is clear, plain, and free from ambiguity, there is no room for construction or interpretation, only application.. Construction became imperative because Petitioner sought to introduce an exception where none was provided in the text of A.M. No. 02-11-10-SC. Under the maxim of Verba Legis, the law dictates that If the text is clear, courts must apply its plain, ordinary meaning. Under the maxim of Absoluta Sententia Expositore Non Indiget, the law dictates that When language is plain, no explanation or judicial interpretation is needed. Under the maxim of Limits of Power to Construe, the law dictates that Courts cannot insert exceptions into procedural rules when the text is all-encompassing. In summary, The Court construed the procedural rule on annulment to apply universally to all actions for nullity of marriage without distinction as to the date of celebration.</w:t>
+      </w:r>
+    </w:p>
+    <w:tbl>
+      <w:tblPr>
+        <w:tblW w:type="auto" w:w="0"/>
+        <w:jc w:val="center"/>
+        <w:tblLook w:firstColumn="1" w:firstRow="1" w:lastColumn="0" w:lastRow="0" w:noHBand="0" w:noVBand="1" w:val="04A0"/>
+        <w:tblBorders>
+          <w:top w:val="single" w:sz="4" w:space="0" w:color="D0D7DE"/>
+          <w:bottom w:val="single" w:sz="4" w:space="0" w:color="D0D7DE"/>
+          <w:insideH w:val="single" w:sz="4" w:space="0" w:color="D0D7DE"/>
+          <w:insideV w:val="none"/>
+          <w:left w:val="none"/>
+          <w:right w:val="none"/>
+        </w:tblBorders>
+      </w:tblPr>
+      <w:tblGrid>
+        <w:gridCol w:w="4680"/>
+        <w:gridCol w:w="4680"/>
+      </w:tblGrid>
+      <w:tr>
+        <w:tc>
+          <w:tcPr>
+            <w:tcW w:type="dxa" w:w="3312"/>
+            <w:shd w:fill="182B49"/>
+            <w:tcMar>
+              <w:top w:w="80" w:type="dxa"/>
+              <w:bottom w:w="80" w:type="dxa"/>
+              <w:left w:w="90" w:type="dxa"/>
+              <w:right w:w="90" w:type="dxa"/>
+            </w:tcMar>
+          </w:tcPr>
+          <w:p>
+            <w:r>
+              <w:rPr>
+                <w:rFonts w:ascii="Calibri" w:hAnsi="Calibri"/>
+                <w:b/>
+                <w:color w:val="FFFFFF"/>
+                <w:sz w:val="18"/>
+              </w:rPr>
+              <w:t>Canon of Construction / Maxim Involved</w:t>
+            </w:r>
+          </w:p>
+        </w:tc>
+        <w:tc>
+          <w:tcPr>
+            <w:tcW w:type="dxa" w:w="6048"/>
+            <w:shd w:fill="182B49"/>
+            <w:tcMar>
+              <w:top w:w="80" w:type="dxa"/>
+              <w:bottom w:w="80" w:type="dxa"/>
+              <w:left w:w="90" w:type="dxa"/>
+              <w:right w:w="90" w:type="dxa"/>
+            </w:tcMar>
+          </w:tcPr>
+          <w:p>
+            <w:r>
+              <w:rPr>
+                <w:rFonts w:ascii="Calibri" w:hAnsi="Calibri"/>
+                <w:b/>
+                <w:color w:val="FFFFFF"/>
+                <w:sz w:val="18"/>
+              </w:rPr>
+              <w:t>Statutory Doctrine &amp; Case Application</w:t>
+            </w:r>
+          </w:p>
+        </w:tc>
+      </w:tr>
+      <w:tr>
+        <w:tc>
+          <w:tcPr>
+            <w:tcW w:type="dxa" w:w="3312"/>
+            <w:shd w:fill="FFFFFF"/>
+            <w:tcMar>
+              <w:top w:w="70" w:type="dxa"/>
+              <w:bottom w:w="70" w:type="dxa"/>
+              <w:left w:w="80" w:type="dxa"/>
+              <w:right w:w="80" w:type="dxa"/>
+            </w:tcMar>
+          </w:tcPr>
+          <w:p>
+            <w:r>
+              <w:rPr>
+                <w:rFonts w:ascii="Calibri" w:hAnsi="Calibri"/>
+                <w:b/>
+                <w:color w:val="0F4C81"/>
+                <w:sz w:val="17"/>
+              </w:rPr>
+              <w:t>Verba Legis Non Est Recedendum (Plain Meaning Rule): Where the law is clear, plain, and free from ambiguity, there is no room for construction or interpretation, only application.</w:t>
+            </w:r>
+          </w:p>
+        </w:tc>
+        <w:tc>
+          <w:tcPr>
+            <w:tcW w:type="dxa" w:w="6048"/>
+            <w:shd w:fill="FFFFFF"/>
+            <w:tcMar>
+              <w:top w:w="70" w:type="dxa"/>
+              <w:bottom w:w="70" w:type="dxa"/>
+              <w:left w:w="90" w:type="dxa"/>
+              <w:right w:w="90" w:type="dxa"/>
+            </w:tcMar>
+          </w:tcPr>
+          <w:p>
+            <w:r>
+              <w:rPr>
+                <w:rFonts w:ascii="Calibri" w:hAnsi="Calibri"/>
+                <w:color w:val="212529"/>
+                <w:sz w:val="17"/>
+              </w:rPr>
+              <w:t>To enforce the cardinal rule of statutory construction that clear legal rules must be applied as written without unwarranted judicial exceptions.</w:t>
+            </w:r>
+          </w:p>
+        </w:tc>
+      </w:tr>
+      <w:tr>
+        <w:tc>
+          <w:tcPr>
+            <w:tcW w:type="dxa" w:w="3312"/>
+            <w:shd w:fill="F7F9FA"/>
+            <w:tcMar>
+              <w:top w:w="70" w:type="dxa"/>
+              <w:bottom w:w="70" w:type="dxa"/>
+              <w:left w:w="80" w:type="dxa"/>
+              <w:right w:w="80" w:type="dxa"/>
+            </w:tcMar>
+          </w:tcPr>
+          <w:p>
+            <w:r>
+              <w:rPr>
+                <w:rFonts w:ascii="Calibri" w:hAnsi="Calibri"/>
+                <w:b/>
+                <w:color w:val="0F4C81"/>
+                <w:sz w:val="17"/>
+              </w:rPr>
+              <w:t>Verba Legis</w:t>
+            </w:r>
+          </w:p>
+        </w:tc>
+        <w:tc>
+          <w:tcPr>
+            <w:tcW w:type="dxa" w:w="6048"/>
+            <w:shd w:fill="F7F9FA"/>
+            <w:tcMar>
+              <w:top w:w="70" w:type="dxa"/>
+              <w:bottom w:w="70" w:type="dxa"/>
+              <w:left w:w="90" w:type="dxa"/>
+              <w:right w:w="90" w:type="dxa"/>
+            </w:tcMar>
+          </w:tcPr>
+          <w:p>
+            <w:r>
+              <w:rPr>
+                <w:rFonts w:ascii="Calibri" w:hAnsi="Calibri"/>
+                <w:color w:val="212529"/>
+                <w:sz w:val="17"/>
+              </w:rPr>
+              <w:t>If the text is clear, courts must apply its plain, ordinary meaning.</w:t>
+            </w:r>
+          </w:p>
+        </w:tc>
+      </w:tr>
+      <w:tr>
+        <w:tc>
+          <w:tcPr>
+            <w:tcW w:type="dxa" w:w="3312"/>
+            <w:shd w:fill="FFFFFF"/>
+            <w:tcMar>
+              <w:top w:w="70" w:type="dxa"/>
+              <w:bottom w:w="70" w:type="dxa"/>
+              <w:left w:w="80" w:type="dxa"/>
+              <w:right w:w="80" w:type="dxa"/>
+            </w:tcMar>
+          </w:tcPr>
+          <w:p>
+            <w:r>
+              <w:rPr>
+                <w:rFonts w:ascii="Calibri" w:hAnsi="Calibri"/>
+                <w:b/>
+                <w:color w:val="0F4C81"/>
+                <w:sz w:val="17"/>
+              </w:rPr>
+              <w:t>Absoluta Sententia Expositore Non Indiget</w:t>
+            </w:r>
+          </w:p>
+        </w:tc>
+        <w:tc>
+          <w:tcPr>
+            <w:tcW w:type="dxa" w:w="6048"/>
+            <w:shd w:fill="FFFFFF"/>
+            <w:tcMar>
+              <w:top w:w="70" w:type="dxa"/>
+              <w:bottom w:w="70" w:type="dxa"/>
+              <w:left w:w="90" w:type="dxa"/>
+              <w:right w:w="90" w:type="dxa"/>
+            </w:tcMar>
+          </w:tcPr>
+          <w:p>
+            <w:r>
+              <w:rPr>
+                <w:rFonts w:ascii="Calibri" w:hAnsi="Calibri"/>
+                <w:color w:val="212529"/>
+                <w:sz w:val="17"/>
+              </w:rPr>
+              <w:t>When language is plain, no explanation or judicial interpretation is needed.</w:t>
+            </w:r>
+          </w:p>
+        </w:tc>
+      </w:tr>
+      <w:tr>
+        <w:tc>
+          <w:tcPr>
+            <w:tcW w:type="dxa" w:w="3312"/>
+            <w:shd w:fill="F7F9FA"/>
+            <w:tcMar>
+              <w:top w:w="70" w:type="dxa"/>
+              <w:bottom w:w="70" w:type="dxa"/>
+              <w:left w:w="80" w:type="dxa"/>
+              <w:right w:w="80" w:type="dxa"/>
+            </w:tcMar>
+          </w:tcPr>
+          <w:p>
+            <w:r>
+              <w:rPr>
+                <w:rFonts w:ascii="Calibri" w:hAnsi="Calibri"/>
+                <w:b/>
+                <w:color w:val="0F4C81"/>
+                <w:sz w:val="17"/>
+              </w:rPr>
+              <w:t>Limits of Power to Construe</w:t>
+            </w:r>
+          </w:p>
+        </w:tc>
+        <w:tc>
+          <w:tcPr>
+            <w:tcW w:type="dxa" w:w="6048"/>
+            <w:shd w:fill="F7F9FA"/>
+            <w:tcMar>
+              <w:top w:w="70" w:type="dxa"/>
+              <w:bottom w:w="70" w:type="dxa"/>
+              <w:left w:w="90" w:type="dxa"/>
+              <w:right w:w="90" w:type="dxa"/>
+            </w:tcMar>
+          </w:tcPr>
+          <w:p>
+            <w:r>
+              <w:rPr>
+                <w:rFonts w:ascii="Calibri" w:hAnsi="Calibri"/>
+                <w:color w:val="212529"/>
+                <w:sz w:val="17"/>
+              </w:rPr>
+              <w:t>Courts cannot insert exceptions into procedural rules when the text is all-encompassing.</w:t>
+            </w:r>
+          </w:p>
+        </w:tc>
+      </w:tr>
+    </w:tbl>
+    <w:p>
+      <w:pPr>
+        <w:spacing w:after="160"/>
       </w:pPr>
     </w:p>
     <w:p>
@@ -1963,7 +2755,7 @@
           <w:color w:val="0F4C81"/>
           <w:sz w:val="21"/>
         </w:rPr>
-        <w:t>VIII. STATUTORY CONSTRUCTION VS. JUDICIAL LEGISLATION ANALYSIS</w:t>
+        <w:t>VIII. APPLICABLE CANONS OF CONSTRUCTION &amp; LEGAL MAXIMS:</w:t>
       </w:r>
     </w:p>
     <w:p>
@@ -1973,15 +2765,279 @@
       <w:r>
         <w:rPr>
           <w:rFonts w:ascii="Calibri" w:hAnsi="Calibri"/>
+          <w:b/>
           <w:color w:val="212529"/>
           <w:sz w:val="20"/>
         </w:rPr>
-        <w:t>The Court strictly adhered to judicial restraint, respecting legislative sovereignty over crime and punishment.</w:t>
-      </w:r>
-    </w:p>
-    <w:p>
-      <w:pPr>
-        <w:spacing w:after="120"/>
+        <w:t xml:space="preserve">Statutory Construction Synthesis &amp; Maxim Application: </w:t>
+      </w:r>
+      <w:r>
+        <w:rPr>
+          <w:rFonts w:ascii="Calibri" w:hAnsi="Calibri"/>
+          <w:color w:val="212529"/>
+          <w:sz w:val="20"/>
+        </w:rPr>
+        <w:t>In resolving the statutory ambiguity under  regarding , the Supreme Court rigorously applied the canon of Dura Lex Sed Lex (The law may be harsh, but it is the law): Duty of courts is to apply the law as enacted by Congress; equity cannot supersede explicit statutory mandates.. Construction became imperative because Appellant sought judicial alteration of the statutory penalty prescribed by Article 248 of the Revised Penal Code. Under the maxim of Dura Lex Sed Lex, the law dictates that Statutory penalties fixed by Congress must be enforced by courts regardless of perceived severity. Under the maxim of Statutory Construction vs. Judicial Legislation, the law dictates that Altering statutory penalties under the guise of equity constitutes unconstitutional judicial legislation. Under the maxim of Article 5 RPC Mechanism, the law dictates that The sole remedy for excessive penalties is an executive recommendation for clemency, not judicial modification. In summary, The Court construed Article 248 of the RPC as mandatory, ruling that courts possess no equitable power to mitigate statutory penalties below the minimum degree fixed by Congress.</w:t>
+      </w:r>
+    </w:p>
+    <w:tbl>
+      <w:tblPr>
+        <w:tblW w:type="auto" w:w="0"/>
+        <w:jc w:val="center"/>
+        <w:tblLook w:firstColumn="1" w:firstRow="1" w:lastColumn="0" w:lastRow="0" w:noHBand="0" w:noVBand="1" w:val="04A0"/>
+        <w:tblBorders>
+          <w:top w:val="single" w:sz="4" w:space="0" w:color="D0D7DE"/>
+          <w:bottom w:val="single" w:sz="4" w:space="0" w:color="D0D7DE"/>
+          <w:insideH w:val="single" w:sz="4" w:space="0" w:color="D0D7DE"/>
+          <w:insideV w:val="none"/>
+          <w:left w:val="none"/>
+          <w:right w:val="none"/>
+        </w:tblBorders>
+      </w:tblPr>
+      <w:tblGrid>
+        <w:gridCol w:w="4680"/>
+        <w:gridCol w:w="4680"/>
+      </w:tblGrid>
+      <w:tr>
+        <w:tc>
+          <w:tcPr>
+            <w:tcW w:type="dxa" w:w="3312"/>
+            <w:shd w:fill="182B49"/>
+            <w:tcMar>
+              <w:top w:w="80" w:type="dxa"/>
+              <w:bottom w:w="80" w:type="dxa"/>
+              <w:left w:w="90" w:type="dxa"/>
+              <w:right w:w="90" w:type="dxa"/>
+            </w:tcMar>
+          </w:tcPr>
+          <w:p>
+            <w:r>
+              <w:rPr>
+                <w:rFonts w:ascii="Calibri" w:hAnsi="Calibri"/>
+                <w:b/>
+                <w:color w:val="FFFFFF"/>
+                <w:sz w:val="18"/>
+              </w:rPr>
+              <w:t>Canon of Construction / Maxim Involved</w:t>
+            </w:r>
+          </w:p>
+        </w:tc>
+        <w:tc>
+          <w:tcPr>
+            <w:tcW w:type="dxa" w:w="6048"/>
+            <w:shd w:fill="182B49"/>
+            <w:tcMar>
+              <w:top w:w="80" w:type="dxa"/>
+              <w:bottom w:w="80" w:type="dxa"/>
+              <w:left w:w="90" w:type="dxa"/>
+              <w:right w:w="90" w:type="dxa"/>
+            </w:tcMar>
+          </w:tcPr>
+          <w:p>
+            <w:r>
+              <w:rPr>
+                <w:rFonts w:ascii="Calibri" w:hAnsi="Calibri"/>
+                <w:b/>
+                <w:color w:val="FFFFFF"/>
+                <w:sz w:val="18"/>
+              </w:rPr>
+              <w:t>Statutory Doctrine &amp; Case Application</w:t>
+            </w:r>
+          </w:p>
+        </w:tc>
+      </w:tr>
+      <w:tr>
+        <w:tc>
+          <w:tcPr>
+            <w:tcW w:type="dxa" w:w="3312"/>
+            <w:shd w:fill="FFFFFF"/>
+            <w:tcMar>
+              <w:top w:w="70" w:type="dxa"/>
+              <w:bottom w:w="70" w:type="dxa"/>
+              <w:left w:w="80" w:type="dxa"/>
+              <w:right w:w="80" w:type="dxa"/>
+            </w:tcMar>
+          </w:tcPr>
+          <w:p>
+            <w:r>
+              <w:rPr>
+                <w:rFonts w:ascii="Calibri" w:hAnsi="Calibri"/>
+                <w:b/>
+                <w:color w:val="0F4C81"/>
+                <w:sz w:val="17"/>
+              </w:rPr>
+              <w:t>Dura Lex Sed Lex (The law may be harsh, but it is the law): Duty of courts is to apply the law as enacted by Congress; equity cannot supersede explicit statutory mandates.</w:t>
+            </w:r>
+          </w:p>
+        </w:tc>
+        <w:tc>
+          <w:tcPr>
+            <w:tcW w:type="dxa" w:w="6048"/>
+            <w:shd w:fill="FFFFFF"/>
+            <w:tcMar>
+              <w:top w:w="70" w:type="dxa"/>
+              <w:bottom w:w="70" w:type="dxa"/>
+              <w:left w:w="90" w:type="dxa"/>
+              <w:right w:w="90" w:type="dxa"/>
+            </w:tcMar>
+          </w:tcPr>
+          <w:p>
+            <w:r>
+              <w:rPr>
+                <w:rFonts w:ascii="Calibri" w:hAnsi="Calibri"/>
+                <w:color w:val="212529"/>
+                <w:sz w:val="17"/>
+              </w:rPr>
+              <w:t>To uphold the principle of Separation of Powers and Dura Lex Sed Lex.</w:t>
+            </w:r>
+          </w:p>
+        </w:tc>
+      </w:tr>
+      <w:tr>
+        <w:tc>
+          <w:tcPr>
+            <w:tcW w:type="dxa" w:w="3312"/>
+            <w:shd w:fill="F7F9FA"/>
+            <w:tcMar>
+              <w:top w:w="70" w:type="dxa"/>
+              <w:bottom w:w="70" w:type="dxa"/>
+              <w:left w:w="80" w:type="dxa"/>
+              <w:right w:w="80" w:type="dxa"/>
+            </w:tcMar>
+          </w:tcPr>
+          <w:p>
+            <w:r>
+              <w:rPr>
+                <w:rFonts w:ascii="Calibri" w:hAnsi="Calibri"/>
+                <w:b/>
+                <w:color w:val="0F4C81"/>
+                <w:sz w:val="17"/>
+              </w:rPr>
+              <w:t>Dura Lex Sed Lex</w:t>
+            </w:r>
+          </w:p>
+        </w:tc>
+        <w:tc>
+          <w:tcPr>
+            <w:tcW w:type="dxa" w:w="6048"/>
+            <w:shd w:fill="F7F9FA"/>
+            <w:tcMar>
+              <w:top w:w="70" w:type="dxa"/>
+              <w:bottom w:w="70" w:type="dxa"/>
+              <w:left w:w="90" w:type="dxa"/>
+              <w:right w:w="90" w:type="dxa"/>
+            </w:tcMar>
+          </w:tcPr>
+          <w:p>
+            <w:r>
+              <w:rPr>
+                <w:rFonts w:ascii="Calibri" w:hAnsi="Calibri"/>
+                <w:color w:val="212529"/>
+                <w:sz w:val="17"/>
+              </w:rPr>
+              <w:t>Statutory penalties fixed by Congress must be enforced by courts regardless of perceived severity.</w:t>
+            </w:r>
+          </w:p>
+        </w:tc>
+      </w:tr>
+      <w:tr>
+        <w:tc>
+          <w:tcPr>
+            <w:tcW w:type="dxa" w:w="3312"/>
+            <w:shd w:fill="FFFFFF"/>
+            <w:tcMar>
+              <w:top w:w="70" w:type="dxa"/>
+              <w:bottom w:w="70" w:type="dxa"/>
+              <w:left w:w="80" w:type="dxa"/>
+              <w:right w:w="80" w:type="dxa"/>
+            </w:tcMar>
+          </w:tcPr>
+          <w:p>
+            <w:r>
+              <w:rPr>
+                <w:rFonts w:ascii="Calibri" w:hAnsi="Calibri"/>
+                <w:b/>
+                <w:color w:val="0F4C81"/>
+                <w:sz w:val="17"/>
+              </w:rPr>
+              <w:t>Statutory Construction vs. Judicial Legislation</w:t>
+            </w:r>
+          </w:p>
+        </w:tc>
+        <w:tc>
+          <w:tcPr>
+            <w:tcW w:type="dxa" w:w="6048"/>
+            <w:shd w:fill="FFFFFF"/>
+            <w:tcMar>
+              <w:top w:w="70" w:type="dxa"/>
+              <w:bottom w:w="70" w:type="dxa"/>
+              <w:left w:w="90" w:type="dxa"/>
+              <w:right w:w="90" w:type="dxa"/>
+            </w:tcMar>
+          </w:tcPr>
+          <w:p>
+            <w:r>
+              <w:rPr>
+                <w:rFonts w:ascii="Calibri" w:hAnsi="Calibri"/>
+                <w:color w:val="212529"/>
+                <w:sz w:val="17"/>
+              </w:rPr>
+              <w:t>Altering statutory penalties under the guise of equity constitutes unconstitutional judicial legislation.</w:t>
+            </w:r>
+          </w:p>
+        </w:tc>
+      </w:tr>
+      <w:tr>
+        <w:tc>
+          <w:tcPr>
+            <w:tcW w:type="dxa" w:w="3312"/>
+            <w:shd w:fill="F7F9FA"/>
+            <w:tcMar>
+              <w:top w:w="70" w:type="dxa"/>
+              <w:bottom w:w="70" w:type="dxa"/>
+              <w:left w:w="80" w:type="dxa"/>
+              <w:right w:w="80" w:type="dxa"/>
+            </w:tcMar>
+          </w:tcPr>
+          <w:p>
+            <w:r>
+              <w:rPr>
+                <w:rFonts w:ascii="Calibri" w:hAnsi="Calibri"/>
+                <w:b/>
+                <w:color w:val="0F4C81"/>
+                <w:sz w:val="17"/>
+              </w:rPr>
+              <w:t>Article 5 RPC Mechanism</w:t>
+            </w:r>
+          </w:p>
+        </w:tc>
+        <w:tc>
+          <w:tcPr>
+            <w:tcW w:type="dxa" w:w="6048"/>
+            <w:shd w:fill="F7F9FA"/>
+            <w:tcMar>
+              <w:top w:w="70" w:type="dxa"/>
+              <w:bottom w:w="70" w:type="dxa"/>
+              <w:left w:w="90" w:type="dxa"/>
+              <w:right w:w="90" w:type="dxa"/>
+            </w:tcMar>
+          </w:tcPr>
+          <w:p>
+            <w:r>
+              <w:rPr>
+                <w:rFonts w:ascii="Calibri" w:hAnsi="Calibri"/>
+                <w:color w:val="212529"/>
+                <w:sz w:val="17"/>
+              </w:rPr>
+              <w:t>The sole remedy for excessive penalties is an executive recommendation for clemency, not judicial modification.</w:t>
+            </w:r>
+          </w:p>
+        </w:tc>
+      </w:tr>
+    </w:tbl>
+    <w:p>
+      <w:pPr>
+        <w:spacing w:after="160"/>
       </w:pPr>
     </w:p>
     <w:p>
@@ -2327,7 +3383,7 @@
           <w:color w:val="0F4C81"/>
           <w:sz w:val="21"/>
         </w:rPr>
-        <w:t>VIII. STATUTORY CONSTRUCTION VS. JUDICIAL LEGISLATION ANALYSIS</w:t>
+        <w:t>VIII. APPLICABLE CANONS OF CONSTRUCTION &amp; LEGAL MAXIMS:</w:t>
       </w:r>
     </w:p>
     <w:p>
@@ -2337,15 +3393,232 @@
       <w:r>
         <w:rPr>
           <w:rFonts w:ascii="Calibri" w:hAnsi="Calibri"/>
+          <w:b/>
           <w:color w:val="212529"/>
           <w:sz w:val="20"/>
         </w:rPr>
-        <w:t>The Court properly construed the enactment, using the Preamble to prevent oppressive overextension of penal liability.</w:t>
-      </w:r>
-    </w:p>
-    <w:p>
-      <w:pPr>
-        <w:spacing w:after="120"/>
+        <w:t xml:space="preserve">Statutory Construction Synthesis &amp; Maxim Application: </w:t>
+      </w:r>
+      <w:r>
+        <w:rPr>
+          <w:rFonts w:ascii="Calibri" w:hAnsi="Calibri"/>
+          <w:color w:val="212529"/>
+          <w:sz w:val="20"/>
+        </w:rPr>
+        <w:t>In resolving the statutory ambiguity under  regarding , the Supreme Court rigorously applied the canon of Verba Legis / Plain Meaning Rule. Under the maxim of Preamble as Intrinsic Aid, the law dictates that The preamble unlocks the mind of the lawmaker and supplies the contextual purpose of penal enactments. Under the maxim of Avoidance of Absurdity, the law dictates that Statutes must be construed to avoid absurd, oppressive, and unjust consequences. Under the maxim of Strict Construction of Penal Statutes, the law dictates that Penal laws must be construed strictly against the State and liberally in favor of the accused. In summary, The Court construed PD 9 to penalize the carrying of bladed weapons ONLY when committed in furtherance of subversion, rebellion, or organized lawless violence.</w:t>
+      </w:r>
+    </w:p>
+    <w:tbl>
+      <w:tblPr>
+        <w:tblW w:type="auto" w:w="0"/>
+        <w:jc w:val="center"/>
+        <w:tblLook w:firstColumn="1" w:firstRow="1" w:lastColumn="0" w:lastRow="0" w:noHBand="0" w:noVBand="1" w:val="04A0"/>
+        <w:tblBorders>
+          <w:top w:val="single" w:sz="4" w:space="0" w:color="D0D7DE"/>
+          <w:bottom w:val="single" w:sz="4" w:space="0" w:color="D0D7DE"/>
+          <w:insideH w:val="single" w:sz="4" w:space="0" w:color="D0D7DE"/>
+          <w:insideV w:val="none"/>
+          <w:left w:val="none"/>
+          <w:right w:val="none"/>
+        </w:tblBorders>
+      </w:tblPr>
+      <w:tblGrid>
+        <w:gridCol w:w="4680"/>
+        <w:gridCol w:w="4680"/>
+      </w:tblGrid>
+      <w:tr>
+        <w:tc>
+          <w:tcPr>
+            <w:tcW w:type="dxa" w:w="3312"/>
+            <w:shd w:fill="182B49"/>
+            <w:tcMar>
+              <w:top w:w="80" w:type="dxa"/>
+              <w:bottom w:w="80" w:type="dxa"/>
+              <w:left w:w="90" w:type="dxa"/>
+              <w:right w:w="90" w:type="dxa"/>
+            </w:tcMar>
+          </w:tcPr>
+          <w:p>
+            <w:r>
+              <w:rPr>
+                <w:rFonts w:ascii="Calibri" w:hAnsi="Calibri"/>
+                <w:b/>
+                <w:color w:val="FFFFFF"/>
+                <w:sz w:val="18"/>
+              </w:rPr>
+              <w:t>Canon of Construction / Maxim Involved</w:t>
+            </w:r>
+          </w:p>
+        </w:tc>
+        <w:tc>
+          <w:tcPr>
+            <w:tcW w:type="dxa" w:w="6048"/>
+            <w:shd w:fill="182B49"/>
+            <w:tcMar>
+              <w:top w:w="80" w:type="dxa"/>
+              <w:bottom w:w="80" w:type="dxa"/>
+              <w:left w:w="90" w:type="dxa"/>
+              <w:right w:w="90" w:type="dxa"/>
+            </w:tcMar>
+          </w:tcPr>
+          <w:p>
+            <w:r>
+              <w:rPr>
+                <w:rFonts w:ascii="Calibri" w:hAnsi="Calibri"/>
+                <w:b/>
+                <w:color w:val="FFFFFF"/>
+                <w:sz w:val="18"/>
+              </w:rPr>
+              <w:t>Statutory Doctrine &amp; Case Application</w:t>
+            </w:r>
+          </w:p>
+        </w:tc>
+      </w:tr>
+      <w:tr>
+        <w:tc>
+          <w:tcPr>
+            <w:tcW w:type="dxa" w:w="3312"/>
+            <w:shd w:fill="FFFFFF"/>
+            <w:tcMar>
+              <w:top w:w="70" w:type="dxa"/>
+              <w:bottom w:w="70" w:type="dxa"/>
+              <w:left w:w="80" w:type="dxa"/>
+              <w:right w:w="80" w:type="dxa"/>
+            </w:tcMar>
+          </w:tcPr>
+          <w:p>
+            <w:r>
+              <w:rPr>
+                <w:rFonts w:ascii="Calibri" w:hAnsi="Calibri"/>
+                <w:b/>
+                <w:color w:val="0F4C81"/>
+                <w:sz w:val="17"/>
+              </w:rPr>
+              <w:t>Preamble as Intrinsic Aid</w:t>
+            </w:r>
+          </w:p>
+        </w:tc>
+        <w:tc>
+          <w:tcPr>
+            <w:tcW w:type="dxa" w:w="6048"/>
+            <w:shd w:fill="FFFFFF"/>
+            <w:tcMar>
+              <w:top w:w="70" w:type="dxa"/>
+              <w:bottom w:w="70" w:type="dxa"/>
+              <w:left w:w="90" w:type="dxa"/>
+              <w:right w:w="90" w:type="dxa"/>
+            </w:tcMar>
+          </w:tcPr>
+          <w:p>
+            <w:r>
+              <w:rPr>
+                <w:rFonts w:ascii="Calibri" w:hAnsi="Calibri"/>
+                <w:color w:val="212529"/>
+                <w:sz w:val="17"/>
+              </w:rPr>
+              <w:t>The preamble unlocks the mind of the lawmaker and supplies the contextual purpose of penal enactments.</w:t>
+            </w:r>
+          </w:p>
+        </w:tc>
+      </w:tr>
+      <w:tr>
+        <w:tc>
+          <w:tcPr>
+            <w:tcW w:type="dxa" w:w="3312"/>
+            <w:shd w:fill="F7F9FA"/>
+            <w:tcMar>
+              <w:top w:w="70" w:type="dxa"/>
+              <w:bottom w:w="70" w:type="dxa"/>
+              <w:left w:w="80" w:type="dxa"/>
+              <w:right w:w="80" w:type="dxa"/>
+            </w:tcMar>
+          </w:tcPr>
+          <w:p>
+            <w:r>
+              <w:rPr>
+                <w:rFonts w:ascii="Calibri" w:hAnsi="Calibri"/>
+                <w:b/>
+                <w:color w:val="0F4C81"/>
+                <w:sz w:val="17"/>
+              </w:rPr>
+              <w:t>Avoidance of Absurdity</w:t>
+            </w:r>
+          </w:p>
+        </w:tc>
+        <w:tc>
+          <w:tcPr>
+            <w:tcW w:type="dxa" w:w="6048"/>
+            <w:shd w:fill="F7F9FA"/>
+            <w:tcMar>
+              <w:top w:w="70" w:type="dxa"/>
+              <w:bottom w:w="70" w:type="dxa"/>
+              <w:left w:w="90" w:type="dxa"/>
+              <w:right w:w="90" w:type="dxa"/>
+            </w:tcMar>
+          </w:tcPr>
+          <w:p>
+            <w:r>
+              <w:rPr>
+                <w:rFonts w:ascii="Calibri" w:hAnsi="Calibri"/>
+                <w:color w:val="212529"/>
+                <w:sz w:val="17"/>
+              </w:rPr>
+              <w:t>Statutes must be construed to avoid absurd, oppressive, and unjust consequences.</w:t>
+            </w:r>
+          </w:p>
+        </w:tc>
+      </w:tr>
+      <w:tr>
+        <w:tc>
+          <w:tcPr>
+            <w:tcW w:type="dxa" w:w="3312"/>
+            <w:shd w:fill="FFFFFF"/>
+            <w:tcMar>
+              <w:top w:w="70" w:type="dxa"/>
+              <w:bottom w:w="70" w:type="dxa"/>
+              <w:left w:w="80" w:type="dxa"/>
+              <w:right w:w="80" w:type="dxa"/>
+            </w:tcMar>
+          </w:tcPr>
+          <w:p>
+            <w:r>
+              <w:rPr>
+                <w:rFonts w:ascii="Calibri" w:hAnsi="Calibri"/>
+                <w:b/>
+                <w:color w:val="0F4C81"/>
+                <w:sz w:val="17"/>
+              </w:rPr>
+              <w:t>Strict Construction of Penal Statutes</w:t>
+            </w:r>
+          </w:p>
+        </w:tc>
+        <w:tc>
+          <w:tcPr>
+            <w:tcW w:type="dxa" w:w="6048"/>
+            <w:shd w:fill="FFFFFF"/>
+            <w:tcMar>
+              <w:top w:w="70" w:type="dxa"/>
+              <w:bottom w:w="70" w:type="dxa"/>
+              <w:left w:w="90" w:type="dxa"/>
+              <w:right w:w="90" w:type="dxa"/>
+            </w:tcMar>
+          </w:tcPr>
+          <w:p>
+            <w:r>
+              <w:rPr>
+                <w:rFonts w:ascii="Calibri" w:hAnsi="Calibri"/>
+                <w:color w:val="212529"/>
+                <w:sz w:val="17"/>
+              </w:rPr>
+              <w:t>Penal laws must be construed strictly against the State and liberally in favor of the accused.</w:t>
+            </w:r>
+          </w:p>
+        </w:tc>
+      </w:tr>
+    </w:tbl>
+    <w:p>
+      <w:pPr>
+        <w:spacing w:after="160"/>
       </w:pPr>
     </w:p>
     <w:p>
@@ -2802,7 +4075,7 @@
           <w:color w:val="0F4C81"/>
           <w:sz w:val="21"/>
         </w:rPr>
-        <w:t>VIII. STATUTORY CONSTRUCTION VS. JUDICIAL LEGISLATION ANALYSIS</w:t>
+        <w:t>VIII. APPLICABLE CANONS OF CONSTRUCTION &amp; LEGAL MAXIMS:</w:t>
       </w:r>
     </w:p>
     <w:p>
@@ -2812,15 +4085,279 @@
       <w:r>
         <w:rPr>
           <w:rFonts w:ascii="Calibri" w:hAnsi="Calibri"/>
+          <w:b/>
           <w:color w:val="212529"/>
           <w:sz w:val="20"/>
         </w:rPr>
-        <w:t>The Court rejected judicial legislation, holding that expanding exemptions to secret agents belongs exclusively to Congress.</w:t>
-      </w:r>
-    </w:p>
-    <w:p>
-      <w:pPr>
-        <w:spacing w:after="120"/>
+        <w:t xml:space="preserve">Statutory Construction Synthesis &amp; Maxim Application: </w:t>
+      </w:r>
+      <w:r>
+        <w:rPr>
+          <w:rFonts w:ascii="Calibri" w:hAnsi="Calibri"/>
+          <w:color w:val="212529"/>
+          <w:sz w:val="20"/>
+        </w:rPr>
+        <w:t>In resolving the statutory ambiguity under  regarding , the Supreme Court rigorously applied the canon of Expressio Unius Est Exclusio Alterius &amp; Verba Legis: The express statutory enumeration of officials exempt from firearm licensing (army, constabulary, police, municipal mayors) excludes all unmentioned positions.. Construction became imperative because Appellant sought to rely on previous conflicting rulings (such as People v. Macarandang) that recognized secret agents as exempt. Under the maxim of Expressio Unius Est Exclusio Alterius, the law dictates that The express mention of specific exempt officials implies the exclusion of secret agents. Under the maxim of Verba Legis, the law dictates that Where the text of the statute is explicit, courts cannot expand exemptions. Under the maxim of Overruling Erroneous Precedent, the law dictates that The Court corrected previous judicial doctrine that improperly engaged in judicial legislation. In summary, The Court construed Section 878 of the Revised Administrative Code strictly, holding that only the officials expressly enumerated in the text are exempt from firearm licensing.</w:t>
+      </w:r>
+    </w:p>
+    <w:tbl>
+      <w:tblPr>
+        <w:tblW w:type="auto" w:w="0"/>
+        <w:jc w:val="center"/>
+        <w:tblLook w:firstColumn="1" w:firstRow="1" w:lastColumn="0" w:lastRow="0" w:noHBand="0" w:noVBand="1" w:val="04A0"/>
+        <w:tblBorders>
+          <w:top w:val="single" w:sz="4" w:space="0" w:color="D0D7DE"/>
+          <w:bottom w:val="single" w:sz="4" w:space="0" w:color="D0D7DE"/>
+          <w:insideH w:val="single" w:sz="4" w:space="0" w:color="D0D7DE"/>
+          <w:insideV w:val="none"/>
+          <w:left w:val="none"/>
+          <w:right w:val="none"/>
+        </w:tblBorders>
+      </w:tblPr>
+      <w:tblGrid>
+        <w:gridCol w:w="4680"/>
+        <w:gridCol w:w="4680"/>
+      </w:tblGrid>
+      <w:tr>
+        <w:tc>
+          <w:tcPr>
+            <w:tcW w:type="dxa" w:w="3312"/>
+            <w:shd w:fill="182B49"/>
+            <w:tcMar>
+              <w:top w:w="80" w:type="dxa"/>
+              <w:bottom w:w="80" w:type="dxa"/>
+              <w:left w:w="90" w:type="dxa"/>
+              <w:right w:w="90" w:type="dxa"/>
+            </w:tcMar>
+          </w:tcPr>
+          <w:p>
+            <w:r>
+              <w:rPr>
+                <w:rFonts w:ascii="Calibri" w:hAnsi="Calibri"/>
+                <w:b/>
+                <w:color w:val="FFFFFF"/>
+                <w:sz w:val="18"/>
+              </w:rPr>
+              <w:t>Canon of Construction / Maxim Involved</w:t>
+            </w:r>
+          </w:p>
+        </w:tc>
+        <w:tc>
+          <w:tcPr>
+            <w:tcW w:type="dxa" w:w="6048"/>
+            <w:shd w:fill="182B49"/>
+            <w:tcMar>
+              <w:top w:w="80" w:type="dxa"/>
+              <w:bottom w:w="80" w:type="dxa"/>
+              <w:left w:w="90" w:type="dxa"/>
+              <w:right w:w="90" w:type="dxa"/>
+            </w:tcMar>
+          </w:tcPr>
+          <w:p>
+            <w:r>
+              <w:rPr>
+                <w:rFonts w:ascii="Calibri" w:hAnsi="Calibri"/>
+                <w:b/>
+                <w:color w:val="FFFFFF"/>
+                <w:sz w:val="18"/>
+              </w:rPr>
+              <w:t>Statutory Doctrine &amp; Case Application</w:t>
+            </w:r>
+          </w:p>
+        </w:tc>
+      </w:tr>
+      <w:tr>
+        <w:tc>
+          <w:tcPr>
+            <w:tcW w:type="dxa" w:w="3312"/>
+            <w:shd w:fill="FFFFFF"/>
+            <w:tcMar>
+              <w:top w:w="70" w:type="dxa"/>
+              <w:bottom w:w="70" w:type="dxa"/>
+              <w:left w:w="80" w:type="dxa"/>
+              <w:right w:w="80" w:type="dxa"/>
+            </w:tcMar>
+          </w:tcPr>
+          <w:p>
+            <w:r>
+              <w:rPr>
+                <w:rFonts w:ascii="Calibri" w:hAnsi="Calibri"/>
+                <w:b/>
+                <w:color w:val="0F4C81"/>
+                <w:sz w:val="17"/>
+              </w:rPr>
+              <w:t>Expressio Unius Est Exclusio Alterius &amp; Verba Legis: The express statutory enumeration of officials exempt from firearm licensing (army, constabulary, police, municipal mayors) excludes all unmentioned positions.</w:t>
+            </w:r>
+          </w:p>
+        </w:tc>
+        <w:tc>
+          <w:tcPr>
+            <w:tcW w:type="dxa" w:w="6048"/>
+            <w:shd w:fill="FFFFFF"/>
+            <w:tcMar>
+              <w:top w:w="70" w:type="dxa"/>
+              <w:bottom w:w="70" w:type="dxa"/>
+              <w:left w:w="90" w:type="dxa"/>
+              <w:right w:w="90" w:type="dxa"/>
+            </w:tcMar>
+          </w:tcPr>
+          <w:p>
+            <w:r>
+              <w:rPr>
+                <w:rFonts w:ascii="Calibri" w:hAnsi="Calibri"/>
+                <w:color w:val="212529"/>
+                <w:sz w:val="17"/>
+              </w:rPr>
+              <w:t>To re-establish the supremacy of plain statutory language over unwarranted judicial expansions.</w:t>
+            </w:r>
+          </w:p>
+        </w:tc>
+      </w:tr>
+      <w:tr>
+        <w:tc>
+          <w:tcPr>
+            <w:tcW w:type="dxa" w:w="3312"/>
+            <w:shd w:fill="F7F9FA"/>
+            <w:tcMar>
+              <w:top w:w="70" w:type="dxa"/>
+              <w:bottom w:w="70" w:type="dxa"/>
+              <w:left w:w="80" w:type="dxa"/>
+              <w:right w:w="80" w:type="dxa"/>
+            </w:tcMar>
+          </w:tcPr>
+          <w:p>
+            <w:r>
+              <w:rPr>
+                <w:rFonts w:ascii="Calibri" w:hAnsi="Calibri"/>
+                <w:b/>
+                <w:color w:val="0F4C81"/>
+                <w:sz w:val="17"/>
+              </w:rPr>
+              <w:t>Expressio Unius Est Exclusio Alterius</w:t>
+            </w:r>
+          </w:p>
+        </w:tc>
+        <w:tc>
+          <w:tcPr>
+            <w:tcW w:type="dxa" w:w="6048"/>
+            <w:shd w:fill="F7F9FA"/>
+            <w:tcMar>
+              <w:top w:w="70" w:type="dxa"/>
+              <w:bottom w:w="70" w:type="dxa"/>
+              <w:left w:w="90" w:type="dxa"/>
+              <w:right w:w="90" w:type="dxa"/>
+            </w:tcMar>
+          </w:tcPr>
+          <w:p>
+            <w:r>
+              <w:rPr>
+                <w:rFonts w:ascii="Calibri" w:hAnsi="Calibri"/>
+                <w:color w:val="212529"/>
+                <w:sz w:val="17"/>
+              </w:rPr>
+              <w:t>The express mention of specific exempt officials implies the exclusion of secret agents.</w:t>
+            </w:r>
+          </w:p>
+        </w:tc>
+      </w:tr>
+      <w:tr>
+        <w:tc>
+          <w:tcPr>
+            <w:tcW w:type="dxa" w:w="3312"/>
+            <w:shd w:fill="FFFFFF"/>
+            <w:tcMar>
+              <w:top w:w="70" w:type="dxa"/>
+              <w:bottom w:w="70" w:type="dxa"/>
+              <w:left w:w="80" w:type="dxa"/>
+              <w:right w:w="80" w:type="dxa"/>
+            </w:tcMar>
+          </w:tcPr>
+          <w:p>
+            <w:r>
+              <w:rPr>
+                <w:rFonts w:ascii="Calibri" w:hAnsi="Calibri"/>
+                <w:b/>
+                <w:color w:val="0F4C81"/>
+                <w:sz w:val="17"/>
+              </w:rPr>
+              <w:t>Verba Legis</w:t>
+            </w:r>
+          </w:p>
+        </w:tc>
+        <w:tc>
+          <w:tcPr>
+            <w:tcW w:type="dxa" w:w="6048"/>
+            <w:shd w:fill="FFFFFF"/>
+            <w:tcMar>
+              <w:top w:w="70" w:type="dxa"/>
+              <w:bottom w:w="70" w:type="dxa"/>
+              <w:left w:w="90" w:type="dxa"/>
+              <w:right w:w="90" w:type="dxa"/>
+            </w:tcMar>
+          </w:tcPr>
+          <w:p>
+            <w:r>
+              <w:rPr>
+                <w:rFonts w:ascii="Calibri" w:hAnsi="Calibri"/>
+                <w:color w:val="212529"/>
+                <w:sz w:val="17"/>
+              </w:rPr>
+              <w:t>Where the text of the statute is explicit, courts cannot expand exemptions.</w:t>
+            </w:r>
+          </w:p>
+        </w:tc>
+      </w:tr>
+      <w:tr>
+        <w:tc>
+          <w:tcPr>
+            <w:tcW w:type="dxa" w:w="3312"/>
+            <w:shd w:fill="F7F9FA"/>
+            <w:tcMar>
+              <w:top w:w="70" w:type="dxa"/>
+              <w:bottom w:w="70" w:type="dxa"/>
+              <w:left w:w="80" w:type="dxa"/>
+              <w:right w:w="80" w:type="dxa"/>
+            </w:tcMar>
+          </w:tcPr>
+          <w:p>
+            <w:r>
+              <w:rPr>
+                <w:rFonts w:ascii="Calibri" w:hAnsi="Calibri"/>
+                <w:b/>
+                <w:color w:val="0F4C81"/>
+                <w:sz w:val="17"/>
+              </w:rPr>
+              <w:t>Overruling Erroneous Precedent</w:t>
+            </w:r>
+          </w:p>
+        </w:tc>
+        <w:tc>
+          <w:tcPr>
+            <w:tcW w:type="dxa" w:w="6048"/>
+            <w:shd w:fill="F7F9FA"/>
+            <w:tcMar>
+              <w:top w:w="70" w:type="dxa"/>
+              <w:bottom w:w="70" w:type="dxa"/>
+              <w:left w:w="90" w:type="dxa"/>
+              <w:right w:w="90" w:type="dxa"/>
+            </w:tcMar>
+          </w:tcPr>
+          <w:p>
+            <w:r>
+              <w:rPr>
+                <w:rFonts w:ascii="Calibri" w:hAnsi="Calibri"/>
+                <w:color w:val="212529"/>
+                <w:sz w:val="17"/>
+              </w:rPr>
+              <w:t>The Court corrected previous judicial doctrine that improperly engaged in judicial legislation.</w:t>
+            </w:r>
+          </w:p>
+        </w:tc>
+      </w:tr>
+    </w:tbl>
+    <w:p>
+      <w:pPr>
+        <w:spacing w:after="160"/>
       </w:pPr>
     </w:p>
     <w:p>
@@ -3277,7 +4814,7 @@
           <w:color w:val="0F4C81"/>
           <w:sz w:val="21"/>
         </w:rPr>
-        <w:t>VIII. STATUTORY CONSTRUCTION VS. JUDICIAL LEGISLATION ANALYSIS</w:t>
+        <w:t>VIII. APPLICABLE CANONS OF CONSTRUCTION &amp; LEGAL MAXIMS:</w:t>
       </w:r>
     </w:p>
     <w:p>
@@ -3287,15 +4824,279 @@
       <w:r>
         <w:rPr>
           <w:rFonts w:ascii="Calibri" w:hAnsi="Calibri"/>
+          <w:b/>
           <w:color w:val="212529"/>
           <w:sz w:val="20"/>
         </w:rPr>
-        <w:t>The Court upheld the constitutional boundary, preventing Congress from usurping the judicial function.</w:t>
-      </w:r>
-    </w:p>
-    <w:p>
-      <w:pPr>
-        <w:spacing w:after="120"/>
+        <w:t xml:space="preserve">Statutory Construction Synthesis &amp; Maxim Application: </w:t>
+      </w:r>
+      <w:r>
+        <w:rPr>
+          <w:rFonts w:ascii="Calibri" w:hAnsi="Calibri"/>
+          <w:color w:val="212529"/>
+          <w:sz w:val="20"/>
+        </w:rPr>
+        <w:t>In resolving the statutory ambiguity under  regarding , the Supreme Court rigorously applied the canon of Situs of Statutory Construction &amp; Constitutional Supremacy: Interpretation of laws is a purely judicial prerogative; the Legislature cannot dictate judicial interpretation through subsequent declaratory statutes.. Construction became imperative because Congress attempted to perform a legislative interpretation of the Constitution to overturn a final Supreme Court ruling. Under the maxim of Situs of Statutory Construction, the law dictates that The power to interpret the Constitution and statutes resides exclusively in the Judicial branch. Under the maxim of Legislative Interpretation Void, the law dictates that Legislative declarations attempting to overrule judicial construction of the Constitution are unconstitutional. Under the maxim of Judicial Independence, the law dictates that Protecting the constitutional compensation of judicial officers from indirect legislative reduction. In summary, The Court construed the constitutional power of interpretation as an exclusive judicial monopoly, invalidating legislative attempts to dictate statutory meaning to courts.</w:t>
+      </w:r>
+    </w:p>
+    <w:tbl>
+      <w:tblPr>
+        <w:tblW w:type="auto" w:w="0"/>
+        <w:jc w:val="center"/>
+        <w:tblLook w:firstColumn="1" w:firstRow="1" w:lastColumn="0" w:lastRow="0" w:noHBand="0" w:noVBand="1" w:val="04A0"/>
+        <w:tblBorders>
+          <w:top w:val="single" w:sz="4" w:space="0" w:color="D0D7DE"/>
+          <w:bottom w:val="single" w:sz="4" w:space="0" w:color="D0D7DE"/>
+          <w:insideH w:val="single" w:sz="4" w:space="0" w:color="D0D7DE"/>
+          <w:insideV w:val="none"/>
+          <w:left w:val="none"/>
+          <w:right w:val="none"/>
+        </w:tblBorders>
+      </w:tblPr>
+      <w:tblGrid>
+        <w:gridCol w:w="4680"/>
+        <w:gridCol w:w="4680"/>
+      </w:tblGrid>
+      <w:tr>
+        <w:tc>
+          <w:tcPr>
+            <w:tcW w:type="dxa" w:w="3312"/>
+            <w:shd w:fill="182B49"/>
+            <w:tcMar>
+              <w:top w:w="80" w:type="dxa"/>
+              <w:bottom w:w="80" w:type="dxa"/>
+              <w:left w:w="90" w:type="dxa"/>
+              <w:right w:w="90" w:type="dxa"/>
+            </w:tcMar>
+          </w:tcPr>
+          <w:p>
+            <w:r>
+              <w:rPr>
+                <w:rFonts w:ascii="Calibri" w:hAnsi="Calibri"/>
+                <w:b/>
+                <w:color w:val="FFFFFF"/>
+                <w:sz w:val="18"/>
+              </w:rPr>
+              <w:t>Canon of Construction / Maxim Involved</w:t>
+            </w:r>
+          </w:p>
+        </w:tc>
+        <w:tc>
+          <w:tcPr>
+            <w:tcW w:type="dxa" w:w="6048"/>
+            <w:shd w:fill="182B49"/>
+            <w:tcMar>
+              <w:top w:w="80" w:type="dxa"/>
+              <w:bottom w:w="80" w:type="dxa"/>
+              <w:left w:w="90" w:type="dxa"/>
+              <w:right w:w="90" w:type="dxa"/>
+            </w:tcMar>
+          </w:tcPr>
+          <w:p>
+            <w:r>
+              <w:rPr>
+                <w:rFonts w:ascii="Calibri" w:hAnsi="Calibri"/>
+                <w:b/>
+                <w:color w:val="FFFFFF"/>
+                <w:sz w:val="18"/>
+              </w:rPr>
+              <w:t>Statutory Doctrine &amp; Case Application</w:t>
+            </w:r>
+          </w:p>
+        </w:tc>
+      </w:tr>
+      <w:tr>
+        <w:tc>
+          <w:tcPr>
+            <w:tcW w:type="dxa" w:w="3312"/>
+            <w:shd w:fill="FFFFFF"/>
+            <w:tcMar>
+              <w:top w:w="70" w:type="dxa"/>
+              <w:bottom w:w="70" w:type="dxa"/>
+              <w:left w:w="80" w:type="dxa"/>
+              <w:right w:w="80" w:type="dxa"/>
+            </w:tcMar>
+          </w:tcPr>
+          <w:p>
+            <w:r>
+              <w:rPr>
+                <w:rFonts w:ascii="Calibri" w:hAnsi="Calibri"/>
+                <w:b/>
+                <w:color w:val="0F4C81"/>
+                <w:sz w:val="17"/>
+              </w:rPr>
+              <w:t>Situs of Statutory Construction &amp; Constitutional Supremacy: Interpretation of laws is a purely judicial prerogative; the Legislature cannot dictate judicial interpretation through subsequent declaratory statutes.</w:t>
+            </w:r>
+          </w:p>
+        </w:tc>
+        <w:tc>
+          <w:tcPr>
+            <w:tcW w:type="dxa" w:w="6048"/>
+            <w:shd w:fill="FFFFFF"/>
+            <w:tcMar>
+              <w:top w:w="70" w:type="dxa"/>
+              <w:bottom w:w="70" w:type="dxa"/>
+              <w:left w:w="90" w:type="dxa"/>
+              <w:right w:w="90" w:type="dxa"/>
+            </w:tcMar>
+          </w:tcPr>
+          <w:p>
+            <w:r>
+              <w:rPr>
+                <w:rFonts w:ascii="Calibri" w:hAnsi="Calibri"/>
+                <w:color w:val="212529"/>
+                <w:sz w:val="17"/>
+              </w:rPr>
+              <w:t>To protect Judicial Independence and the exclusive constitutional power of the Judiciary to interpret the law.</w:t>
+            </w:r>
+          </w:p>
+        </w:tc>
+      </w:tr>
+      <w:tr>
+        <w:tc>
+          <w:tcPr>
+            <w:tcW w:type="dxa" w:w="3312"/>
+            <w:shd w:fill="F7F9FA"/>
+            <w:tcMar>
+              <w:top w:w="70" w:type="dxa"/>
+              <w:bottom w:w="70" w:type="dxa"/>
+              <w:left w:w="80" w:type="dxa"/>
+              <w:right w:w="80" w:type="dxa"/>
+            </w:tcMar>
+          </w:tcPr>
+          <w:p>
+            <w:r>
+              <w:rPr>
+                <w:rFonts w:ascii="Calibri" w:hAnsi="Calibri"/>
+                <w:b/>
+                <w:color w:val="0F4C81"/>
+                <w:sz w:val="17"/>
+              </w:rPr>
+              <w:t>Situs of Statutory Construction</w:t>
+            </w:r>
+          </w:p>
+        </w:tc>
+        <w:tc>
+          <w:tcPr>
+            <w:tcW w:type="dxa" w:w="6048"/>
+            <w:shd w:fill="F7F9FA"/>
+            <w:tcMar>
+              <w:top w:w="70" w:type="dxa"/>
+              <w:bottom w:w="70" w:type="dxa"/>
+              <w:left w:w="90" w:type="dxa"/>
+              <w:right w:w="90" w:type="dxa"/>
+            </w:tcMar>
+          </w:tcPr>
+          <w:p>
+            <w:r>
+              <w:rPr>
+                <w:rFonts w:ascii="Calibri" w:hAnsi="Calibri"/>
+                <w:color w:val="212529"/>
+                <w:sz w:val="17"/>
+              </w:rPr>
+              <w:t>The power to interpret the Constitution and statutes resides exclusively in the Judicial branch.</w:t>
+            </w:r>
+          </w:p>
+        </w:tc>
+      </w:tr>
+      <w:tr>
+        <w:tc>
+          <w:tcPr>
+            <w:tcW w:type="dxa" w:w="3312"/>
+            <w:shd w:fill="FFFFFF"/>
+            <w:tcMar>
+              <w:top w:w="70" w:type="dxa"/>
+              <w:bottom w:w="70" w:type="dxa"/>
+              <w:left w:w="80" w:type="dxa"/>
+              <w:right w:w="80" w:type="dxa"/>
+            </w:tcMar>
+          </w:tcPr>
+          <w:p>
+            <w:r>
+              <w:rPr>
+                <w:rFonts w:ascii="Calibri" w:hAnsi="Calibri"/>
+                <w:b/>
+                <w:color w:val="0F4C81"/>
+                <w:sz w:val="17"/>
+              </w:rPr>
+              <w:t>Legislative Interpretation Void</w:t>
+            </w:r>
+          </w:p>
+        </w:tc>
+        <w:tc>
+          <w:tcPr>
+            <w:tcW w:type="dxa" w:w="6048"/>
+            <w:shd w:fill="FFFFFF"/>
+            <w:tcMar>
+              <w:top w:w="70" w:type="dxa"/>
+              <w:bottom w:w="70" w:type="dxa"/>
+              <w:left w:w="90" w:type="dxa"/>
+              <w:right w:w="90" w:type="dxa"/>
+            </w:tcMar>
+          </w:tcPr>
+          <w:p>
+            <w:r>
+              <w:rPr>
+                <w:rFonts w:ascii="Calibri" w:hAnsi="Calibri"/>
+                <w:color w:val="212529"/>
+                <w:sz w:val="17"/>
+              </w:rPr>
+              <w:t>Legislative declarations attempting to overrule judicial construction of the Constitution are unconstitutional.</w:t>
+            </w:r>
+          </w:p>
+        </w:tc>
+      </w:tr>
+      <w:tr>
+        <w:tc>
+          <w:tcPr>
+            <w:tcW w:type="dxa" w:w="3312"/>
+            <w:shd w:fill="F7F9FA"/>
+            <w:tcMar>
+              <w:top w:w="70" w:type="dxa"/>
+              <w:bottom w:w="70" w:type="dxa"/>
+              <w:left w:w="80" w:type="dxa"/>
+              <w:right w:w="80" w:type="dxa"/>
+            </w:tcMar>
+          </w:tcPr>
+          <w:p>
+            <w:r>
+              <w:rPr>
+                <w:rFonts w:ascii="Calibri" w:hAnsi="Calibri"/>
+                <w:b/>
+                <w:color w:val="0F4C81"/>
+                <w:sz w:val="17"/>
+              </w:rPr>
+              <w:t>Judicial Independence</w:t>
+            </w:r>
+          </w:p>
+        </w:tc>
+        <w:tc>
+          <w:tcPr>
+            <w:tcW w:type="dxa" w:w="6048"/>
+            <w:shd w:fill="F7F9FA"/>
+            <w:tcMar>
+              <w:top w:w="70" w:type="dxa"/>
+              <w:bottom w:w="70" w:type="dxa"/>
+              <w:left w:w="90" w:type="dxa"/>
+              <w:right w:w="90" w:type="dxa"/>
+            </w:tcMar>
+          </w:tcPr>
+          <w:p>
+            <w:r>
+              <w:rPr>
+                <w:rFonts w:ascii="Calibri" w:hAnsi="Calibri"/>
+                <w:color w:val="212529"/>
+                <w:sz w:val="17"/>
+              </w:rPr>
+              <w:t>Protecting the constitutional compensation of judicial officers from indirect legislative reduction.</w:t>
+            </w:r>
+          </w:p>
+        </w:tc>
+      </w:tr>
+    </w:tbl>
+    <w:p>
+      <w:pPr>
+        <w:spacing w:after="160"/>
       </w:pPr>
     </w:p>
     <w:p>
@@ -3752,7 +5553,7 @@
           <w:color w:val="0F4C81"/>
           <w:sz w:val="21"/>
         </w:rPr>
-        <w:t>VIII. STATUTORY CONSTRUCTION VS. JUDICIAL LEGISLATION ANALYSIS</w:t>
+        <w:t>VIII. APPLICABLE CANONS OF CONSTRUCTION &amp; LEGAL MAXIMS:</w:t>
       </w:r>
     </w:p>
     <w:p>
@@ -3762,15 +5563,279 @@
       <w:r>
         <w:rPr>
           <w:rFonts w:ascii="Calibri" w:hAnsi="Calibri"/>
+          <w:b/>
           <w:color w:val="212529"/>
           <w:sz w:val="20"/>
         </w:rPr>
-        <w:t>The Court properly applied purposive construction to prevent injustice and absurdity.</w:t>
-      </w:r>
-    </w:p>
-    <w:p>
-      <w:pPr>
-        <w:spacing w:after="120"/>
+        <w:t xml:space="preserve">Statutory Construction Synthesis &amp; Maxim Application: </w:t>
+      </w:r>
+      <w:r>
+        <w:rPr>
+          <w:rFonts w:ascii="Calibri" w:hAnsi="Calibri"/>
+          <w:color w:val="212529"/>
+          <w:sz w:val="20"/>
+        </w:rPr>
+        <w:t>In resolving the statutory ambiguity under  regarding , the Supreme Court rigorously applied the canon of Purposive Construction &amp; Ratio Legis: The spirit of the law controls the letter. The law should not be interpreted so strictly as to produce injustice and defeat the manifest purpose of notice.. Construction became imperative because A blind literal interpretation of the written notice requirement would produce an unjust and absurd result after 13 years of open possession. Under the maxim of Ratio Legis Est Anima Legis, the law dictates that The reason for the law is the life of the law; literal words must yield to the legislative purpose. Under the maxim of Cessante Ratione Legis, Cessat Ipsa Lex, the law dictates that When the reason for the requirement (giving notice) is satisfied by actual knowledge, the literal requirement ceases to apply. Under the maxim of Statute Must Promote Justice, the law dictates that Courts must not allow technical literalism to become an instrument of extortion or bad faith. In summary, The Court construed Article 1088 of the Civil Code to mean that actual, incontrovertible knowledge of the sale satisfies the purpose of the written notice requirement.</w:t>
+      </w:r>
+    </w:p>
+    <w:tbl>
+      <w:tblPr>
+        <w:tblW w:type="auto" w:w="0"/>
+        <w:jc w:val="center"/>
+        <w:tblLook w:firstColumn="1" w:firstRow="1" w:lastColumn="0" w:lastRow="0" w:noHBand="0" w:noVBand="1" w:val="04A0"/>
+        <w:tblBorders>
+          <w:top w:val="single" w:sz="4" w:space="0" w:color="D0D7DE"/>
+          <w:bottom w:val="single" w:sz="4" w:space="0" w:color="D0D7DE"/>
+          <w:insideH w:val="single" w:sz="4" w:space="0" w:color="D0D7DE"/>
+          <w:insideV w:val="none"/>
+          <w:left w:val="none"/>
+          <w:right w:val="none"/>
+        </w:tblBorders>
+      </w:tblPr>
+      <w:tblGrid>
+        <w:gridCol w:w="4680"/>
+        <w:gridCol w:w="4680"/>
+      </w:tblGrid>
+      <w:tr>
+        <w:tc>
+          <w:tcPr>
+            <w:tcW w:type="dxa" w:w="3312"/>
+            <w:shd w:fill="182B49"/>
+            <w:tcMar>
+              <w:top w:w="80" w:type="dxa"/>
+              <w:bottom w:w="80" w:type="dxa"/>
+              <w:left w:w="90" w:type="dxa"/>
+              <w:right w:w="90" w:type="dxa"/>
+            </w:tcMar>
+          </w:tcPr>
+          <w:p>
+            <w:r>
+              <w:rPr>
+                <w:rFonts w:ascii="Calibri" w:hAnsi="Calibri"/>
+                <w:b/>
+                <w:color w:val="FFFFFF"/>
+                <w:sz w:val="18"/>
+              </w:rPr>
+              <w:t>Canon of Construction / Maxim Involved</w:t>
+            </w:r>
+          </w:p>
+        </w:tc>
+        <w:tc>
+          <w:tcPr>
+            <w:tcW w:type="dxa" w:w="6048"/>
+            <w:shd w:fill="182B49"/>
+            <w:tcMar>
+              <w:top w:w="80" w:type="dxa"/>
+              <w:bottom w:w="80" w:type="dxa"/>
+              <w:left w:w="90" w:type="dxa"/>
+              <w:right w:w="90" w:type="dxa"/>
+            </w:tcMar>
+          </w:tcPr>
+          <w:p>
+            <w:r>
+              <w:rPr>
+                <w:rFonts w:ascii="Calibri" w:hAnsi="Calibri"/>
+                <w:b/>
+                <w:color w:val="FFFFFF"/>
+                <w:sz w:val="18"/>
+              </w:rPr>
+              <w:t>Statutory Doctrine &amp; Case Application</w:t>
+            </w:r>
+          </w:p>
+        </w:tc>
+      </w:tr>
+      <w:tr>
+        <w:tc>
+          <w:tcPr>
+            <w:tcW w:type="dxa" w:w="3312"/>
+            <w:shd w:fill="FFFFFF"/>
+            <w:tcMar>
+              <w:top w:w="70" w:type="dxa"/>
+              <w:bottom w:w="70" w:type="dxa"/>
+              <w:left w:w="80" w:type="dxa"/>
+              <w:right w:w="80" w:type="dxa"/>
+            </w:tcMar>
+          </w:tcPr>
+          <w:p>
+            <w:r>
+              <w:rPr>
+                <w:rFonts w:ascii="Calibri" w:hAnsi="Calibri"/>
+                <w:b/>
+                <w:color w:val="0F4C81"/>
+                <w:sz w:val="17"/>
+              </w:rPr>
+              <w:t>Purposive Construction &amp; Ratio Legis: The spirit of the law controls the letter. The law should not be interpreted so strictly as to produce injustice and defeat the manifest purpose of notice.</w:t>
+            </w:r>
+          </w:p>
+        </w:tc>
+        <w:tc>
+          <w:tcPr>
+            <w:tcW w:type="dxa" w:w="6048"/>
+            <w:shd w:fill="FFFFFF"/>
+            <w:tcMar>
+              <w:top w:w="70" w:type="dxa"/>
+              <w:bottom w:w="70" w:type="dxa"/>
+              <w:left w:w="90" w:type="dxa"/>
+              <w:right w:w="90" w:type="dxa"/>
+            </w:tcMar>
+          </w:tcPr>
+          <w:p>
+            <w:r>
+              <w:rPr>
+                <w:rFonts w:ascii="Calibri" w:hAnsi="Calibri"/>
+                <w:color w:val="212529"/>
+                <w:sz w:val="17"/>
+              </w:rPr>
+              <w:t>To give effect to the spirit, reason, and purpose of the law (*Ratio Legis Est Anima Legis*) and promote equity and justice.</w:t>
+            </w:r>
+          </w:p>
+        </w:tc>
+      </w:tr>
+      <w:tr>
+        <w:tc>
+          <w:tcPr>
+            <w:tcW w:type="dxa" w:w="3312"/>
+            <w:shd w:fill="F7F9FA"/>
+            <w:tcMar>
+              <w:top w:w="70" w:type="dxa"/>
+              <w:bottom w:w="70" w:type="dxa"/>
+              <w:left w:w="80" w:type="dxa"/>
+              <w:right w:w="80" w:type="dxa"/>
+            </w:tcMar>
+          </w:tcPr>
+          <w:p>
+            <w:r>
+              <w:rPr>
+                <w:rFonts w:ascii="Calibri" w:hAnsi="Calibri"/>
+                <w:b/>
+                <w:color w:val="0F4C81"/>
+                <w:sz w:val="17"/>
+              </w:rPr>
+              <w:t>Ratio Legis Est Anima Legis</w:t>
+            </w:r>
+          </w:p>
+        </w:tc>
+        <w:tc>
+          <w:tcPr>
+            <w:tcW w:type="dxa" w:w="6048"/>
+            <w:shd w:fill="F7F9FA"/>
+            <w:tcMar>
+              <w:top w:w="70" w:type="dxa"/>
+              <w:bottom w:w="70" w:type="dxa"/>
+              <w:left w:w="90" w:type="dxa"/>
+              <w:right w:w="90" w:type="dxa"/>
+            </w:tcMar>
+          </w:tcPr>
+          <w:p>
+            <w:r>
+              <w:rPr>
+                <w:rFonts w:ascii="Calibri" w:hAnsi="Calibri"/>
+                <w:color w:val="212529"/>
+                <w:sz w:val="17"/>
+              </w:rPr>
+              <w:t>The reason for the law is the life of the law; literal words must yield to the legislative purpose.</w:t>
+            </w:r>
+          </w:p>
+        </w:tc>
+      </w:tr>
+      <w:tr>
+        <w:tc>
+          <w:tcPr>
+            <w:tcW w:type="dxa" w:w="3312"/>
+            <w:shd w:fill="FFFFFF"/>
+            <w:tcMar>
+              <w:top w:w="70" w:type="dxa"/>
+              <w:bottom w:w="70" w:type="dxa"/>
+              <w:left w:w="80" w:type="dxa"/>
+              <w:right w:w="80" w:type="dxa"/>
+            </w:tcMar>
+          </w:tcPr>
+          <w:p>
+            <w:r>
+              <w:rPr>
+                <w:rFonts w:ascii="Calibri" w:hAnsi="Calibri"/>
+                <w:b/>
+                <w:color w:val="0F4C81"/>
+                <w:sz w:val="17"/>
+              </w:rPr>
+              <w:t>Cessante Ratione Legis, Cessat Ipsa Lex</w:t>
+            </w:r>
+          </w:p>
+        </w:tc>
+        <w:tc>
+          <w:tcPr>
+            <w:tcW w:type="dxa" w:w="6048"/>
+            <w:shd w:fill="FFFFFF"/>
+            <w:tcMar>
+              <w:top w:w="70" w:type="dxa"/>
+              <w:bottom w:w="70" w:type="dxa"/>
+              <w:left w:w="90" w:type="dxa"/>
+              <w:right w:w="90" w:type="dxa"/>
+            </w:tcMar>
+          </w:tcPr>
+          <w:p>
+            <w:r>
+              <w:rPr>
+                <w:rFonts w:ascii="Calibri" w:hAnsi="Calibri"/>
+                <w:color w:val="212529"/>
+                <w:sz w:val="17"/>
+              </w:rPr>
+              <w:t>When the reason for the requirement (giving notice) is satisfied by actual knowledge, the literal requirement ceases to apply.</w:t>
+            </w:r>
+          </w:p>
+        </w:tc>
+      </w:tr>
+      <w:tr>
+        <w:tc>
+          <w:tcPr>
+            <w:tcW w:type="dxa" w:w="3312"/>
+            <w:shd w:fill="F7F9FA"/>
+            <w:tcMar>
+              <w:top w:w="70" w:type="dxa"/>
+              <w:bottom w:w="70" w:type="dxa"/>
+              <w:left w:w="80" w:type="dxa"/>
+              <w:right w:w="80" w:type="dxa"/>
+            </w:tcMar>
+          </w:tcPr>
+          <w:p>
+            <w:r>
+              <w:rPr>
+                <w:rFonts w:ascii="Calibri" w:hAnsi="Calibri"/>
+                <w:b/>
+                <w:color w:val="0F4C81"/>
+                <w:sz w:val="17"/>
+              </w:rPr>
+              <w:t>Statute Must Promote Justice</w:t>
+            </w:r>
+          </w:p>
+        </w:tc>
+        <w:tc>
+          <w:tcPr>
+            <w:tcW w:type="dxa" w:w="6048"/>
+            <w:shd w:fill="F7F9FA"/>
+            <w:tcMar>
+              <w:top w:w="70" w:type="dxa"/>
+              <w:bottom w:w="70" w:type="dxa"/>
+              <w:left w:w="90" w:type="dxa"/>
+              <w:right w:w="90" w:type="dxa"/>
+            </w:tcMar>
+          </w:tcPr>
+          <w:p>
+            <w:r>
+              <w:rPr>
+                <w:rFonts w:ascii="Calibri" w:hAnsi="Calibri"/>
+                <w:color w:val="212529"/>
+                <w:sz w:val="17"/>
+              </w:rPr>
+              <w:t>Courts must not allow technical literalism to become an instrument of extortion or bad faith.</w:t>
+            </w:r>
+          </w:p>
+        </w:tc>
+      </w:tr>
+    </w:tbl>
+    <w:p>
+      <w:pPr>
+        <w:spacing w:after="160"/>
       </w:pPr>
     </w:p>
     <w:p>
@@ -4227,7 +6292,7 @@
           <w:color w:val="0F4C81"/>
           <w:sz w:val="21"/>
         </w:rPr>
-        <w:t>VIII. STATUTORY CONSTRUCTION VS. JUDICIAL LEGISLATION ANALYSIS</w:t>
+        <w:t>VIII. APPLICABLE CANONS OF CONSTRUCTION &amp; LEGAL MAXIMS:</w:t>
       </w:r>
     </w:p>
     <w:p>
@@ -4237,15 +6302,279 @@
       <w:r>
         <w:rPr>
           <w:rFonts w:ascii="Calibri" w:hAnsi="Calibri"/>
+          <w:b/>
           <w:color w:val="212529"/>
           <w:sz w:val="20"/>
         </w:rPr>
-        <w:t>The Court strictly adhered to constitutional text and intent, rejecting attempts to expand constitutional representation.</w:t>
-      </w:r>
-    </w:p>
-    <w:p>
-      <w:pPr>
-        <w:spacing w:after="120"/>
+        <w:t xml:space="preserve">Statutory Construction Synthesis &amp; Maxim Application: </w:t>
+      </w:r>
+      <w:r>
+        <w:rPr>
+          <w:rFonts w:ascii="Calibri" w:hAnsi="Calibri"/>
+          <w:color w:val="212529"/>
+          <w:sz w:val="20"/>
+        </w:rPr>
+        <w:t>In resolving the statutory ambiguity under  regarding , the Supreme Court rigorously applied the canon of Verba Legis &amp; Constitutional Deliberations: The word 'a' is a singular indefinite article. The Records of the Constitutional Commission show that the framers intended a 7-member council with a single representative from Congress.. Construction became imperative because Respondents sought to justify having two representatives based on the bicameral structure of Congress. Under the maxim of Verba Legis in Constitutional Construction, the law dictates that Constitutional provisions must be given their plain, grammatical, and ordinary meaning. Under the maxim of Constitutional Debates as Extrinsic Aid, the law dictates that Deliberations of the framers confirm that a 7-member JBC with one congressional vote was designed. Under the maxim of Numerical Balance of Independent Bodies, the law dictates that Maintaining the balance of powers intended by the fundamental law. In summary, The Court construed Article VIII, Section 8(1) of the 1987 Constitution to limit congressional representation in the JBC strictly to ONE individual possessing ONE vote.</w:t>
+      </w:r>
+    </w:p>
+    <w:tbl>
+      <w:tblPr>
+        <w:tblW w:type="auto" w:w="0"/>
+        <w:jc w:val="center"/>
+        <w:tblLook w:firstColumn="1" w:firstRow="1" w:lastColumn="0" w:lastRow="0" w:noHBand="0" w:noVBand="1" w:val="04A0"/>
+        <w:tblBorders>
+          <w:top w:val="single" w:sz="4" w:space="0" w:color="D0D7DE"/>
+          <w:bottom w:val="single" w:sz="4" w:space="0" w:color="D0D7DE"/>
+          <w:insideH w:val="single" w:sz="4" w:space="0" w:color="D0D7DE"/>
+          <w:insideV w:val="none"/>
+          <w:left w:val="none"/>
+          <w:right w:val="none"/>
+        </w:tblBorders>
+      </w:tblPr>
+      <w:tblGrid>
+        <w:gridCol w:w="4680"/>
+        <w:gridCol w:w="4680"/>
+      </w:tblGrid>
+      <w:tr>
+        <w:tc>
+          <w:tcPr>
+            <w:tcW w:type="dxa" w:w="3312"/>
+            <w:shd w:fill="182B49"/>
+            <w:tcMar>
+              <w:top w:w="80" w:type="dxa"/>
+              <w:bottom w:w="80" w:type="dxa"/>
+              <w:left w:w="90" w:type="dxa"/>
+              <w:right w:w="90" w:type="dxa"/>
+            </w:tcMar>
+          </w:tcPr>
+          <w:p>
+            <w:r>
+              <w:rPr>
+                <w:rFonts w:ascii="Calibri" w:hAnsi="Calibri"/>
+                <w:b/>
+                <w:color w:val="FFFFFF"/>
+                <w:sz w:val="18"/>
+              </w:rPr>
+              <w:t>Canon of Construction / Maxim Involved</w:t>
+            </w:r>
+          </w:p>
+        </w:tc>
+        <w:tc>
+          <w:tcPr>
+            <w:tcW w:type="dxa" w:w="6048"/>
+            <w:shd w:fill="182B49"/>
+            <w:tcMar>
+              <w:top w:w="80" w:type="dxa"/>
+              <w:bottom w:w="80" w:type="dxa"/>
+              <w:left w:w="90" w:type="dxa"/>
+              <w:right w:w="90" w:type="dxa"/>
+            </w:tcMar>
+          </w:tcPr>
+          <w:p>
+            <w:r>
+              <w:rPr>
+                <w:rFonts w:ascii="Calibri" w:hAnsi="Calibri"/>
+                <w:b/>
+                <w:color w:val="FFFFFF"/>
+                <w:sz w:val="18"/>
+              </w:rPr>
+              <w:t>Statutory Doctrine &amp; Case Application</w:t>
+            </w:r>
+          </w:p>
+        </w:tc>
+      </w:tr>
+      <w:tr>
+        <w:tc>
+          <w:tcPr>
+            <w:tcW w:type="dxa" w:w="3312"/>
+            <w:shd w:fill="FFFFFF"/>
+            <w:tcMar>
+              <w:top w:w="70" w:type="dxa"/>
+              <w:bottom w:w="70" w:type="dxa"/>
+              <w:left w:w="80" w:type="dxa"/>
+              <w:right w:w="80" w:type="dxa"/>
+            </w:tcMar>
+          </w:tcPr>
+          <w:p>
+            <w:r>
+              <w:rPr>
+                <w:rFonts w:ascii="Calibri" w:hAnsi="Calibri"/>
+                <w:b/>
+                <w:color w:val="0F4C81"/>
+                <w:sz w:val="17"/>
+              </w:rPr>
+              <w:t>Verba Legis &amp; Constitutional Deliberations: The word 'a' is a singular indefinite article. The Records of the Constitutional Commission show that the framers intended a 7-member council with a single representative from Congress.</w:t>
+            </w:r>
+          </w:p>
+        </w:tc>
+        <w:tc>
+          <w:tcPr>
+            <w:tcW w:type="dxa" w:w="6048"/>
+            <w:shd w:fill="FFFFFF"/>
+            <w:tcMar>
+              <w:top w:w="70" w:type="dxa"/>
+              <w:bottom w:w="70" w:type="dxa"/>
+              <w:left w:w="90" w:type="dxa"/>
+              <w:right w:w="90" w:type="dxa"/>
+            </w:tcMar>
+          </w:tcPr>
+          <w:p>
+            <w:r>
+              <w:rPr>
+                <w:rFonts w:ascii="Calibri" w:hAnsi="Calibri"/>
+                <w:color w:val="212529"/>
+                <w:sz w:val="17"/>
+              </w:rPr>
+              <w:t>To preserve the numerical balance and constitutional design of the 7-member JBC.</w:t>
+            </w:r>
+          </w:p>
+        </w:tc>
+      </w:tr>
+      <w:tr>
+        <w:tc>
+          <w:tcPr>
+            <w:tcW w:type="dxa" w:w="3312"/>
+            <w:shd w:fill="F7F9FA"/>
+            <w:tcMar>
+              <w:top w:w="70" w:type="dxa"/>
+              <w:bottom w:w="70" w:type="dxa"/>
+              <w:left w:w="80" w:type="dxa"/>
+              <w:right w:w="80" w:type="dxa"/>
+            </w:tcMar>
+          </w:tcPr>
+          <w:p>
+            <w:r>
+              <w:rPr>
+                <w:rFonts w:ascii="Calibri" w:hAnsi="Calibri"/>
+                <w:b/>
+                <w:color w:val="0F4C81"/>
+                <w:sz w:val="17"/>
+              </w:rPr>
+              <w:t>Verba Legis in Constitutional Construction</w:t>
+            </w:r>
+          </w:p>
+        </w:tc>
+        <w:tc>
+          <w:tcPr>
+            <w:tcW w:type="dxa" w:w="6048"/>
+            <w:shd w:fill="F7F9FA"/>
+            <w:tcMar>
+              <w:top w:w="70" w:type="dxa"/>
+              <w:bottom w:w="70" w:type="dxa"/>
+              <w:left w:w="90" w:type="dxa"/>
+              <w:right w:w="90" w:type="dxa"/>
+            </w:tcMar>
+          </w:tcPr>
+          <w:p>
+            <w:r>
+              <w:rPr>
+                <w:rFonts w:ascii="Calibri" w:hAnsi="Calibri"/>
+                <w:color w:val="212529"/>
+                <w:sz w:val="17"/>
+              </w:rPr>
+              <w:t>Constitutional provisions must be given their plain, grammatical, and ordinary meaning.</w:t>
+            </w:r>
+          </w:p>
+        </w:tc>
+      </w:tr>
+      <w:tr>
+        <w:tc>
+          <w:tcPr>
+            <w:tcW w:type="dxa" w:w="3312"/>
+            <w:shd w:fill="FFFFFF"/>
+            <w:tcMar>
+              <w:top w:w="70" w:type="dxa"/>
+              <w:bottom w:w="70" w:type="dxa"/>
+              <w:left w:w="80" w:type="dxa"/>
+              <w:right w:w="80" w:type="dxa"/>
+            </w:tcMar>
+          </w:tcPr>
+          <w:p>
+            <w:r>
+              <w:rPr>
+                <w:rFonts w:ascii="Calibri" w:hAnsi="Calibri"/>
+                <w:b/>
+                <w:color w:val="0F4C81"/>
+                <w:sz w:val="17"/>
+              </w:rPr>
+              <w:t>Constitutional Debates as Extrinsic Aid</w:t>
+            </w:r>
+          </w:p>
+        </w:tc>
+        <w:tc>
+          <w:tcPr>
+            <w:tcW w:type="dxa" w:w="6048"/>
+            <w:shd w:fill="FFFFFF"/>
+            <w:tcMar>
+              <w:top w:w="70" w:type="dxa"/>
+              <w:bottom w:w="70" w:type="dxa"/>
+              <w:left w:w="90" w:type="dxa"/>
+              <w:right w:w="90" w:type="dxa"/>
+            </w:tcMar>
+          </w:tcPr>
+          <w:p>
+            <w:r>
+              <w:rPr>
+                <w:rFonts w:ascii="Calibri" w:hAnsi="Calibri"/>
+                <w:color w:val="212529"/>
+                <w:sz w:val="17"/>
+              </w:rPr>
+              <w:t>Deliberations of the framers confirm that a 7-member JBC with one congressional vote was designed.</w:t>
+            </w:r>
+          </w:p>
+        </w:tc>
+      </w:tr>
+      <w:tr>
+        <w:tc>
+          <w:tcPr>
+            <w:tcW w:type="dxa" w:w="3312"/>
+            <w:shd w:fill="F7F9FA"/>
+            <w:tcMar>
+              <w:top w:w="70" w:type="dxa"/>
+              <w:bottom w:w="70" w:type="dxa"/>
+              <w:left w:w="80" w:type="dxa"/>
+              <w:right w:w="80" w:type="dxa"/>
+            </w:tcMar>
+          </w:tcPr>
+          <w:p>
+            <w:r>
+              <w:rPr>
+                <w:rFonts w:ascii="Calibri" w:hAnsi="Calibri"/>
+                <w:b/>
+                <w:color w:val="0F4C81"/>
+                <w:sz w:val="17"/>
+              </w:rPr>
+              <w:t>Numerical Balance of Independent Bodies</w:t>
+            </w:r>
+          </w:p>
+        </w:tc>
+        <w:tc>
+          <w:tcPr>
+            <w:tcW w:type="dxa" w:w="6048"/>
+            <w:shd w:fill="F7F9FA"/>
+            <w:tcMar>
+              <w:top w:w="70" w:type="dxa"/>
+              <w:bottom w:w="70" w:type="dxa"/>
+              <w:left w:w="90" w:type="dxa"/>
+              <w:right w:w="90" w:type="dxa"/>
+            </w:tcMar>
+          </w:tcPr>
+          <w:p>
+            <w:r>
+              <w:rPr>
+                <w:rFonts w:ascii="Calibri" w:hAnsi="Calibri"/>
+                <w:color w:val="212529"/>
+                <w:sz w:val="17"/>
+              </w:rPr>
+              <w:t>Maintaining the balance of powers intended by the fundamental law.</w:t>
+            </w:r>
+          </w:p>
+        </w:tc>
+      </w:tr>
+    </w:tbl>
+    <w:p>
+      <w:pPr>
+        <w:spacing w:after="160"/>
       </w:pPr>
     </w:p>
     <w:p>
@@ -4702,7 +7031,7 @@
           <w:color w:val="0F4C81"/>
           <w:sz w:val="21"/>
         </w:rPr>
-        <w:t>VIII. STATUTORY CONSTRUCTION VS. JUDICIAL LEGISLATION ANALYSIS</w:t>
+        <w:t>VIII. APPLICABLE CANONS OF CONSTRUCTION &amp; LEGAL MAXIMS:</w:t>
       </w:r>
     </w:p>
     <w:p>
@@ -4712,15 +7041,279 @@
       <w:r>
         <w:rPr>
           <w:rFonts w:ascii="Calibri" w:hAnsi="Calibri"/>
+          <w:b/>
           <w:color w:val="212529"/>
           <w:sz w:val="20"/>
         </w:rPr>
-        <w:t>The Court properly applied the rule of strict construction, refusing to create new criminal liability.</w:t>
-      </w:r>
-    </w:p>
-    <w:p>
-      <w:pPr>
-        <w:spacing w:after="120"/>
+        <w:t xml:space="preserve">Statutory Construction Synthesis &amp; Maxim Application: </w:t>
+      </w:r>
+      <w:r>
+        <w:rPr>
+          <w:rFonts w:ascii="Calibri" w:hAnsi="Calibri"/>
+          <w:color w:val="212529"/>
+          <w:sz w:val="20"/>
+        </w:rPr>
+        <w:t>In resolving the statutory ambiguity under  regarding , the Supreme Court rigorously applied the canon of Strict Construction of Penal Statutes (In Dubio Pro Reo) &amp; Noscitur a Sociis: Penal laws cannot be extended by construction to include acts not clearly covered by the statutory language.. Construction became imperative because The statutory text of PD 1564 used the terms 'charitable' and 'public welfare' without expressly including or excluding religious solicitations. Under the maxim of Strict Construction of Penal Laws, the law dictates that Penal laws are strictly construed against the State and liberally in favor of the accused. Under the maxim of Noscitur a Sociis, the law dictates that The term 'charitable' in PD 1564 is associated with civic welfare, not ecclesiastical or religious activities. Under the maxim of Harmonization with Religious Freedom, the law dictates that Statutes should not be construed in a manner that creates constitutional doubts regarding religious freedom. In summary, The Court construed PD 1564 to apply exclusively to secular charitable and public welfare solicitations, excluding religious solicitations from permit requirements.</w:t>
+      </w:r>
+    </w:p>
+    <w:tbl>
+      <w:tblPr>
+        <w:tblW w:type="auto" w:w="0"/>
+        <w:jc w:val="center"/>
+        <w:tblLook w:firstColumn="1" w:firstRow="1" w:lastColumn="0" w:lastRow="0" w:noHBand="0" w:noVBand="1" w:val="04A0"/>
+        <w:tblBorders>
+          <w:top w:val="single" w:sz="4" w:space="0" w:color="D0D7DE"/>
+          <w:bottom w:val="single" w:sz="4" w:space="0" w:color="D0D7DE"/>
+          <w:insideH w:val="single" w:sz="4" w:space="0" w:color="D0D7DE"/>
+          <w:insideV w:val="none"/>
+          <w:left w:val="none"/>
+          <w:right w:val="none"/>
+        </w:tblBorders>
+      </w:tblPr>
+      <w:tblGrid>
+        <w:gridCol w:w="4680"/>
+        <w:gridCol w:w="4680"/>
+      </w:tblGrid>
+      <w:tr>
+        <w:tc>
+          <w:tcPr>
+            <w:tcW w:type="dxa" w:w="3312"/>
+            <w:shd w:fill="182B49"/>
+            <w:tcMar>
+              <w:top w:w="80" w:type="dxa"/>
+              <w:bottom w:w="80" w:type="dxa"/>
+              <w:left w:w="90" w:type="dxa"/>
+              <w:right w:w="90" w:type="dxa"/>
+            </w:tcMar>
+          </w:tcPr>
+          <w:p>
+            <w:r>
+              <w:rPr>
+                <w:rFonts w:ascii="Calibri" w:hAnsi="Calibri"/>
+                <w:b/>
+                <w:color w:val="FFFFFF"/>
+                <w:sz w:val="18"/>
+              </w:rPr>
+              <w:t>Canon of Construction / Maxim Involved</w:t>
+            </w:r>
+          </w:p>
+        </w:tc>
+        <w:tc>
+          <w:tcPr>
+            <w:tcW w:type="dxa" w:w="6048"/>
+            <w:shd w:fill="182B49"/>
+            <w:tcMar>
+              <w:top w:w="80" w:type="dxa"/>
+              <w:bottom w:w="80" w:type="dxa"/>
+              <w:left w:w="90" w:type="dxa"/>
+              <w:right w:w="90" w:type="dxa"/>
+            </w:tcMar>
+          </w:tcPr>
+          <w:p>
+            <w:r>
+              <w:rPr>
+                <w:rFonts w:ascii="Calibri" w:hAnsi="Calibri"/>
+                <w:b/>
+                <w:color w:val="FFFFFF"/>
+                <w:sz w:val="18"/>
+              </w:rPr>
+              <w:t>Statutory Doctrine &amp; Case Application</w:t>
+            </w:r>
+          </w:p>
+        </w:tc>
+      </w:tr>
+      <w:tr>
+        <w:tc>
+          <w:tcPr>
+            <w:tcW w:type="dxa" w:w="3312"/>
+            <w:shd w:fill="FFFFFF"/>
+            <w:tcMar>
+              <w:top w:w="70" w:type="dxa"/>
+              <w:bottom w:w="70" w:type="dxa"/>
+              <w:left w:w="80" w:type="dxa"/>
+              <w:right w:w="80" w:type="dxa"/>
+            </w:tcMar>
+          </w:tcPr>
+          <w:p>
+            <w:r>
+              <w:rPr>
+                <w:rFonts w:ascii="Calibri" w:hAnsi="Calibri"/>
+                <w:b/>
+                <w:color w:val="0F4C81"/>
+                <w:sz w:val="17"/>
+              </w:rPr>
+              <w:t>Strict Construction of Penal Statutes (In Dubio Pro Reo) &amp; Noscitur a Sociis: Penal laws cannot be extended by construction to include acts not clearly covered by the statutory language.</w:t>
+            </w:r>
+          </w:p>
+        </w:tc>
+        <w:tc>
+          <w:tcPr>
+            <w:tcW w:type="dxa" w:w="6048"/>
+            <w:shd w:fill="FFFFFF"/>
+            <w:tcMar>
+              <w:top w:w="70" w:type="dxa"/>
+              <w:bottom w:w="70" w:type="dxa"/>
+              <w:left w:w="90" w:type="dxa"/>
+              <w:right w:w="90" w:type="dxa"/>
+            </w:tcMar>
+          </w:tcPr>
+          <w:p>
+            <w:r>
+              <w:rPr>
+                <w:rFonts w:ascii="Calibri" w:hAnsi="Calibri"/>
+                <w:color w:val="212529"/>
+                <w:sz w:val="17"/>
+              </w:rPr>
+              <w:t>To prevent unauthorized expansion of penal liability and protect freedom of religious exercise.</w:t>
+            </w:r>
+          </w:p>
+        </w:tc>
+      </w:tr>
+      <w:tr>
+        <w:tc>
+          <w:tcPr>
+            <w:tcW w:type="dxa" w:w="3312"/>
+            <w:shd w:fill="F7F9FA"/>
+            <w:tcMar>
+              <w:top w:w="70" w:type="dxa"/>
+              <w:bottom w:w="70" w:type="dxa"/>
+              <w:left w:w="80" w:type="dxa"/>
+              <w:right w:w="80" w:type="dxa"/>
+            </w:tcMar>
+          </w:tcPr>
+          <w:p>
+            <w:r>
+              <w:rPr>
+                <w:rFonts w:ascii="Calibri" w:hAnsi="Calibri"/>
+                <w:b/>
+                <w:color w:val="0F4C81"/>
+                <w:sz w:val="17"/>
+              </w:rPr>
+              <w:t>Strict Construction of Penal Laws</w:t>
+            </w:r>
+          </w:p>
+        </w:tc>
+        <w:tc>
+          <w:tcPr>
+            <w:tcW w:type="dxa" w:w="6048"/>
+            <w:shd w:fill="F7F9FA"/>
+            <w:tcMar>
+              <w:top w:w="70" w:type="dxa"/>
+              <w:bottom w:w="70" w:type="dxa"/>
+              <w:left w:w="90" w:type="dxa"/>
+              <w:right w:w="90" w:type="dxa"/>
+            </w:tcMar>
+          </w:tcPr>
+          <w:p>
+            <w:r>
+              <w:rPr>
+                <w:rFonts w:ascii="Calibri" w:hAnsi="Calibri"/>
+                <w:color w:val="212529"/>
+                <w:sz w:val="17"/>
+              </w:rPr>
+              <w:t>Penal laws are strictly construed against the State and liberally in favor of the accused.</w:t>
+            </w:r>
+          </w:p>
+        </w:tc>
+      </w:tr>
+      <w:tr>
+        <w:tc>
+          <w:tcPr>
+            <w:tcW w:type="dxa" w:w="3312"/>
+            <w:shd w:fill="FFFFFF"/>
+            <w:tcMar>
+              <w:top w:w="70" w:type="dxa"/>
+              <w:bottom w:w="70" w:type="dxa"/>
+              <w:left w:w="80" w:type="dxa"/>
+              <w:right w:w="80" w:type="dxa"/>
+            </w:tcMar>
+          </w:tcPr>
+          <w:p>
+            <w:r>
+              <w:rPr>
+                <w:rFonts w:ascii="Calibri" w:hAnsi="Calibri"/>
+                <w:b/>
+                <w:color w:val="0F4C81"/>
+                <w:sz w:val="17"/>
+              </w:rPr>
+              <w:t>Noscitur a Sociis</w:t>
+            </w:r>
+          </w:p>
+        </w:tc>
+        <w:tc>
+          <w:tcPr>
+            <w:tcW w:type="dxa" w:w="6048"/>
+            <w:shd w:fill="FFFFFF"/>
+            <w:tcMar>
+              <w:top w:w="70" w:type="dxa"/>
+              <w:bottom w:w="70" w:type="dxa"/>
+              <w:left w:w="90" w:type="dxa"/>
+              <w:right w:w="90" w:type="dxa"/>
+            </w:tcMar>
+          </w:tcPr>
+          <w:p>
+            <w:r>
+              <w:rPr>
+                <w:rFonts w:ascii="Calibri" w:hAnsi="Calibri"/>
+                <w:color w:val="212529"/>
+                <w:sz w:val="17"/>
+              </w:rPr>
+              <w:t>The term 'charitable' in PD 1564 is associated with civic welfare, not ecclesiastical or religious activities.</w:t>
+            </w:r>
+          </w:p>
+        </w:tc>
+      </w:tr>
+      <w:tr>
+        <w:tc>
+          <w:tcPr>
+            <w:tcW w:type="dxa" w:w="3312"/>
+            <w:shd w:fill="F7F9FA"/>
+            <w:tcMar>
+              <w:top w:w="70" w:type="dxa"/>
+              <w:bottom w:w="70" w:type="dxa"/>
+              <w:left w:w="80" w:type="dxa"/>
+              <w:right w:w="80" w:type="dxa"/>
+            </w:tcMar>
+          </w:tcPr>
+          <w:p>
+            <w:r>
+              <w:rPr>
+                <w:rFonts w:ascii="Calibri" w:hAnsi="Calibri"/>
+                <w:b/>
+                <w:color w:val="0F4C81"/>
+                <w:sz w:val="17"/>
+              </w:rPr>
+              <w:t>Harmonization with Religious Freedom</w:t>
+            </w:r>
+          </w:p>
+        </w:tc>
+        <w:tc>
+          <w:tcPr>
+            <w:tcW w:type="dxa" w:w="6048"/>
+            <w:shd w:fill="F7F9FA"/>
+            <w:tcMar>
+              <w:top w:w="70" w:type="dxa"/>
+              <w:bottom w:w="70" w:type="dxa"/>
+              <w:left w:w="90" w:type="dxa"/>
+              <w:right w:w="90" w:type="dxa"/>
+            </w:tcMar>
+          </w:tcPr>
+          <w:p>
+            <w:r>
+              <w:rPr>
+                <w:rFonts w:ascii="Calibri" w:hAnsi="Calibri"/>
+                <w:color w:val="212529"/>
+                <w:sz w:val="17"/>
+              </w:rPr>
+              <w:t>Statutes should not be construed in a manner that creates constitutional doubts regarding religious freedom.</w:t>
+            </w:r>
+          </w:p>
+        </w:tc>
+      </w:tr>
+    </w:tbl>
+    <w:p>
+      <w:pPr>
+        <w:spacing w:after="160"/>
       </w:pPr>
     </w:p>
     <w:p>
@@ -5179,7 +7772,7 @@
           <w:color w:val="0F4C81"/>
           <w:sz w:val="21"/>
         </w:rPr>
-        <w:t>VIII. STATUTORY CONSTRUCTION VS. JUDICIAL LEGISLATION ANALYSIS</w:t>
+        <w:t>VIII. APPLICABLE CANONS OF CONSTRUCTION &amp; LEGAL MAXIMS:</w:t>
       </w:r>
     </w:p>
     <w:p>
@@ -5189,15 +7782,279 @@
       <w:r>
         <w:rPr>
           <w:rFonts w:ascii="Calibri" w:hAnsi="Calibri"/>
+          <w:b/>
           <w:color w:val="212529"/>
           <w:sz w:val="20"/>
         </w:rPr>
-        <w:t>The Court properly applied the clear text and legislative intent, refusing to create a judicial loophole.</w:t>
-      </w:r>
-    </w:p>
-    <w:p>
-      <w:pPr>
-        <w:spacing w:after="120"/>
+        <w:t xml:space="preserve">Statutory Construction Synthesis &amp; Maxim Application: </w:t>
+      </w:r>
+      <w:r>
+        <w:rPr>
+          <w:rFonts w:ascii="Calibri" w:hAnsi="Calibri"/>
+          <w:color w:val="212529"/>
+          <w:sz w:val="20"/>
+        </w:rPr>
+        <w:t>In resolving the statutory ambiguity under III. Basic Guidelines in Construction — Considerations within the Statute regarding Section 1 of Republic Act No. 4200 (Anti-Wiretapping Act), the Supreme Court rigorously applied the canon of Ubi Lex Non Distinguit, Nec Nos Distinguere Debemus (Where the law does not distinguish, we should not distinguish) &amp; Verba Legis.. Construction became imperative because Petitioner sought to insert an unwritten qualification that 'any other person' excludes participants in the conversation. Under the maxim of Ubi Lex Non Distinguit, the law dictates that Where the statutory text uses universal terms without distinction, courts cannot create distinctions. Under the maxim of Congressional Deliberations as Extrinsic Aid, the law dictates that Floor debates of the bill's sponsor confirmed the comprehensive coverage of the prohibition. Under the maxim of Constitutional Privacy Protection, the law dictates that Statute interpreted to afford maximum protection to the right to privacy in private communications. In summary, The Court construed Section 1 of R.A. 4200 to prohibit any person, including a participant in a private conversation, from secretly recording such communication without the consent of all parties.</w:t>
+      </w:r>
+    </w:p>
+    <w:tbl>
+      <w:tblPr>
+        <w:tblW w:type="auto" w:w="0"/>
+        <w:jc w:val="center"/>
+        <w:tblLook w:firstColumn="1" w:firstRow="1" w:lastColumn="0" w:lastRow="0" w:noHBand="0" w:noVBand="1" w:val="04A0"/>
+        <w:tblBorders>
+          <w:top w:val="single" w:sz="4" w:space="0" w:color="D0D7DE"/>
+          <w:bottom w:val="single" w:sz="4" w:space="0" w:color="D0D7DE"/>
+          <w:insideH w:val="single" w:sz="4" w:space="0" w:color="D0D7DE"/>
+          <w:insideV w:val="none"/>
+          <w:left w:val="none"/>
+          <w:right w:val="none"/>
+        </w:tblBorders>
+      </w:tblPr>
+      <w:tblGrid>
+        <w:gridCol w:w="4680"/>
+        <w:gridCol w:w="4680"/>
+      </w:tblGrid>
+      <w:tr>
+        <w:tc>
+          <w:tcPr>
+            <w:tcW w:type="dxa" w:w="3312"/>
+            <w:shd w:fill="182B49"/>
+            <w:tcMar>
+              <w:top w:w="80" w:type="dxa"/>
+              <w:bottom w:w="80" w:type="dxa"/>
+              <w:left w:w="90" w:type="dxa"/>
+              <w:right w:w="90" w:type="dxa"/>
+            </w:tcMar>
+          </w:tcPr>
+          <w:p>
+            <w:r>
+              <w:rPr>
+                <w:rFonts w:ascii="Calibri" w:hAnsi="Calibri"/>
+                <w:b/>
+                <w:color w:val="FFFFFF"/>
+                <w:sz w:val="18"/>
+              </w:rPr>
+              <w:t>Canon of Construction / Maxim Involved</w:t>
+            </w:r>
+          </w:p>
+        </w:tc>
+        <w:tc>
+          <w:tcPr>
+            <w:tcW w:type="dxa" w:w="6048"/>
+            <w:shd w:fill="182B49"/>
+            <w:tcMar>
+              <w:top w:w="80" w:type="dxa"/>
+              <w:bottom w:w="80" w:type="dxa"/>
+              <w:left w:w="90" w:type="dxa"/>
+              <w:right w:w="90" w:type="dxa"/>
+            </w:tcMar>
+          </w:tcPr>
+          <w:p>
+            <w:r>
+              <w:rPr>
+                <w:rFonts w:ascii="Calibri" w:hAnsi="Calibri"/>
+                <w:b/>
+                <w:color w:val="FFFFFF"/>
+                <w:sz w:val="18"/>
+              </w:rPr>
+              <w:t>Statutory Doctrine &amp; Case Application</w:t>
+            </w:r>
+          </w:p>
+        </w:tc>
+      </w:tr>
+      <w:tr>
+        <w:tc>
+          <w:tcPr>
+            <w:tcW w:type="dxa" w:w="3312"/>
+            <w:shd w:fill="FFFFFF"/>
+            <w:tcMar>
+              <w:top w:w="70" w:type="dxa"/>
+              <w:bottom w:w="70" w:type="dxa"/>
+              <w:left w:w="80" w:type="dxa"/>
+              <w:right w:w="80" w:type="dxa"/>
+            </w:tcMar>
+          </w:tcPr>
+          <w:p>
+            <w:r>
+              <w:rPr>
+                <w:rFonts w:ascii="Calibri" w:hAnsi="Calibri"/>
+                <w:b/>
+                <w:color w:val="0F4C81"/>
+                <w:sz w:val="17"/>
+              </w:rPr>
+              <w:t>Ubi Lex Non Distinguit, Nec Nos Distinguere Debemus (Where the law does not distinguish, we should not distinguish) &amp; Verba Legis.</w:t>
+            </w:r>
+          </w:p>
+        </w:tc>
+        <w:tc>
+          <w:tcPr>
+            <w:tcW w:type="dxa" w:w="6048"/>
+            <w:shd w:fill="FFFFFF"/>
+            <w:tcMar>
+              <w:top w:w="70" w:type="dxa"/>
+              <w:bottom w:w="70" w:type="dxa"/>
+              <w:left w:w="90" w:type="dxa"/>
+              <w:right w:w="90" w:type="dxa"/>
+            </w:tcMar>
+          </w:tcPr>
+          <w:p>
+            <w:r>
+              <w:rPr>
+                <w:rFonts w:ascii="Calibri" w:hAnsi="Calibri"/>
+                <w:color w:val="212529"/>
+                <w:sz w:val="17"/>
+              </w:rPr>
+              <w:t>To protect constitutional privacy of communication (Article III, Section 3, 1987 Constitution).</w:t>
+            </w:r>
+          </w:p>
+        </w:tc>
+      </w:tr>
+      <w:tr>
+        <w:tc>
+          <w:tcPr>
+            <w:tcW w:type="dxa" w:w="3312"/>
+            <w:shd w:fill="F7F9FA"/>
+            <w:tcMar>
+              <w:top w:w="70" w:type="dxa"/>
+              <w:bottom w:w="70" w:type="dxa"/>
+              <w:left w:w="80" w:type="dxa"/>
+              <w:right w:w="80" w:type="dxa"/>
+            </w:tcMar>
+          </w:tcPr>
+          <w:p>
+            <w:r>
+              <w:rPr>
+                <w:rFonts w:ascii="Calibri" w:hAnsi="Calibri"/>
+                <w:b/>
+                <w:color w:val="0F4C81"/>
+                <w:sz w:val="17"/>
+              </w:rPr>
+              <w:t>Ubi Lex Non Distinguit</w:t>
+            </w:r>
+          </w:p>
+        </w:tc>
+        <w:tc>
+          <w:tcPr>
+            <w:tcW w:type="dxa" w:w="6048"/>
+            <w:shd w:fill="F7F9FA"/>
+            <w:tcMar>
+              <w:top w:w="70" w:type="dxa"/>
+              <w:bottom w:w="70" w:type="dxa"/>
+              <w:left w:w="90" w:type="dxa"/>
+              <w:right w:w="90" w:type="dxa"/>
+            </w:tcMar>
+          </w:tcPr>
+          <w:p>
+            <w:r>
+              <w:rPr>
+                <w:rFonts w:ascii="Calibri" w:hAnsi="Calibri"/>
+                <w:color w:val="212529"/>
+                <w:sz w:val="17"/>
+              </w:rPr>
+              <w:t>Where the statutory text uses universal terms without distinction, courts cannot create distinctions.</w:t>
+            </w:r>
+          </w:p>
+        </w:tc>
+      </w:tr>
+      <w:tr>
+        <w:tc>
+          <w:tcPr>
+            <w:tcW w:type="dxa" w:w="3312"/>
+            <w:shd w:fill="FFFFFF"/>
+            <w:tcMar>
+              <w:top w:w="70" w:type="dxa"/>
+              <w:bottom w:w="70" w:type="dxa"/>
+              <w:left w:w="80" w:type="dxa"/>
+              <w:right w:w="80" w:type="dxa"/>
+            </w:tcMar>
+          </w:tcPr>
+          <w:p>
+            <w:r>
+              <w:rPr>
+                <w:rFonts w:ascii="Calibri" w:hAnsi="Calibri"/>
+                <w:b/>
+                <w:color w:val="0F4C81"/>
+                <w:sz w:val="17"/>
+              </w:rPr>
+              <w:t>Congressional Deliberations as Extrinsic Aid</w:t>
+            </w:r>
+          </w:p>
+        </w:tc>
+        <w:tc>
+          <w:tcPr>
+            <w:tcW w:type="dxa" w:w="6048"/>
+            <w:shd w:fill="FFFFFF"/>
+            <w:tcMar>
+              <w:top w:w="70" w:type="dxa"/>
+              <w:bottom w:w="70" w:type="dxa"/>
+              <w:left w:w="90" w:type="dxa"/>
+              <w:right w:w="90" w:type="dxa"/>
+            </w:tcMar>
+          </w:tcPr>
+          <w:p>
+            <w:r>
+              <w:rPr>
+                <w:rFonts w:ascii="Calibri" w:hAnsi="Calibri"/>
+                <w:color w:val="212529"/>
+                <w:sz w:val="17"/>
+              </w:rPr>
+              <w:t>Floor debates of the bill's sponsor confirmed the comprehensive coverage of the prohibition.</w:t>
+            </w:r>
+          </w:p>
+        </w:tc>
+      </w:tr>
+      <w:tr>
+        <w:tc>
+          <w:tcPr>
+            <w:tcW w:type="dxa" w:w="3312"/>
+            <w:shd w:fill="F7F9FA"/>
+            <w:tcMar>
+              <w:top w:w="70" w:type="dxa"/>
+              <w:bottom w:w="70" w:type="dxa"/>
+              <w:left w:w="80" w:type="dxa"/>
+              <w:right w:w="80" w:type="dxa"/>
+            </w:tcMar>
+          </w:tcPr>
+          <w:p>
+            <w:r>
+              <w:rPr>
+                <w:rFonts w:ascii="Calibri" w:hAnsi="Calibri"/>
+                <w:b/>
+                <w:color w:val="0F4C81"/>
+                <w:sz w:val="17"/>
+              </w:rPr>
+              <w:t>Constitutional Privacy Protection</w:t>
+            </w:r>
+          </w:p>
+        </w:tc>
+        <w:tc>
+          <w:tcPr>
+            <w:tcW w:type="dxa" w:w="6048"/>
+            <w:shd w:fill="F7F9FA"/>
+            <w:tcMar>
+              <w:top w:w="70" w:type="dxa"/>
+              <w:bottom w:w="70" w:type="dxa"/>
+              <w:left w:w="90" w:type="dxa"/>
+              <w:right w:w="90" w:type="dxa"/>
+            </w:tcMar>
+          </w:tcPr>
+          <w:p>
+            <w:r>
+              <w:rPr>
+                <w:rFonts w:ascii="Calibri" w:hAnsi="Calibri"/>
+                <w:color w:val="212529"/>
+                <w:sz w:val="17"/>
+              </w:rPr>
+              <w:t>Statute interpreted to afford maximum protection to the right to privacy in private communications.</w:t>
+            </w:r>
+          </w:p>
+        </w:tc>
+      </w:tr>
+    </w:tbl>
+    <w:p>
+      <w:pPr>
+        <w:spacing w:after="160"/>
       </w:pPr>
     </w:p>
     <w:p>
@@ -5656,7 +8513,7 @@
           <w:color w:val="0F4C81"/>
           <w:sz w:val="21"/>
         </w:rPr>
-        <w:t>VIII. STATUTORY CONSTRUCTION VS. JUDICIAL LEGISLATION ANALYSIS</w:t>
+        <w:t>VIII. APPLICABLE CANONS OF CONSTRUCTION &amp; LEGAL MAXIMS:</w:t>
       </w:r>
     </w:p>
     <w:p>
@@ -5666,15 +8523,279 @@
       <w:r>
         <w:rPr>
           <w:rFonts w:ascii="Calibri" w:hAnsi="Calibri"/>
+          <w:b/>
           <w:color w:val="212529"/>
           <w:sz w:val="20"/>
         </w:rPr>
-        <w:t>The Court properly applied the canon of Ejusdem Generis, preventing local governments from exceeding statutory taxing bounds.</w:t>
-      </w:r>
-    </w:p>
-    <w:p>
-      <w:pPr>
-        <w:spacing w:after="120"/>
+        <w:t xml:space="preserve">Statutory Construction Synthesis &amp; Maxim Application: </w:t>
+      </w:r>
+      <w:r>
+        <w:rPr>
+          <w:rFonts w:ascii="Calibri" w:hAnsi="Calibri"/>
+          <w:color w:val="212529"/>
+          <w:sz w:val="20"/>
+        </w:rPr>
+        <w:t>In resolving the statutory ambiguity under III. Basic Guidelines in Construction — Considerations within the Statute regarding Section 140 in relation to Section 131(b) of Republic Act No. 7160 (Local Government Code of 1991), the Supreme Court rigorously applied the canon of Ejusdem Generis: Where general words follow an enumeration of specific items, the general words are construed to embrace only objects similar in nature to those specifically enumerated (i.e., performance/show venues).. Construction became imperative because The statutory phrase 'other places of amusement' is a general term following an enumeration of specific venues. Under the maxim of Ejusdem Generis, the law dictates that The general phrase 'other places of amusement' is restricted by the specific class: theaters, cinemas, and concert halls. Under the maxim of Strict Construction of Tax Statutes, the law dictates that Local government units cannot extend tax coverage beyond the clear, explicit statutory authorization. Under the maxim of Statute Read as a Whole, the law dictates that Reconciling Section 140 with the general definitions in Section 131 of the Local Government Code. In summary, The Court construed Section 140 of R.A. 7160 to limit provincial amusement taxes exclusively to venues featuring theatrical, musical, or athletic spectacles, thereby excluding recreational resorts and swimming pools.</w:t>
+      </w:r>
+    </w:p>
+    <w:tbl>
+      <w:tblPr>
+        <w:tblW w:type="auto" w:w="0"/>
+        <w:jc w:val="center"/>
+        <w:tblLook w:firstColumn="1" w:firstRow="1" w:lastColumn="0" w:lastRow="0" w:noHBand="0" w:noVBand="1" w:val="04A0"/>
+        <w:tblBorders>
+          <w:top w:val="single" w:sz="4" w:space="0" w:color="D0D7DE"/>
+          <w:bottom w:val="single" w:sz="4" w:space="0" w:color="D0D7DE"/>
+          <w:insideH w:val="single" w:sz="4" w:space="0" w:color="D0D7DE"/>
+          <w:insideV w:val="none"/>
+          <w:left w:val="none"/>
+          <w:right w:val="none"/>
+        </w:tblBorders>
+      </w:tblPr>
+      <w:tblGrid>
+        <w:gridCol w:w="4680"/>
+        <w:gridCol w:w="4680"/>
+      </w:tblGrid>
+      <w:tr>
+        <w:tc>
+          <w:tcPr>
+            <w:tcW w:type="dxa" w:w="3312"/>
+            <w:shd w:fill="182B49"/>
+            <w:tcMar>
+              <w:top w:w="80" w:type="dxa"/>
+              <w:bottom w:w="80" w:type="dxa"/>
+              <w:left w:w="90" w:type="dxa"/>
+              <w:right w:w="90" w:type="dxa"/>
+            </w:tcMar>
+          </w:tcPr>
+          <w:p>
+            <w:r>
+              <w:rPr>
+                <w:rFonts w:ascii="Calibri" w:hAnsi="Calibri"/>
+                <w:b/>
+                <w:color w:val="FFFFFF"/>
+                <w:sz w:val="18"/>
+              </w:rPr>
+              <w:t>Canon of Construction / Maxim Involved</w:t>
+            </w:r>
+          </w:p>
+        </w:tc>
+        <w:tc>
+          <w:tcPr>
+            <w:tcW w:type="dxa" w:w="6048"/>
+            <w:shd w:fill="182B49"/>
+            <w:tcMar>
+              <w:top w:w="80" w:type="dxa"/>
+              <w:bottom w:w="80" w:type="dxa"/>
+              <w:left w:w="90" w:type="dxa"/>
+              <w:right w:w="90" w:type="dxa"/>
+            </w:tcMar>
+          </w:tcPr>
+          <w:p>
+            <w:r>
+              <w:rPr>
+                <w:rFonts w:ascii="Calibri" w:hAnsi="Calibri"/>
+                <w:b/>
+                <w:color w:val="FFFFFF"/>
+                <w:sz w:val="18"/>
+              </w:rPr>
+              <w:t>Statutory Doctrine &amp; Case Application</w:t>
+            </w:r>
+          </w:p>
+        </w:tc>
+      </w:tr>
+      <w:tr>
+        <w:tc>
+          <w:tcPr>
+            <w:tcW w:type="dxa" w:w="3312"/>
+            <w:shd w:fill="FFFFFF"/>
+            <w:tcMar>
+              <w:top w:w="70" w:type="dxa"/>
+              <w:bottom w:w="70" w:type="dxa"/>
+              <w:left w:w="80" w:type="dxa"/>
+              <w:right w:w="80" w:type="dxa"/>
+            </w:tcMar>
+          </w:tcPr>
+          <w:p>
+            <w:r>
+              <w:rPr>
+                <w:rFonts w:ascii="Calibri" w:hAnsi="Calibri"/>
+                <w:b/>
+                <w:color w:val="0F4C81"/>
+                <w:sz w:val="17"/>
+              </w:rPr>
+              <w:t>Ejusdem Generis: Where general words follow an enumeration of specific items, the general words are construed to embrace only objects similar in nature to those specifically enumerated (i.e., performance/show venues).</w:t>
+            </w:r>
+          </w:p>
+        </w:tc>
+        <w:tc>
+          <w:tcPr>
+            <w:tcW w:type="dxa" w:w="6048"/>
+            <w:shd w:fill="FFFFFF"/>
+            <w:tcMar>
+              <w:top w:w="70" w:type="dxa"/>
+              <w:bottom w:w="70" w:type="dxa"/>
+              <w:left w:w="90" w:type="dxa"/>
+              <w:right w:w="90" w:type="dxa"/>
+            </w:tcMar>
+          </w:tcPr>
+          <w:p>
+            <w:r>
+              <w:rPr>
+                <w:rFonts w:ascii="Calibri" w:hAnsi="Calibri"/>
+                <w:color w:val="212529"/>
+                <w:sz w:val="17"/>
+              </w:rPr>
+              <w:t>To adhere to the principle of strict construction of tax-imposing statutes against the taxing authority.</w:t>
+            </w:r>
+          </w:p>
+        </w:tc>
+      </w:tr>
+      <w:tr>
+        <w:tc>
+          <w:tcPr>
+            <w:tcW w:type="dxa" w:w="3312"/>
+            <w:shd w:fill="F7F9FA"/>
+            <w:tcMar>
+              <w:top w:w="70" w:type="dxa"/>
+              <w:bottom w:w="70" w:type="dxa"/>
+              <w:left w:w="80" w:type="dxa"/>
+              <w:right w:w="80" w:type="dxa"/>
+            </w:tcMar>
+          </w:tcPr>
+          <w:p>
+            <w:r>
+              <w:rPr>
+                <w:rFonts w:ascii="Calibri" w:hAnsi="Calibri"/>
+                <w:b/>
+                <w:color w:val="0F4C81"/>
+                <w:sz w:val="17"/>
+              </w:rPr>
+              <w:t>Ejusdem Generis</w:t>
+            </w:r>
+          </w:p>
+        </w:tc>
+        <w:tc>
+          <w:tcPr>
+            <w:tcW w:type="dxa" w:w="6048"/>
+            <w:shd w:fill="F7F9FA"/>
+            <w:tcMar>
+              <w:top w:w="70" w:type="dxa"/>
+              <w:bottom w:w="70" w:type="dxa"/>
+              <w:left w:w="90" w:type="dxa"/>
+              <w:right w:w="90" w:type="dxa"/>
+            </w:tcMar>
+          </w:tcPr>
+          <w:p>
+            <w:r>
+              <w:rPr>
+                <w:rFonts w:ascii="Calibri" w:hAnsi="Calibri"/>
+                <w:color w:val="212529"/>
+                <w:sz w:val="17"/>
+              </w:rPr>
+              <w:t>The general phrase 'other places of amusement' is restricted by the specific class: theaters, cinemas, and concert halls.</w:t>
+            </w:r>
+          </w:p>
+        </w:tc>
+      </w:tr>
+      <w:tr>
+        <w:tc>
+          <w:tcPr>
+            <w:tcW w:type="dxa" w:w="3312"/>
+            <w:shd w:fill="FFFFFF"/>
+            <w:tcMar>
+              <w:top w:w="70" w:type="dxa"/>
+              <w:bottom w:w="70" w:type="dxa"/>
+              <w:left w:w="80" w:type="dxa"/>
+              <w:right w:w="80" w:type="dxa"/>
+            </w:tcMar>
+          </w:tcPr>
+          <w:p>
+            <w:r>
+              <w:rPr>
+                <w:rFonts w:ascii="Calibri" w:hAnsi="Calibri"/>
+                <w:b/>
+                <w:color w:val="0F4C81"/>
+                <w:sz w:val="17"/>
+              </w:rPr>
+              <w:t>Strict Construction of Tax Statutes</w:t>
+            </w:r>
+          </w:p>
+        </w:tc>
+        <w:tc>
+          <w:tcPr>
+            <w:tcW w:type="dxa" w:w="6048"/>
+            <w:shd w:fill="FFFFFF"/>
+            <w:tcMar>
+              <w:top w:w="70" w:type="dxa"/>
+              <w:bottom w:w="70" w:type="dxa"/>
+              <w:left w:w="90" w:type="dxa"/>
+              <w:right w:w="90" w:type="dxa"/>
+            </w:tcMar>
+          </w:tcPr>
+          <w:p>
+            <w:r>
+              <w:rPr>
+                <w:rFonts w:ascii="Calibri" w:hAnsi="Calibri"/>
+                <w:color w:val="212529"/>
+                <w:sz w:val="17"/>
+              </w:rPr>
+              <w:t>Local government units cannot extend tax coverage beyond the clear, explicit statutory authorization.</w:t>
+            </w:r>
+          </w:p>
+        </w:tc>
+      </w:tr>
+      <w:tr>
+        <w:tc>
+          <w:tcPr>
+            <w:tcW w:type="dxa" w:w="3312"/>
+            <w:shd w:fill="F7F9FA"/>
+            <w:tcMar>
+              <w:top w:w="70" w:type="dxa"/>
+              <w:bottom w:w="70" w:type="dxa"/>
+              <w:left w:w="80" w:type="dxa"/>
+              <w:right w:w="80" w:type="dxa"/>
+            </w:tcMar>
+          </w:tcPr>
+          <w:p>
+            <w:r>
+              <w:rPr>
+                <w:rFonts w:ascii="Calibri" w:hAnsi="Calibri"/>
+                <w:b/>
+                <w:color w:val="0F4C81"/>
+                <w:sz w:val="17"/>
+              </w:rPr>
+              <w:t>Statute Read as a Whole</w:t>
+            </w:r>
+          </w:p>
+        </w:tc>
+        <w:tc>
+          <w:tcPr>
+            <w:tcW w:type="dxa" w:w="6048"/>
+            <w:shd w:fill="F7F9FA"/>
+            <w:tcMar>
+              <w:top w:w="70" w:type="dxa"/>
+              <w:bottom w:w="70" w:type="dxa"/>
+              <w:left w:w="90" w:type="dxa"/>
+              <w:right w:w="90" w:type="dxa"/>
+            </w:tcMar>
+          </w:tcPr>
+          <w:p>
+            <w:r>
+              <w:rPr>
+                <w:rFonts w:ascii="Calibri" w:hAnsi="Calibri"/>
+                <w:color w:val="212529"/>
+                <w:sz w:val="17"/>
+              </w:rPr>
+              <w:t>Reconciling Section 140 with the general definitions in Section 131 of the Local Government Code.</w:t>
+            </w:r>
+          </w:p>
+        </w:tc>
+      </w:tr>
+    </w:tbl>
+    <w:p>
+      <w:pPr>
+        <w:spacing w:after="160"/>
       </w:pPr>
     </w:p>
     <w:p>
@@ -6131,7 +9252,7 @@
           <w:color w:val="0F4C81"/>
           <w:sz w:val="21"/>
         </w:rPr>
-        <w:t>VIII. STATUTORY CONSTRUCTION VS. JUDICIAL LEGISLATION ANALYSIS</w:t>
+        <w:t>VIII. APPLICABLE CANONS OF CONSTRUCTION &amp; LEGAL MAXIMS:</w:t>
       </w:r>
     </w:p>
     <w:p>
@@ -6141,15 +9262,279 @@
       <w:r>
         <w:rPr>
           <w:rFonts w:ascii="Calibri" w:hAnsi="Calibri"/>
+          <w:b/>
           <w:color w:val="212529"/>
           <w:sz w:val="20"/>
         </w:rPr>
-        <w:t>The Court properly implemented the remedial intent of the law without violating constitutional contracts protections.</w:t>
-      </w:r>
-    </w:p>
-    <w:p>
-      <w:pPr>
-        <w:spacing w:after="120"/>
+        <w:t xml:space="preserve">Statutory Construction Synthesis &amp; Maxim Application: </w:t>
+      </w:r>
+      <w:r>
+        <w:rPr>
+          <w:rFonts w:ascii="Calibri" w:hAnsi="Calibri"/>
+          <w:color w:val="212529"/>
+          <w:sz w:val="20"/>
+        </w:rPr>
+        <w:t>In resolving the statutory ambiguity under  regarding , the Supreme Court rigorously applied the canon of Liberal Construction of Remedial &amp; Social Legislation &amp; Presumption of Prospective vs. Retroactive Operation: Remedial statutes and laws enacted for the public good apply to existing contracts unless vested property rights are impaired.. Construction became imperative because The statute did not contain an express clause regarding its retroactive application to prior sales contracts. Under the maxim of Liberal Construction of Social Legislation, the law dictates that Consumer protection laws are construed liberally in favor of the class intended to be protected. Under the maxim of Retroactive Operation of Remedial Statutes, the law dictates that Remedial and curative laws apply to antecedent transactions to remedy an ongoing social mischief. Under the maxim of Preamble as Guide to Intent, the law dictates that The Preamble revealed the acute housing crisis that PD 957 was specifically designed to cure. In summary, The Court construed Section 24 of PD 957 to apply to all contracts for subdivision lot sales, including those executed prior to its enactment, to fulfill its protective social mandate.</w:t>
+      </w:r>
+    </w:p>
+    <w:tbl>
+      <w:tblPr>
+        <w:tblW w:type="auto" w:w="0"/>
+        <w:jc w:val="center"/>
+        <w:tblLook w:firstColumn="1" w:firstRow="1" w:lastColumn="0" w:lastRow="0" w:noHBand="0" w:noVBand="1" w:val="04A0"/>
+        <w:tblBorders>
+          <w:top w:val="single" w:sz="4" w:space="0" w:color="D0D7DE"/>
+          <w:bottom w:val="single" w:sz="4" w:space="0" w:color="D0D7DE"/>
+          <w:insideH w:val="single" w:sz="4" w:space="0" w:color="D0D7DE"/>
+          <w:insideV w:val="none"/>
+          <w:left w:val="none"/>
+          <w:right w:val="none"/>
+        </w:tblBorders>
+      </w:tblPr>
+      <w:tblGrid>
+        <w:gridCol w:w="4680"/>
+        <w:gridCol w:w="4680"/>
+      </w:tblGrid>
+      <w:tr>
+        <w:tc>
+          <w:tcPr>
+            <w:tcW w:type="dxa" w:w="3312"/>
+            <w:shd w:fill="182B49"/>
+            <w:tcMar>
+              <w:top w:w="80" w:type="dxa"/>
+              <w:bottom w:w="80" w:type="dxa"/>
+              <w:left w:w="90" w:type="dxa"/>
+              <w:right w:w="90" w:type="dxa"/>
+            </w:tcMar>
+          </w:tcPr>
+          <w:p>
+            <w:r>
+              <w:rPr>
+                <w:rFonts w:ascii="Calibri" w:hAnsi="Calibri"/>
+                <w:b/>
+                <w:color w:val="FFFFFF"/>
+                <w:sz w:val="18"/>
+              </w:rPr>
+              <w:t>Canon of Construction / Maxim Involved</w:t>
+            </w:r>
+          </w:p>
+        </w:tc>
+        <w:tc>
+          <w:tcPr>
+            <w:tcW w:type="dxa" w:w="6048"/>
+            <w:shd w:fill="182B49"/>
+            <w:tcMar>
+              <w:top w:w="80" w:type="dxa"/>
+              <w:bottom w:w="80" w:type="dxa"/>
+              <w:left w:w="90" w:type="dxa"/>
+              <w:right w:w="90" w:type="dxa"/>
+            </w:tcMar>
+          </w:tcPr>
+          <w:p>
+            <w:r>
+              <w:rPr>
+                <w:rFonts w:ascii="Calibri" w:hAnsi="Calibri"/>
+                <w:b/>
+                <w:color w:val="FFFFFF"/>
+                <w:sz w:val="18"/>
+              </w:rPr>
+              <w:t>Statutory Doctrine &amp; Case Application</w:t>
+            </w:r>
+          </w:p>
+        </w:tc>
+      </w:tr>
+      <w:tr>
+        <w:tc>
+          <w:tcPr>
+            <w:tcW w:type="dxa" w:w="3312"/>
+            <w:shd w:fill="FFFFFF"/>
+            <w:tcMar>
+              <w:top w:w="70" w:type="dxa"/>
+              <w:bottom w:w="70" w:type="dxa"/>
+              <w:left w:w="80" w:type="dxa"/>
+              <w:right w:w="80" w:type="dxa"/>
+            </w:tcMar>
+          </w:tcPr>
+          <w:p>
+            <w:r>
+              <w:rPr>
+                <w:rFonts w:ascii="Calibri" w:hAnsi="Calibri"/>
+                <w:b/>
+                <w:color w:val="0F4C81"/>
+                <w:sz w:val="17"/>
+              </w:rPr>
+              <w:t>Liberal Construction of Remedial &amp; Social Legislation &amp; Presumption of Prospective vs. Retroactive Operation: Remedial statutes and laws enacted for the public good apply to existing contracts unless vested property rights are impaired.</w:t>
+            </w:r>
+          </w:p>
+        </w:tc>
+        <w:tc>
+          <w:tcPr>
+            <w:tcW w:type="dxa" w:w="6048"/>
+            <w:shd w:fill="FFFFFF"/>
+            <w:tcMar>
+              <w:top w:w="70" w:type="dxa"/>
+              <w:bottom w:w="70" w:type="dxa"/>
+              <w:left w:w="90" w:type="dxa"/>
+              <w:right w:w="90" w:type="dxa"/>
+            </w:tcMar>
+          </w:tcPr>
+          <w:p>
+            <w:r>
+              <w:rPr>
+                <w:rFonts w:ascii="Calibri" w:hAnsi="Calibri"/>
+                <w:color w:val="212529"/>
+                <w:sz w:val="17"/>
+              </w:rPr>
+              <w:t>To give effect to the remedial and social justice purpose of the law (*Ratio Legis*) in protecting home buyers against fraudulent subdivision developers.</w:t>
+            </w:r>
+          </w:p>
+        </w:tc>
+      </w:tr>
+      <w:tr>
+        <w:tc>
+          <w:tcPr>
+            <w:tcW w:type="dxa" w:w="3312"/>
+            <w:shd w:fill="F7F9FA"/>
+            <w:tcMar>
+              <w:top w:w="70" w:type="dxa"/>
+              <w:bottom w:w="70" w:type="dxa"/>
+              <w:left w:w="80" w:type="dxa"/>
+              <w:right w:w="80" w:type="dxa"/>
+            </w:tcMar>
+          </w:tcPr>
+          <w:p>
+            <w:r>
+              <w:rPr>
+                <w:rFonts w:ascii="Calibri" w:hAnsi="Calibri"/>
+                <w:b/>
+                <w:color w:val="0F4C81"/>
+                <w:sz w:val="17"/>
+              </w:rPr>
+              <w:t>Liberal Construction of Social Legislation</w:t>
+            </w:r>
+          </w:p>
+        </w:tc>
+        <w:tc>
+          <w:tcPr>
+            <w:tcW w:type="dxa" w:w="6048"/>
+            <w:shd w:fill="F7F9FA"/>
+            <w:tcMar>
+              <w:top w:w="70" w:type="dxa"/>
+              <w:bottom w:w="70" w:type="dxa"/>
+              <w:left w:w="90" w:type="dxa"/>
+              <w:right w:w="90" w:type="dxa"/>
+            </w:tcMar>
+          </w:tcPr>
+          <w:p>
+            <w:r>
+              <w:rPr>
+                <w:rFonts w:ascii="Calibri" w:hAnsi="Calibri"/>
+                <w:color w:val="212529"/>
+                <w:sz w:val="17"/>
+              </w:rPr>
+              <w:t>Consumer protection laws are construed liberally in favor of the class intended to be protected.</w:t>
+            </w:r>
+          </w:p>
+        </w:tc>
+      </w:tr>
+      <w:tr>
+        <w:tc>
+          <w:tcPr>
+            <w:tcW w:type="dxa" w:w="3312"/>
+            <w:shd w:fill="FFFFFF"/>
+            <w:tcMar>
+              <w:top w:w="70" w:type="dxa"/>
+              <w:bottom w:w="70" w:type="dxa"/>
+              <w:left w:w="80" w:type="dxa"/>
+              <w:right w:w="80" w:type="dxa"/>
+            </w:tcMar>
+          </w:tcPr>
+          <w:p>
+            <w:r>
+              <w:rPr>
+                <w:rFonts w:ascii="Calibri" w:hAnsi="Calibri"/>
+                <w:b/>
+                <w:color w:val="0F4C81"/>
+                <w:sz w:val="17"/>
+              </w:rPr>
+              <w:t>Retroactive Operation of Remedial Statutes</w:t>
+            </w:r>
+          </w:p>
+        </w:tc>
+        <w:tc>
+          <w:tcPr>
+            <w:tcW w:type="dxa" w:w="6048"/>
+            <w:shd w:fill="FFFFFF"/>
+            <w:tcMar>
+              <w:top w:w="70" w:type="dxa"/>
+              <w:bottom w:w="70" w:type="dxa"/>
+              <w:left w:w="90" w:type="dxa"/>
+              <w:right w:w="90" w:type="dxa"/>
+            </w:tcMar>
+          </w:tcPr>
+          <w:p>
+            <w:r>
+              <w:rPr>
+                <w:rFonts w:ascii="Calibri" w:hAnsi="Calibri"/>
+                <w:color w:val="212529"/>
+                <w:sz w:val="17"/>
+              </w:rPr>
+              <w:t>Remedial and curative laws apply to antecedent transactions to remedy an ongoing social mischief.</w:t>
+            </w:r>
+          </w:p>
+        </w:tc>
+      </w:tr>
+      <w:tr>
+        <w:tc>
+          <w:tcPr>
+            <w:tcW w:type="dxa" w:w="3312"/>
+            <w:shd w:fill="F7F9FA"/>
+            <w:tcMar>
+              <w:top w:w="70" w:type="dxa"/>
+              <w:bottom w:w="70" w:type="dxa"/>
+              <w:left w:w="80" w:type="dxa"/>
+              <w:right w:w="80" w:type="dxa"/>
+            </w:tcMar>
+          </w:tcPr>
+          <w:p>
+            <w:r>
+              <w:rPr>
+                <w:rFonts w:ascii="Calibri" w:hAnsi="Calibri"/>
+                <w:b/>
+                <w:color w:val="0F4C81"/>
+                <w:sz w:val="17"/>
+              </w:rPr>
+              <w:t>Preamble as Guide to Intent</w:t>
+            </w:r>
+          </w:p>
+        </w:tc>
+        <w:tc>
+          <w:tcPr>
+            <w:tcW w:type="dxa" w:w="6048"/>
+            <w:shd w:fill="F7F9FA"/>
+            <w:tcMar>
+              <w:top w:w="70" w:type="dxa"/>
+              <w:bottom w:w="70" w:type="dxa"/>
+              <w:left w:w="90" w:type="dxa"/>
+              <w:right w:w="90" w:type="dxa"/>
+            </w:tcMar>
+          </w:tcPr>
+          <w:p>
+            <w:r>
+              <w:rPr>
+                <w:rFonts w:ascii="Calibri" w:hAnsi="Calibri"/>
+                <w:color w:val="212529"/>
+                <w:sz w:val="17"/>
+              </w:rPr>
+              <w:t>The Preamble revealed the acute housing crisis that PD 957 was specifically designed to cure.</w:t>
+            </w:r>
+          </w:p>
+        </w:tc>
+      </w:tr>
+    </w:tbl>
+    <w:p>
+      <w:pPr>
+        <w:spacing w:after="160"/>
       </w:pPr>
     </w:p>
     <w:p>
@@ -6606,7 +9991,7 @@
           <w:color w:val="0F4C81"/>
           <w:sz w:val="21"/>
         </w:rPr>
-        <w:t>VIII. STATUTORY CONSTRUCTION VS. JUDICIAL LEGISLATION ANALYSIS</w:t>
+        <w:t>VIII. APPLICABLE CANONS OF CONSTRUCTION &amp; LEGAL MAXIMS:</w:t>
       </w:r>
     </w:p>
     <w:p>
@@ -6616,15 +10001,279 @@
       <w:r>
         <w:rPr>
           <w:rFonts w:ascii="Calibri" w:hAnsi="Calibri"/>
+          <w:b/>
           <w:color w:val="212529"/>
           <w:sz w:val="20"/>
         </w:rPr>
-        <w:t>The Court properly enforced statutory boundaries, preventing an administrative agency from arrogating legislative powers.</w:t>
-      </w:r>
-    </w:p>
-    <w:p>
-      <w:pPr>
-        <w:spacing w:after="120"/>
+        <w:t xml:space="preserve">Statutory Construction Synthesis &amp; Maxim Application: </w:t>
+      </w:r>
+      <w:r>
+        <w:rPr>
+          <w:rFonts w:ascii="Calibri" w:hAnsi="Calibri"/>
+          <w:color w:val="212529"/>
+          <w:sz w:val="20"/>
+        </w:rPr>
+        <w:t>In resolving the statutory ambiguity under  regarding , the Supreme Court rigorously applied the canon of Strict Construction of Administrative Powers &amp; Legislative Intent: Administrative agencies possess only such powers as are expressly granted by statute or necessarily implied therefrom.. Construction became imperative because MMDA claimed police power authority based on general phrases in Section 3 of R.A. 7924 regarding 'metro-wide services.'. Under the maxim of Limits of Administrative Power, the law dictates that Administrative bodies cannot expand their statutory charter by executive interpretation. Under the maxim of Legislative Intent from Debates, the law dictates that Congressional transcripts established that Congress deliberately withheld legislative police power from MMDA. Under the maxim of Strict Construction of Coercive Powers, the law dictates that Power to confiscate personal licenses must have clear, explicit statutory authorization. In summary, The Court construed R.A. 7924 as creating an administrative agency without legislative police power, holding that license confiscation requires an explicit statutory enactment by Congress or local councils.</w:t>
+      </w:r>
+    </w:p>
+    <w:tbl>
+      <w:tblPr>
+        <w:tblW w:type="auto" w:w="0"/>
+        <w:jc w:val="center"/>
+        <w:tblLook w:firstColumn="1" w:firstRow="1" w:lastColumn="0" w:lastRow="0" w:noHBand="0" w:noVBand="1" w:val="04A0"/>
+        <w:tblBorders>
+          <w:top w:val="single" w:sz="4" w:space="0" w:color="D0D7DE"/>
+          <w:bottom w:val="single" w:sz="4" w:space="0" w:color="D0D7DE"/>
+          <w:insideH w:val="single" w:sz="4" w:space="0" w:color="D0D7DE"/>
+          <w:insideV w:val="none"/>
+          <w:left w:val="none"/>
+          <w:right w:val="none"/>
+        </w:tblBorders>
+      </w:tblPr>
+      <w:tblGrid>
+        <w:gridCol w:w="4680"/>
+        <w:gridCol w:w="4680"/>
+      </w:tblGrid>
+      <w:tr>
+        <w:tc>
+          <w:tcPr>
+            <w:tcW w:type="dxa" w:w="3312"/>
+            <w:shd w:fill="182B49"/>
+            <w:tcMar>
+              <w:top w:w="80" w:type="dxa"/>
+              <w:bottom w:w="80" w:type="dxa"/>
+              <w:left w:w="90" w:type="dxa"/>
+              <w:right w:w="90" w:type="dxa"/>
+            </w:tcMar>
+          </w:tcPr>
+          <w:p>
+            <w:r>
+              <w:rPr>
+                <w:rFonts w:ascii="Calibri" w:hAnsi="Calibri"/>
+                <w:b/>
+                <w:color w:val="FFFFFF"/>
+                <w:sz w:val="18"/>
+              </w:rPr>
+              <w:t>Canon of Construction / Maxim Involved</w:t>
+            </w:r>
+          </w:p>
+        </w:tc>
+        <w:tc>
+          <w:tcPr>
+            <w:tcW w:type="dxa" w:w="6048"/>
+            <w:shd w:fill="182B49"/>
+            <w:tcMar>
+              <w:top w:w="80" w:type="dxa"/>
+              <w:bottom w:w="80" w:type="dxa"/>
+              <w:left w:w="90" w:type="dxa"/>
+              <w:right w:w="90" w:type="dxa"/>
+            </w:tcMar>
+          </w:tcPr>
+          <w:p>
+            <w:r>
+              <w:rPr>
+                <w:rFonts w:ascii="Calibri" w:hAnsi="Calibri"/>
+                <w:b/>
+                <w:color w:val="FFFFFF"/>
+                <w:sz w:val="18"/>
+              </w:rPr>
+              <w:t>Statutory Doctrine &amp; Case Application</w:t>
+            </w:r>
+          </w:p>
+        </w:tc>
+      </w:tr>
+      <w:tr>
+        <w:tc>
+          <w:tcPr>
+            <w:tcW w:type="dxa" w:w="3312"/>
+            <w:shd w:fill="FFFFFF"/>
+            <w:tcMar>
+              <w:top w:w="70" w:type="dxa"/>
+              <w:bottom w:w="70" w:type="dxa"/>
+              <w:left w:w="80" w:type="dxa"/>
+              <w:right w:w="80" w:type="dxa"/>
+            </w:tcMar>
+          </w:tcPr>
+          <w:p>
+            <w:r>
+              <w:rPr>
+                <w:rFonts w:ascii="Calibri" w:hAnsi="Calibri"/>
+                <w:b/>
+                <w:color w:val="0F4C81"/>
+                <w:sz w:val="17"/>
+              </w:rPr>
+              <w:t>Strict Construction of Administrative Powers &amp; Legislative Intent: Administrative agencies possess only such powers as are expressly granted by statute or necessarily implied therefrom.</w:t>
+            </w:r>
+          </w:p>
+        </w:tc>
+        <w:tc>
+          <w:tcPr>
+            <w:tcW w:type="dxa" w:w="6048"/>
+            <w:shd w:fill="FFFFFF"/>
+            <w:tcMar>
+              <w:top w:w="70" w:type="dxa"/>
+              <w:bottom w:w="70" w:type="dxa"/>
+              <w:left w:w="90" w:type="dxa"/>
+              <w:right w:w="90" w:type="dxa"/>
+            </w:tcMar>
+          </w:tcPr>
+          <w:p>
+            <w:r>
+              <w:rPr>
+                <w:rFonts w:ascii="Calibri" w:hAnsi="Calibri"/>
+                <w:color w:val="212529"/>
+                <w:sz w:val="17"/>
+              </w:rPr>
+              <w:t>To prevent administrative overreach and protect the constitutional principle that police power resides primarily in the Legislature.</w:t>
+            </w:r>
+          </w:p>
+        </w:tc>
+      </w:tr>
+      <w:tr>
+        <w:tc>
+          <w:tcPr>
+            <w:tcW w:type="dxa" w:w="3312"/>
+            <w:shd w:fill="F7F9FA"/>
+            <w:tcMar>
+              <w:top w:w="70" w:type="dxa"/>
+              <w:bottom w:w="70" w:type="dxa"/>
+              <w:left w:w="80" w:type="dxa"/>
+              <w:right w:w="80" w:type="dxa"/>
+            </w:tcMar>
+          </w:tcPr>
+          <w:p>
+            <w:r>
+              <w:rPr>
+                <w:rFonts w:ascii="Calibri" w:hAnsi="Calibri"/>
+                <w:b/>
+                <w:color w:val="0F4C81"/>
+                <w:sz w:val="17"/>
+              </w:rPr>
+              <w:t>Limits of Administrative Power</w:t>
+            </w:r>
+          </w:p>
+        </w:tc>
+        <w:tc>
+          <w:tcPr>
+            <w:tcW w:type="dxa" w:w="6048"/>
+            <w:shd w:fill="F7F9FA"/>
+            <w:tcMar>
+              <w:top w:w="70" w:type="dxa"/>
+              <w:bottom w:w="70" w:type="dxa"/>
+              <w:left w:w="90" w:type="dxa"/>
+              <w:right w:w="90" w:type="dxa"/>
+            </w:tcMar>
+          </w:tcPr>
+          <w:p>
+            <w:r>
+              <w:rPr>
+                <w:rFonts w:ascii="Calibri" w:hAnsi="Calibri"/>
+                <w:color w:val="212529"/>
+                <w:sz w:val="17"/>
+              </w:rPr>
+              <w:t>Administrative bodies cannot expand their statutory charter by executive interpretation.</w:t>
+            </w:r>
+          </w:p>
+        </w:tc>
+      </w:tr>
+      <w:tr>
+        <w:tc>
+          <w:tcPr>
+            <w:tcW w:type="dxa" w:w="3312"/>
+            <w:shd w:fill="FFFFFF"/>
+            <w:tcMar>
+              <w:top w:w="70" w:type="dxa"/>
+              <w:bottom w:w="70" w:type="dxa"/>
+              <w:left w:w="80" w:type="dxa"/>
+              <w:right w:w="80" w:type="dxa"/>
+            </w:tcMar>
+          </w:tcPr>
+          <w:p>
+            <w:r>
+              <w:rPr>
+                <w:rFonts w:ascii="Calibri" w:hAnsi="Calibri"/>
+                <w:b/>
+                <w:color w:val="0F4C81"/>
+                <w:sz w:val="17"/>
+              </w:rPr>
+              <w:t>Legislative Intent from Debates</w:t>
+            </w:r>
+          </w:p>
+        </w:tc>
+        <w:tc>
+          <w:tcPr>
+            <w:tcW w:type="dxa" w:w="6048"/>
+            <w:shd w:fill="FFFFFF"/>
+            <w:tcMar>
+              <w:top w:w="70" w:type="dxa"/>
+              <w:bottom w:w="70" w:type="dxa"/>
+              <w:left w:w="90" w:type="dxa"/>
+              <w:right w:w="90" w:type="dxa"/>
+            </w:tcMar>
+          </w:tcPr>
+          <w:p>
+            <w:r>
+              <w:rPr>
+                <w:rFonts w:ascii="Calibri" w:hAnsi="Calibri"/>
+                <w:color w:val="212529"/>
+                <w:sz w:val="17"/>
+              </w:rPr>
+              <w:t>Congressional transcripts established that Congress deliberately withheld legislative police power from MMDA.</w:t>
+            </w:r>
+          </w:p>
+        </w:tc>
+      </w:tr>
+      <w:tr>
+        <w:tc>
+          <w:tcPr>
+            <w:tcW w:type="dxa" w:w="3312"/>
+            <w:shd w:fill="F7F9FA"/>
+            <w:tcMar>
+              <w:top w:w="70" w:type="dxa"/>
+              <w:bottom w:w="70" w:type="dxa"/>
+              <w:left w:w="80" w:type="dxa"/>
+              <w:right w:w="80" w:type="dxa"/>
+            </w:tcMar>
+          </w:tcPr>
+          <w:p>
+            <w:r>
+              <w:rPr>
+                <w:rFonts w:ascii="Calibri" w:hAnsi="Calibri"/>
+                <w:b/>
+                <w:color w:val="0F4C81"/>
+                <w:sz w:val="17"/>
+              </w:rPr>
+              <w:t>Strict Construction of Coercive Powers</w:t>
+            </w:r>
+          </w:p>
+        </w:tc>
+        <w:tc>
+          <w:tcPr>
+            <w:tcW w:type="dxa" w:w="6048"/>
+            <w:shd w:fill="F7F9FA"/>
+            <w:tcMar>
+              <w:top w:w="70" w:type="dxa"/>
+              <w:bottom w:w="70" w:type="dxa"/>
+              <w:left w:w="90" w:type="dxa"/>
+              <w:right w:w="90" w:type="dxa"/>
+            </w:tcMar>
+          </w:tcPr>
+          <w:p>
+            <w:r>
+              <w:rPr>
+                <w:rFonts w:ascii="Calibri" w:hAnsi="Calibri"/>
+                <w:color w:val="212529"/>
+                <w:sz w:val="17"/>
+              </w:rPr>
+              <w:t>Power to confiscate personal licenses must have clear, explicit statutory authorization.</w:t>
+            </w:r>
+          </w:p>
+        </w:tc>
+      </w:tr>
+    </w:tbl>
+    <w:p>
+      <w:pPr>
+        <w:spacing w:after="160"/>
       </w:pPr>
     </w:p>
     <w:p>
@@ -7081,7 +10730,7 @@
           <w:color w:val="0F4C81"/>
           <w:sz w:val="21"/>
         </w:rPr>
-        <w:t>VIII. STATUTORY CONSTRUCTION VS. JUDICIAL LEGISLATION ANALYSIS</w:t>
+        <w:t>VIII. APPLICABLE CANONS OF CONSTRUCTION &amp; LEGAL MAXIMS:</w:t>
       </w:r>
     </w:p>
     <w:p>
@@ -7091,15 +10740,279 @@
       <w:r>
         <w:rPr>
           <w:rFonts w:ascii="Calibri" w:hAnsi="Calibri"/>
+          <w:b/>
           <w:color w:val="212529"/>
           <w:sz w:val="20"/>
         </w:rPr>
-        <w:t>The Court properly applied strict construction, refusing the executive agency's attempt to expand tax liabilities beyond legislative authority.</w:t>
-      </w:r>
-    </w:p>
-    <w:p>
-      <w:pPr>
-        <w:spacing w:after="120"/>
+        <w:t xml:space="preserve">Statutory Construction Synthesis &amp; Maxim Application: </w:t>
+      </w:r>
+      <w:r>
+        <w:rPr>
+          <w:rFonts w:ascii="Calibri" w:hAnsi="Calibri"/>
+          <w:color w:val="212529"/>
+          <w:sz w:val="20"/>
+        </w:rPr>
+        <w:t>In resolving the statutory ambiguity under  regarding , the Supreme Court rigorously applied the canon of Strict Construction of Tax Laws (In Dubio Contra Fiscum) &amp; Legislative History: Taxes are never presumed; legislative deliberations on the VAT Law showed that cinema theater operations were deliberately omitted from the VAT coverage.. Construction became imperative because Section 108 of the NIRC provides a broad enumeration of services subject to VAT, creating ambiguity regarding whether cinema admissions fall within its general scope. Under the maxim of Strict Construction of Taxing Statutes, the law dictates that A tax cannot be imposed without clear, unequivocal statutory language. Under the maxim of Legislative History as Extrinsic Aid, the law dictates that Congressional records proved that Congress rejected amendments seeking to include cinema admissions in the VAT base. Under the maxim of Harmonization to Avoid Double Taxation, the law dictates that Harmonizing national tax statutes with local taxation powers to prevent oppressive overlapping levies. In summary, The Court construed Section 108 of the NIRC strictly to exclude movie theater admissions from VAT liability, finding that cinema operators are subject exclusively to the local amusement tax.</w:t>
+      </w:r>
+    </w:p>
+    <w:tbl>
+      <w:tblPr>
+        <w:tblW w:type="auto" w:w="0"/>
+        <w:jc w:val="center"/>
+        <w:tblLook w:firstColumn="1" w:firstRow="1" w:lastColumn="0" w:lastRow="0" w:noHBand="0" w:noVBand="1" w:val="04A0"/>
+        <w:tblBorders>
+          <w:top w:val="single" w:sz="4" w:space="0" w:color="D0D7DE"/>
+          <w:bottom w:val="single" w:sz="4" w:space="0" w:color="D0D7DE"/>
+          <w:insideH w:val="single" w:sz="4" w:space="0" w:color="D0D7DE"/>
+          <w:insideV w:val="none"/>
+          <w:left w:val="none"/>
+          <w:right w:val="none"/>
+        </w:tblBorders>
+      </w:tblPr>
+      <w:tblGrid>
+        <w:gridCol w:w="4680"/>
+        <w:gridCol w:w="4680"/>
+      </w:tblGrid>
+      <w:tr>
+        <w:tc>
+          <w:tcPr>
+            <w:tcW w:type="dxa" w:w="3312"/>
+            <w:shd w:fill="182B49"/>
+            <w:tcMar>
+              <w:top w:w="80" w:type="dxa"/>
+              <w:bottom w:w="80" w:type="dxa"/>
+              <w:left w:w="90" w:type="dxa"/>
+              <w:right w:w="90" w:type="dxa"/>
+            </w:tcMar>
+          </w:tcPr>
+          <w:p>
+            <w:r>
+              <w:rPr>
+                <w:rFonts w:ascii="Calibri" w:hAnsi="Calibri"/>
+                <w:b/>
+                <w:color w:val="FFFFFF"/>
+                <w:sz w:val="18"/>
+              </w:rPr>
+              <w:t>Canon of Construction / Maxim Involved</w:t>
+            </w:r>
+          </w:p>
+        </w:tc>
+        <w:tc>
+          <w:tcPr>
+            <w:tcW w:type="dxa" w:w="6048"/>
+            <w:shd w:fill="182B49"/>
+            <w:tcMar>
+              <w:top w:w="80" w:type="dxa"/>
+              <w:bottom w:w="80" w:type="dxa"/>
+              <w:left w:w="90" w:type="dxa"/>
+              <w:right w:w="90" w:type="dxa"/>
+            </w:tcMar>
+          </w:tcPr>
+          <w:p>
+            <w:r>
+              <w:rPr>
+                <w:rFonts w:ascii="Calibri" w:hAnsi="Calibri"/>
+                <w:b/>
+                <w:color w:val="FFFFFF"/>
+                <w:sz w:val="18"/>
+              </w:rPr>
+              <w:t>Statutory Doctrine &amp; Case Application</w:t>
+            </w:r>
+          </w:p>
+        </w:tc>
+      </w:tr>
+      <w:tr>
+        <w:tc>
+          <w:tcPr>
+            <w:tcW w:type="dxa" w:w="3312"/>
+            <w:shd w:fill="FFFFFF"/>
+            <w:tcMar>
+              <w:top w:w="70" w:type="dxa"/>
+              <w:bottom w:w="70" w:type="dxa"/>
+              <w:left w:w="80" w:type="dxa"/>
+              <w:right w:w="80" w:type="dxa"/>
+            </w:tcMar>
+          </w:tcPr>
+          <w:p>
+            <w:r>
+              <w:rPr>
+                <w:rFonts w:ascii="Calibri" w:hAnsi="Calibri"/>
+                <w:b/>
+                <w:color w:val="0F4C81"/>
+                <w:sz w:val="17"/>
+              </w:rPr>
+              <w:t>Strict Construction of Tax Laws (In Dubio Contra Fiscum) &amp; Legislative History: Taxes are never presumed; legislative deliberations on the VAT Law showed that cinema theater operations were deliberately omitted from the VAT coverage.</w:t>
+            </w:r>
+          </w:p>
+        </w:tc>
+        <w:tc>
+          <w:tcPr>
+            <w:tcW w:type="dxa" w:w="6048"/>
+            <w:shd w:fill="FFFFFF"/>
+            <w:tcMar>
+              <w:top w:w="70" w:type="dxa"/>
+              <w:bottom w:w="70" w:type="dxa"/>
+              <w:left w:w="90" w:type="dxa"/>
+              <w:right w:w="90" w:type="dxa"/>
+            </w:tcMar>
+          </w:tcPr>
+          <w:p>
+            <w:r>
+              <w:rPr>
+                <w:rFonts w:ascii="Calibri" w:hAnsi="Calibri"/>
+                <w:color w:val="212529"/>
+                <w:sz w:val="17"/>
+              </w:rPr>
+              <w:t>To avoid double taxation and uphold the rule that tax laws are strictly construed against the State and in favor of the taxpayer.</w:t>
+            </w:r>
+          </w:p>
+        </w:tc>
+      </w:tr>
+      <w:tr>
+        <w:tc>
+          <w:tcPr>
+            <w:tcW w:type="dxa" w:w="3312"/>
+            <w:shd w:fill="F7F9FA"/>
+            <w:tcMar>
+              <w:top w:w="70" w:type="dxa"/>
+              <w:bottom w:w="70" w:type="dxa"/>
+              <w:left w:w="80" w:type="dxa"/>
+              <w:right w:w="80" w:type="dxa"/>
+            </w:tcMar>
+          </w:tcPr>
+          <w:p>
+            <w:r>
+              <w:rPr>
+                <w:rFonts w:ascii="Calibri" w:hAnsi="Calibri"/>
+                <w:b/>
+                <w:color w:val="0F4C81"/>
+                <w:sz w:val="17"/>
+              </w:rPr>
+              <w:t>Strict Construction of Taxing Statutes</w:t>
+            </w:r>
+          </w:p>
+        </w:tc>
+        <w:tc>
+          <w:tcPr>
+            <w:tcW w:type="dxa" w:w="6048"/>
+            <w:shd w:fill="F7F9FA"/>
+            <w:tcMar>
+              <w:top w:w="70" w:type="dxa"/>
+              <w:bottom w:w="70" w:type="dxa"/>
+              <w:left w:w="90" w:type="dxa"/>
+              <w:right w:w="90" w:type="dxa"/>
+            </w:tcMar>
+          </w:tcPr>
+          <w:p>
+            <w:r>
+              <w:rPr>
+                <w:rFonts w:ascii="Calibri" w:hAnsi="Calibri"/>
+                <w:color w:val="212529"/>
+                <w:sz w:val="17"/>
+              </w:rPr>
+              <w:t>A tax cannot be imposed without clear, unequivocal statutory language.</w:t>
+            </w:r>
+          </w:p>
+        </w:tc>
+      </w:tr>
+      <w:tr>
+        <w:tc>
+          <w:tcPr>
+            <w:tcW w:type="dxa" w:w="3312"/>
+            <w:shd w:fill="FFFFFF"/>
+            <w:tcMar>
+              <w:top w:w="70" w:type="dxa"/>
+              <w:bottom w:w="70" w:type="dxa"/>
+              <w:left w:w="80" w:type="dxa"/>
+              <w:right w:w="80" w:type="dxa"/>
+            </w:tcMar>
+          </w:tcPr>
+          <w:p>
+            <w:r>
+              <w:rPr>
+                <w:rFonts w:ascii="Calibri" w:hAnsi="Calibri"/>
+                <w:b/>
+                <w:color w:val="0F4C81"/>
+                <w:sz w:val="17"/>
+              </w:rPr>
+              <w:t>Legislative History as Extrinsic Aid</w:t>
+            </w:r>
+          </w:p>
+        </w:tc>
+        <w:tc>
+          <w:tcPr>
+            <w:tcW w:type="dxa" w:w="6048"/>
+            <w:shd w:fill="FFFFFF"/>
+            <w:tcMar>
+              <w:top w:w="70" w:type="dxa"/>
+              <w:bottom w:w="70" w:type="dxa"/>
+              <w:left w:w="90" w:type="dxa"/>
+              <w:right w:w="90" w:type="dxa"/>
+            </w:tcMar>
+          </w:tcPr>
+          <w:p>
+            <w:r>
+              <w:rPr>
+                <w:rFonts w:ascii="Calibri" w:hAnsi="Calibri"/>
+                <w:color w:val="212529"/>
+                <w:sz w:val="17"/>
+              </w:rPr>
+              <w:t>Congressional records proved that Congress rejected amendments seeking to include cinema admissions in the VAT base.</w:t>
+            </w:r>
+          </w:p>
+        </w:tc>
+      </w:tr>
+      <w:tr>
+        <w:tc>
+          <w:tcPr>
+            <w:tcW w:type="dxa" w:w="3312"/>
+            <w:shd w:fill="F7F9FA"/>
+            <w:tcMar>
+              <w:top w:w="70" w:type="dxa"/>
+              <w:bottom w:w="70" w:type="dxa"/>
+              <w:left w:w="80" w:type="dxa"/>
+              <w:right w:w="80" w:type="dxa"/>
+            </w:tcMar>
+          </w:tcPr>
+          <w:p>
+            <w:r>
+              <w:rPr>
+                <w:rFonts w:ascii="Calibri" w:hAnsi="Calibri"/>
+                <w:b/>
+                <w:color w:val="0F4C81"/>
+                <w:sz w:val="17"/>
+              </w:rPr>
+              <w:t>Harmonization to Avoid Double Taxation</w:t>
+            </w:r>
+          </w:p>
+        </w:tc>
+        <w:tc>
+          <w:tcPr>
+            <w:tcW w:type="dxa" w:w="6048"/>
+            <w:shd w:fill="F7F9FA"/>
+            <w:tcMar>
+              <w:top w:w="70" w:type="dxa"/>
+              <w:bottom w:w="70" w:type="dxa"/>
+              <w:left w:w="90" w:type="dxa"/>
+              <w:right w:w="90" w:type="dxa"/>
+            </w:tcMar>
+          </w:tcPr>
+          <w:p>
+            <w:r>
+              <w:rPr>
+                <w:rFonts w:ascii="Calibri" w:hAnsi="Calibri"/>
+                <w:color w:val="212529"/>
+                <w:sz w:val="17"/>
+              </w:rPr>
+              <w:t>Harmonizing national tax statutes with local taxation powers to prevent oppressive overlapping levies.</w:t>
+            </w:r>
+          </w:p>
+        </w:tc>
+      </w:tr>
+    </w:tbl>
+    <w:p>
+      <w:pPr>
+        <w:spacing w:after="160"/>
       </w:pPr>
     </w:p>
     <w:p>
@@ -7556,7 +11469,7 @@
           <w:color w:val="0F4C81"/>
           <w:sz w:val="21"/>
         </w:rPr>
-        <w:t>VIII. STATUTORY CONSTRUCTION VS. JUDICIAL LEGISLATION ANALYSIS</w:t>
+        <w:t>VIII. APPLICABLE CANONS OF CONSTRUCTION &amp; LEGAL MAXIMS:</w:t>
       </w:r>
     </w:p>
     <w:p>
@@ -7566,15 +11479,279 @@
       <w:r>
         <w:rPr>
           <w:rFonts w:ascii="Calibri" w:hAnsi="Calibri"/>
+          <w:b/>
           <w:color w:val="212529"/>
           <w:sz w:val="20"/>
         </w:rPr>
-        <w:t>The Court properly interpreted the term in harmony with the statutory objective, refusing to sanction an absurd semantic evasion.</w:t>
-      </w:r>
-    </w:p>
-    <w:p>
-      <w:pPr>
-        <w:spacing w:after="120"/>
+        <w:t xml:space="preserve">Statutory Construction Synthesis &amp; Maxim Application: </w:t>
+      </w:r>
+      <w:r>
+        <w:rPr>
+          <w:rFonts w:ascii="Calibri" w:hAnsi="Calibri"/>
+          <w:color w:val="212529"/>
+          <w:sz w:val="20"/>
+        </w:rPr>
+        <w:t>In resolving the statutory ambiguity under  regarding , the Supreme Court rigorously applied the canon of Purposive Construction &amp; Ordinary / Popular Meaning: To exclude lumber from the definition of timber would result in the complete emasculation of the Forestry Code, as illegal loggers could easily evade the law by sawing felled trees into lumber boards.. Construction became imperative because Petitioner attempted to exploit a technical semantic distinction between raw timber logs and processed lumber boards to escape penal liability. Under the maxim of Avoidance of Absurdity, the law dictates that Statutory interpretation that creates an easy loophole for evading environmental penal laws is rejected. Under the maxim of Purposive Construction, the law dictates that Construing statutory terms to advance the clear legislative objective of preserving forest resources. Under the maxim of Statute Read as a Whole, the law dictates that Reading Section 68 in conjunction with the comprehensive conservation scheme of the Forestry Code. In summary, The Court construed the word 'timber' under Section 68 of PD 705 to encompass both raw logs and sawn/processed lumber, ensuring comprehensive protection against unauthorized logging.</w:t>
+      </w:r>
+    </w:p>
+    <w:tbl>
+      <w:tblPr>
+        <w:tblW w:type="auto" w:w="0"/>
+        <w:jc w:val="center"/>
+        <w:tblLook w:firstColumn="1" w:firstRow="1" w:lastColumn="0" w:lastRow="0" w:noHBand="0" w:noVBand="1" w:val="04A0"/>
+        <w:tblBorders>
+          <w:top w:val="single" w:sz="4" w:space="0" w:color="D0D7DE"/>
+          <w:bottom w:val="single" w:sz="4" w:space="0" w:color="D0D7DE"/>
+          <w:insideH w:val="single" w:sz="4" w:space="0" w:color="D0D7DE"/>
+          <w:insideV w:val="none"/>
+          <w:left w:val="none"/>
+          <w:right w:val="none"/>
+        </w:tblBorders>
+      </w:tblPr>
+      <w:tblGrid>
+        <w:gridCol w:w="4680"/>
+        <w:gridCol w:w="4680"/>
+      </w:tblGrid>
+      <w:tr>
+        <w:tc>
+          <w:tcPr>
+            <w:tcW w:type="dxa" w:w="3312"/>
+            <w:shd w:fill="182B49"/>
+            <w:tcMar>
+              <w:top w:w="80" w:type="dxa"/>
+              <w:bottom w:w="80" w:type="dxa"/>
+              <w:left w:w="90" w:type="dxa"/>
+              <w:right w:w="90" w:type="dxa"/>
+            </w:tcMar>
+          </w:tcPr>
+          <w:p>
+            <w:r>
+              <w:rPr>
+                <w:rFonts w:ascii="Calibri" w:hAnsi="Calibri"/>
+                <w:b/>
+                <w:color w:val="FFFFFF"/>
+                <w:sz w:val="18"/>
+              </w:rPr>
+              <w:t>Canon of Construction / Maxim Involved</w:t>
+            </w:r>
+          </w:p>
+        </w:tc>
+        <w:tc>
+          <w:tcPr>
+            <w:tcW w:type="dxa" w:w="6048"/>
+            <w:shd w:fill="182B49"/>
+            <w:tcMar>
+              <w:top w:w="80" w:type="dxa"/>
+              <w:bottom w:w="80" w:type="dxa"/>
+              <w:left w:w="90" w:type="dxa"/>
+              <w:right w:w="90" w:type="dxa"/>
+            </w:tcMar>
+          </w:tcPr>
+          <w:p>
+            <w:r>
+              <w:rPr>
+                <w:rFonts w:ascii="Calibri" w:hAnsi="Calibri"/>
+                <w:b/>
+                <w:color w:val="FFFFFF"/>
+                <w:sz w:val="18"/>
+              </w:rPr>
+              <w:t>Statutory Doctrine &amp; Case Application</w:t>
+            </w:r>
+          </w:p>
+        </w:tc>
+      </w:tr>
+      <w:tr>
+        <w:tc>
+          <w:tcPr>
+            <w:tcW w:type="dxa" w:w="3312"/>
+            <w:shd w:fill="FFFFFF"/>
+            <w:tcMar>
+              <w:top w:w="70" w:type="dxa"/>
+              <w:bottom w:w="70" w:type="dxa"/>
+              <w:left w:w="80" w:type="dxa"/>
+              <w:right w:w="80" w:type="dxa"/>
+            </w:tcMar>
+          </w:tcPr>
+          <w:p>
+            <w:r>
+              <w:rPr>
+                <w:rFonts w:ascii="Calibri" w:hAnsi="Calibri"/>
+                <w:b/>
+                <w:color w:val="0F4C81"/>
+                <w:sz w:val="17"/>
+              </w:rPr>
+              <w:t>Purposive Construction &amp; Ordinary / Popular Meaning: To exclude lumber from the definition of timber would result in the complete emasculation of the Forestry Code, as illegal loggers could easily evade the law by sawing felled trees into lumber boards.</w:t>
+            </w:r>
+          </w:p>
+        </w:tc>
+        <w:tc>
+          <w:tcPr>
+            <w:tcW w:type="dxa" w:w="6048"/>
+            <w:shd w:fill="FFFFFF"/>
+            <w:tcMar>
+              <w:top w:w="70" w:type="dxa"/>
+              <w:bottom w:w="70" w:type="dxa"/>
+              <w:left w:w="90" w:type="dxa"/>
+              <w:right w:w="90" w:type="dxa"/>
+            </w:tcMar>
+          </w:tcPr>
+          <w:p>
+            <w:r>
+              <w:rPr>
+                <w:rFonts w:ascii="Calibri" w:hAnsi="Calibri"/>
+                <w:color w:val="212529"/>
+                <w:sz w:val="17"/>
+              </w:rPr>
+              <w:t>To give full effect to the environmental conservation objective and manifest policy of the Forestry Code (*Ratio Legis*).</w:t>
+            </w:r>
+          </w:p>
+        </w:tc>
+      </w:tr>
+      <w:tr>
+        <w:tc>
+          <w:tcPr>
+            <w:tcW w:type="dxa" w:w="3312"/>
+            <w:shd w:fill="F7F9FA"/>
+            <w:tcMar>
+              <w:top w:w="70" w:type="dxa"/>
+              <w:bottom w:w="70" w:type="dxa"/>
+              <w:left w:w="80" w:type="dxa"/>
+              <w:right w:w="80" w:type="dxa"/>
+            </w:tcMar>
+          </w:tcPr>
+          <w:p>
+            <w:r>
+              <w:rPr>
+                <w:rFonts w:ascii="Calibri" w:hAnsi="Calibri"/>
+                <w:b/>
+                <w:color w:val="0F4C81"/>
+                <w:sz w:val="17"/>
+              </w:rPr>
+              <w:t>Avoidance of Absurdity</w:t>
+            </w:r>
+          </w:p>
+        </w:tc>
+        <w:tc>
+          <w:tcPr>
+            <w:tcW w:type="dxa" w:w="6048"/>
+            <w:shd w:fill="F7F9FA"/>
+            <w:tcMar>
+              <w:top w:w="70" w:type="dxa"/>
+              <w:bottom w:w="70" w:type="dxa"/>
+              <w:left w:w="90" w:type="dxa"/>
+              <w:right w:w="90" w:type="dxa"/>
+            </w:tcMar>
+          </w:tcPr>
+          <w:p>
+            <w:r>
+              <w:rPr>
+                <w:rFonts w:ascii="Calibri" w:hAnsi="Calibri"/>
+                <w:color w:val="212529"/>
+                <w:sz w:val="17"/>
+              </w:rPr>
+              <w:t>Statutory interpretation that creates an easy loophole for evading environmental penal laws is rejected.</w:t>
+            </w:r>
+          </w:p>
+        </w:tc>
+      </w:tr>
+      <w:tr>
+        <w:tc>
+          <w:tcPr>
+            <w:tcW w:type="dxa" w:w="3312"/>
+            <w:shd w:fill="FFFFFF"/>
+            <w:tcMar>
+              <w:top w:w="70" w:type="dxa"/>
+              <w:bottom w:w="70" w:type="dxa"/>
+              <w:left w:w="80" w:type="dxa"/>
+              <w:right w:w="80" w:type="dxa"/>
+            </w:tcMar>
+          </w:tcPr>
+          <w:p>
+            <w:r>
+              <w:rPr>
+                <w:rFonts w:ascii="Calibri" w:hAnsi="Calibri"/>
+                <w:b/>
+                <w:color w:val="0F4C81"/>
+                <w:sz w:val="17"/>
+              </w:rPr>
+              <w:t>Purposive Construction</w:t>
+            </w:r>
+          </w:p>
+        </w:tc>
+        <w:tc>
+          <w:tcPr>
+            <w:tcW w:type="dxa" w:w="6048"/>
+            <w:shd w:fill="FFFFFF"/>
+            <w:tcMar>
+              <w:top w:w="70" w:type="dxa"/>
+              <w:bottom w:w="70" w:type="dxa"/>
+              <w:left w:w="90" w:type="dxa"/>
+              <w:right w:w="90" w:type="dxa"/>
+            </w:tcMar>
+          </w:tcPr>
+          <w:p>
+            <w:r>
+              <w:rPr>
+                <w:rFonts w:ascii="Calibri" w:hAnsi="Calibri"/>
+                <w:color w:val="212529"/>
+                <w:sz w:val="17"/>
+              </w:rPr>
+              <w:t>Construing statutory terms to advance the clear legislative objective of preserving forest resources.</w:t>
+            </w:r>
+          </w:p>
+        </w:tc>
+      </w:tr>
+      <w:tr>
+        <w:tc>
+          <w:tcPr>
+            <w:tcW w:type="dxa" w:w="3312"/>
+            <w:shd w:fill="F7F9FA"/>
+            <w:tcMar>
+              <w:top w:w="70" w:type="dxa"/>
+              <w:bottom w:w="70" w:type="dxa"/>
+              <w:left w:w="80" w:type="dxa"/>
+              <w:right w:w="80" w:type="dxa"/>
+            </w:tcMar>
+          </w:tcPr>
+          <w:p>
+            <w:r>
+              <w:rPr>
+                <w:rFonts w:ascii="Calibri" w:hAnsi="Calibri"/>
+                <w:b/>
+                <w:color w:val="0F4C81"/>
+                <w:sz w:val="17"/>
+              </w:rPr>
+              <w:t>Statute Read as a Whole</w:t>
+            </w:r>
+          </w:p>
+        </w:tc>
+        <w:tc>
+          <w:tcPr>
+            <w:tcW w:type="dxa" w:w="6048"/>
+            <w:shd w:fill="F7F9FA"/>
+            <w:tcMar>
+              <w:top w:w="70" w:type="dxa"/>
+              <w:bottom w:w="70" w:type="dxa"/>
+              <w:left w:w="90" w:type="dxa"/>
+              <w:right w:w="90" w:type="dxa"/>
+            </w:tcMar>
+          </w:tcPr>
+          <w:p>
+            <w:r>
+              <w:rPr>
+                <w:rFonts w:ascii="Calibri" w:hAnsi="Calibri"/>
+                <w:color w:val="212529"/>
+                <w:sz w:val="17"/>
+              </w:rPr>
+              <w:t>Reading Section 68 in conjunction with the comprehensive conservation scheme of the Forestry Code.</w:t>
+            </w:r>
+          </w:p>
+        </w:tc>
+      </w:tr>
+    </w:tbl>
+    <w:p>
+      <w:pPr>
+        <w:spacing w:after="160"/>
       </w:pPr>
     </w:p>
     <w:p>
@@ -8031,7 +12208,7 @@
           <w:color w:val="0F4C81"/>
           <w:sz w:val="21"/>
         </w:rPr>
-        <w:t>VIII. STATUTORY CONSTRUCTION VS. JUDICIAL LEGISLATION ANALYSIS</w:t>
+        <w:t>VIII. APPLICABLE CANONS OF CONSTRUCTION &amp; LEGAL MAXIMS:</w:t>
       </w:r>
     </w:p>
     <w:p>
@@ -8041,15 +12218,279 @@
       <w:r>
         <w:rPr>
           <w:rFonts w:ascii="Calibri" w:hAnsi="Calibri"/>
+          <w:b/>
           <w:color w:val="212529"/>
           <w:sz w:val="20"/>
         </w:rPr>
-        <w:t>The Court gave authoritative effect to the intent of the framers, safeguarding constitutional sovereignty.</w:t>
-      </w:r>
-    </w:p>
-    <w:p>
-      <w:pPr>
-        <w:spacing w:after="120"/>
+        <w:t xml:space="preserve">Statutory Construction Synthesis &amp; Maxim Application: </w:t>
+      </w:r>
+      <w:r>
+        <w:rPr>
+          <w:rFonts w:ascii="Calibri" w:hAnsi="Calibri"/>
+          <w:color w:val="212529"/>
+          <w:sz w:val="20"/>
+        </w:rPr>
+        <w:t>In resolving the statutory ambiguity under  regarding , the Supreme Court rigorously applied the canon of Constitutional Construction &amp; In Pari Materia: Under the Public Land Acts and constitutional classifications, lands are divided into only three classes: mineral, timber, and agricultural. Residential lands necessarily fall under the agricultural classification.. Construction became imperative because The word 'agricultural' has both a narrow colloquial meaning (cultivated farm lands) and a comprehensive legal constitutional meaning. Under the maxim of Constitutional Supremacy &amp; National Patrimony, the law dictates that Constitutional provisions protecting national patrimony are construed to give full force to the protective policy. Under the maxim of In Pari Materia with Public Land Laws, the law dictates that Construing constitutional land terms consistently with foundational public land classifications. Under the maxim of Generic vs. Specific Meaning, the law dictates that Adopting the established generic legal meaning of agricultural lands rather than narrow agricultural usage. In summary, The Court construed the term 'agricultural land' in the Constitution to include all lands that are not timber or mineral, thereby barring aliens from acquiring residential and commercial real estate.</w:t>
+      </w:r>
+    </w:p>
+    <w:tbl>
+      <w:tblPr>
+        <w:tblW w:type="auto" w:w="0"/>
+        <w:jc w:val="center"/>
+        <w:tblLook w:firstColumn="1" w:firstRow="1" w:lastColumn="0" w:lastRow="0" w:noHBand="0" w:noVBand="1" w:val="04A0"/>
+        <w:tblBorders>
+          <w:top w:val="single" w:sz="4" w:space="0" w:color="D0D7DE"/>
+          <w:bottom w:val="single" w:sz="4" w:space="0" w:color="D0D7DE"/>
+          <w:insideH w:val="single" w:sz="4" w:space="0" w:color="D0D7DE"/>
+          <w:insideV w:val="none"/>
+          <w:left w:val="none"/>
+          <w:right w:val="none"/>
+        </w:tblBorders>
+      </w:tblPr>
+      <w:tblGrid>
+        <w:gridCol w:w="4680"/>
+        <w:gridCol w:w="4680"/>
+      </w:tblGrid>
+      <w:tr>
+        <w:tc>
+          <w:tcPr>
+            <w:tcW w:type="dxa" w:w="3312"/>
+            <w:shd w:fill="182B49"/>
+            <w:tcMar>
+              <w:top w:w="80" w:type="dxa"/>
+              <w:bottom w:w="80" w:type="dxa"/>
+              <w:left w:w="90" w:type="dxa"/>
+              <w:right w:w="90" w:type="dxa"/>
+            </w:tcMar>
+          </w:tcPr>
+          <w:p>
+            <w:r>
+              <w:rPr>
+                <w:rFonts w:ascii="Calibri" w:hAnsi="Calibri"/>
+                <w:b/>
+                <w:color w:val="FFFFFF"/>
+                <w:sz w:val="18"/>
+              </w:rPr>
+              <w:t>Canon of Construction / Maxim Involved</w:t>
+            </w:r>
+          </w:p>
+        </w:tc>
+        <w:tc>
+          <w:tcPr>
+            <w:tcW w:type="dxa" w:w="6048"/>
+            <w:shd w:fill="182B49"/>
+            <w:tcMar>
+              <w:top w:w="80" w:type="dxa"/>
+              <w:bottom w:w="80" w:type="dxa"/>
+              <w:left w:w="90" w:type="dxa"/>
+              <w:right w:w="90" w:type="dxa"/>
+            </w:tcMar>
+          </w:tcPr>
+          <w:p>
+            <w:r>
+              <w:rPr>
+                <w:rFonts w:ascii="Calibri" w:hAnsi="Calibri"/>
+                <w:b/>
+                <w:color w:val="FFFFFF"/>
+                <w:sz w:val="18"/>
+              </w:rPr>
+              <w:t>Statutory Doctrine &amp; Case Application</w:t>
+            </w:r>
+          </w:p>
+        </w:tc>
+      </w:tr>
+      <w:tr>
+        <w:tc>
+          <w:tcPr>
+            <w:tcW w:type="dxa" w:w="3312"/>
+            <w:shd w:fill="FFFFFF"/>
+            <w:tcMar>
+              <w:top w:w="70" w:type="dxa"/>
+              <w:bottom w:w="70" w:type="dxa"/>
+              <w:left w:w="80" w:type="dxa"/>
+              <w:right w:w="80" w:type="dxa"/>
+            </w:tcMar>
+          </w:tcPr>
+          <w:p>
+            <w:r>
+              <w:rPr>
+                <w:rFonts w:ascii="Calibri" w:hAnsi="Calibri"/>
+                <w:b/>
+                <w:color w:val="0F4C81"/>
+                <w:sz w:val="17"/>
+              </w:rPr>
+              <w:t>Constitutional Construction &amp; In Pari Materia: Under the Public Land Acts and constitutional classifications, lands are divided into only three classes: mineral, timber, and agricultural. Residential lands necessarily fall under the agricultural classification.</w:t>
+            </w:r>
+          </w:p>
+        </w:tc>
+        <w:tc>
+          <w:tcPr>
+            <w:tcW w:type="dxa" w:w="6048"/>
+            <w:shd w:fill="FFFFFF"/>
+            <w:tcMar>
+              <w:top w:w="70" w:type="dxa"/>
+              <w:bottom w:w="70" w:type="dxa"/>
+              <w:left w:w="90" w:type="dxa"/>
+              <w:right w:w="90" w:type="dxa"/>
+            </w:tcMar>
+          </w:tcPr>
+          <w:p>
+            <w:r>
+              <w:rPr>
+                <w:rFonts w:ascii="Calibri" w:hAnsi="Calibri"/>
+                <w:color w:val="212529"/>
+                <w:sz w:val="17"/>
+              </w:rPr>
+              <w:t>To enforce the supreme constitutional policy of preserving the patrimony and land of the Philippines for the Filipino people.</w:t>
+            </w:r>
+          </w:p>
+        </w:tc>
+      </w:tr>
+      <w:tr>
+        <w:tc>
+          <w:tcPr>
+            <w:tcW w:type="dxa" w:w="3312"/>
+            <w:shd w:fill="F7F9FA"/>
+            <w:tcMar>
+              <w:top w:w="70" w:type="dxa"/>
+              <w:bottom w:w="70" w:type="dxa"/>
+              <w:left w:w="80" w:type="dxa"/>
+              <w:right w:w="80" w:type="dxa"/>
+            </w:tcMar>
+          </w:tcPr>
+          <w:p>
+            <w:r>
+              <w:rPr>
+                <w:rFonts w:ascii="Calibri" w:hAnsi="Calibri"/>
+                <w:b/>
+                <w:color w:val="0F4C81"/>
+                <w:sz w:val="17"/>
+              </w:rPr>
+              <w:t>Constitutional Supremacy &amp; National Patrimony</w:t>
+            </w:r>
+          </w:p>
+        </w:tc>
+        <w:tc>
+          <w:tcPr>
+            <w:tcW w:type="dxa" w:w="6048"/>
+            <w:shd w:fill="F7F9FA"/>
+            <w:tcMar>
+              <w:top w:w="70" w:type="dxa"/>
+              <w:bottom w:w="70" w:type="dxa"/>
+              <w:left w:w="90" w:type="dxa"/>
+              <w:right w:w="90" w:type="dxa"/>
+            </w:tcMar>
+          </w:tcPr>
+          <w:p>
+            <w:r>
+              <w:rPr>
+                <w:rFonts w:ascii="Calibri" w:hAnsi="Calibri"/>
+                <w:color w:val="212529"/>
+                <w:sz w:val="17"/>
+              </w:rPr>
+              <w:t>Constitutional provisions protecting national patrimony are construed to give full force to the protective policy.</w:t>
+            </w:r>
+          </w:p>
+        </w:tc>
+      </w:tr>
+      <w:tr>
+        <w:tc>
+          <w:tcPr>
+            <w:tcW w:type="dxa" w:w="3312"/>
+            <w:shd w:fill="FFFFFF"/>
+            <w:tcMar>
+              <w:top w:w="70" w:type="dxa"/>
+              <w:bottom w:w="70" w:type="dxa"/>
+              <w:left w:w="80" w:type="dxa"/>
+              <w:right w:w="80" w:type="dxa"/>
+            </w:tcMar>
+          </w:tcPr>
+          <w:p>
+            <w:r>
+              <w:rPr>
+                <w:rFonts w:ascii="Calibri" w:hAnsi="Calibri"/>
+                <w:b/>
+                <w:color w:val="0F4C81"/>
+                <w:sz w:val="17"/>
+              </w:rPr>
+              <w:t>In Pari Materia with Public Land Laws</w:t>
+            </w:r>
+          </w:p>
+        </w:tc>
+        <w:tc>
+          <w:tcPr>
+            <w:tcW w:type="dxa" w:w="6048"/>
+            <w:shd w:fill="FFFFFF"/>
+            <w:tcMar>
+              <w:top w:w="70" w:type="dxa"/>
+              <w:bottom w:w="70" w:type="dxa"/>
+              <w:left w:w="90" w:type="dxa"/>
+              <w:right w:w="90" w:type="dxa"/>
+            </w:tcMar>
+          </w:tcPr>
+          <w:p>
+            <w:r>
+              <w:rPr>
+                <w:rFonts w:ascii="Calibri" w:hAnsi="Calibri"/>
+                <w:color w:val="212529"/>
+                <w:sz w:val="17"/>
+              </w:rPr>
+              <w:t>Construing constitutional land terms consistently with foundational public land classifications.</w:t>
+            </w:r>
+          </w:p>
+        </w:tc>
+      </w:tr>
+      <w:tr>
+        <w:tc>
+          <w:tcPr>
+            <w:tcW w:type="dxa" w:w="3312"/>
+            <w:shd w:fill="F7F9FA"/>
+            <w:tcMar>
+              <w:top w:w="70" w:type="dxa"/>
+              <w:bottom w:w="70" w:type="dxa"/>
+              <w:left w:w="80" w:type="dxa"/>
+              <w:right w:w="80" w:type="dxa"/>
+            </w:tcMar>
+          </w:tcPr>
+          <w:p>
+            <w:r>
+              <w:rPr>
+                <w:rFonts w:ascii="Calibri" w:hAnsi="Calibri"/>
+                <w:b/>
+                <w:color w:val="0F4C81"/>
+                <w:sz w:val="17"/>
+              </w:rPr>
+              <w:t>Generic vs. Specific Meaning</w:t>
+            </w:r>
+          </w:p>
+        </w:tc>
+        <w:tc>
+          <w:tcPr>
+            <w:tcW w:type="dxa" w:w="6048"/>
+            <w:shd w:fill="F7F9FA"/>
+            <w:tcMar>
+              <w:top w:w="70" w:type="dxa"/>
+              <w:bottom w:w="70" w:type="dxa"/>
+              <w:left w:w="90" w:type="dxa"/>
+              <w:right w:w="90" w:type="dxa"/>
+            </w:tcMar>
+          </w:tcPr>
+          <w:p>
+            <w:r>
+              <w:rPr>
+                <w:rFonts w:ascii="Calibri" w:hAnsi="Calibri"/>
+                <w:color w:val="212529"/>
+                <w:sz w:val="17"/>
+              </w:rPr>
+              <w:t>Adopting the established generic legal meaning of agricultural lands rather than narrow agricultural usage.</w:t>
+            </w:r>
+          </w:p>
+        </w:tc>
+      </w:tr>
+    </w:tbl>
+    <w:p>
+      <w:pPr>
+        <w:spacing w:after="160"/>
       </w:pPr>
     </w:p>
     <w:p>
@@ -8506,7 +12947,7 @@
           <w:color w:val="0F4C81"/>
           <w:sz w:val="21"/>
         </w:rPr>
-        <w:t>VIII. STATUTORY CONSTRUCTION VS. JUDICIAL LEGISLATION ANALYSIS</w:t>
+        <w:t>VIII. APPLICABLE CANONS OF CONSTRUCTION &amp; LEGAL MAXIMS:</w:t>
       </w:r>
     </w:p>
     <w:p>
@@ -8516,15 +12957,279 @@
       <w:r>
         <w:rPr>
           <w:rFonts w:ascii="Calibri" w:hAnsi="Calibri"/>
+          <w:b/>
           <w:color w:val="212529"/>
           <w:sz w:val="20"/>
         </w:rPr>
-        <w:t>The Court properly exercised judicial review, enforcing the explicit constitutional boundary enacted by the people.</w:t>
-      </w:r>
-    </w:p>
-    <w:p>
-      <w:pPr>
-        <w:spacing w:after="120"/>
+        <w:t xml:space="preserve">Statutory Construction Synthesis &amp; Maxim Application: </w:t>
+      </w:r>
+      <w:r>
+        <w:rPr>
+          <w:rFonts w:ascii="Calibri" w:hAnsi="Calibri"/>
+          <w:color w:val="212529"/>
+          <w:sz w:val="20"/>
+        </w:rPr>
+        <w:t>In resolving the statutory ambiguity under  regarding , the Supreme Court rigorously applied the canon of Verba Legis &amp; Constitutional Commission Deliberations: In ordinary and legal parlance, 'to initiate' means to begin, start, or commence. Deliberations of the 1986 Constitutional Commission showed that the framers explicitly meant the filing and taking cognizance of the complaint by the House.. Construction became imperative because The word 'initiate' was susceptible of two competing interpretations: (1) filing and referral of the complaint in the House, or (2) transmittal of Articles of Impeachment to the Senate. Under the maxim of Verba Legis in Constitutional Law, the law dictates that Words of the Constitution are interpreted in their natural, ordinary, and commonly accepted meaning. Under the maxim of Constitutional Intent via Deliberations, the law dictates that Records of the Constitutional Commission provide the conclusive intent of the framers. Under the maxim of Judicial Review of Constitutional Boundaries, the law dictates that The Court has the duty to enforce constitutional limitations on legislative impeachment powers. In summary, The Court construed the term 'initiated' in Article XI, Section 3(5) to mean the filing and referral of an impeachment complaint, thereby activating the one-year bar against subsequent impeachment complaints.</w:t>
+      </w:r>
+    </w:p>
+    <w:tbl>
+      <w:tblPr>
+        <w:tblW w:type="auto" w:w="0"/>
+        <w:jc w:val="center"/>
+        <w:tblLook w:firstColumn="1" w:firstRow="1" w:lastColumn="0" w:lastRow="0" w:noHBand="0" w:noVBand="1" w:val="04A0"/>
+        <w:tblBorders>
+          <w:top w:val="single" w:sz="4" w:space="0" w:color="D0D7DE"/>
+          <w:bottom w:val="single" w:sz="4" w:space="0" w:color="D0D7DE"/>
+          <w:insideH w:val="single" w:sz="4" w:space="0" w:color="D0D7DE"/>
+          <w:insideV w:val="none"/>
+          <w:left w:val="none"/>
+          <w:right w:val="none"/>
+        </w:tblBorders>
+      </w:tblPr>
+      <w:tblGrid>
+        <w:gridCol w:w="4680"/>
+        <w:gridCol w:w="4680"/>
+      </w:tblGrid>
+      <w:tr>
+        <w:tc>
+          <w:tcPr>
+            <w:tcW w:type="dxa" w:w="3312"/>
+            <w:shd w:fill="182B49"/>
+            <w:tcMar>
+              <w:top w:w="80" w:type="dxa"/>
+              <w:bottom w:w="80" w:type="dxa"/>
+              <w:left w:w="90" w:type="dxa"/>
+              <w:right w:w="90" w:type="dxa"/>
+            </w:tcMar>
+          </w:tcPr>
+          <w:p>
+            <w:r>
+              <w:rPr>
+                <w:rFonts w:ascii="Calibri" w:hAnsi="Calibri"/>
+                <w:b/>
+                <w:color w:val="FFFFFF"/>
+                <w:sz w:val="18"/>
+              </w:rPr>
+              <w:t>Canon of Construction / Maxim Involved</w:t>
+            </w:r>
+          </w:p>
+        </w:tc>
+        <w:tc>
+          <w:tcPr>
+            <w:tcW w:type="dxa" w:w="6048"/>
+            <w:shd w:fill="182B49"/>
+            <w:tcMar>
+              <w:top w:w="80" w:type="dxa"/>
+              <w:bottom w:w="80" w:type="dxa"/>
+              <w:left w:w="90" w:type="dxa"/>
+              <w:right w:w="90" w:type="dxa"/>
+            </w:tcMar>
+          </w:tcPr>
+          <w:p>
+            <w:r>
+              <w:rPr>
+                <w:rFonts w:ascii="Calibri" w:hAnsi="Calibri"/>
+                <w:b/>
+                <w:color w:val="FFFFFF"/>
+                <w:sz w:val="18"/>
+              </w:rPr>
+              <w:t>Statutory Doctrine &amp; Case Application</w:t>
+            </w:r>
+          </w:p>
+        </w:tc>
+      </w:tr>
+      <w:tr>
+        <w:tc>
+          <w:tcPr>
+            <w:tcW w:type="dxa" w:w="3312"/>
+            <w:shd w:fill="FFFFFF"/>
+            <w:tcMar>
+              <w:top w:w="70" w:type="dxa"/>
+              <w:bottom w:w="70" w:type="dxa"/>
+              <w:left w:w="80" w:type="dxa"/>
+              <w:right w:w="80" w:type="dxa"/>
+            </w:tcMar>
+          </w:tcPr>
+          <w:p>
+            <w:r>
+              <w:rPr>
+                <w:rFonts w:ascii="Calibri" w:hAnsi="Calibri"/>
+                <w:b/>
+                <w:color w:val="0F4C81"/>
+                <w:sz w:val="17"/>
+              </w:rPr>
+              <w:t>Verba Legis &amp; Constitutional Commission Deliberations: In ordinary and legal parlance, 'to initiate' means to begin, start, or commence. Deliberations of the 1986 Constitutional Commission showed that the framers explicitly meant the filing and taking cognizance of the complaint by the House.</w:t>
+            </w:r>
+          </w:p>
+        </w:tc>
+        <w:tc>
+          <w:tcPr>
+            <w:tcW w:type="dxa" w:w="6048"/>
+            <w:shd w:fill="FFFFFF"/>
+            <w:tcMar>
+              <w:top w:w="70" w:type="dxa"/>
+              <w:bottom w:w="70" w:type="dxa"/>
+              <w:left w:w="90" w:type="dxa"/>
+              <w:right w:w="90" w:type="dxa"/>
+            </w:tcMar>
+          </w:tcPr>
+          <w:p>
+            <w:r>
+              <w:rPr>
+                <w:rFonts w:ascii="Calibri" w:hAnsi="Calibri"/>
+                <w:color w:val="212529"/>
+                <w:sz w:val="17"/>
+              </w:rPr>
+              <w:t>To uphold the constitutional safeguard protecting public officials from repetitive and harassing impeachment proceedings.</w:t>
+            </w:r>
+          </w:p>
+        </w:tc>
+      </w:tr>
+      <w:tr>
+        <w:tc>
+          <w:tcPr>
+            <w:tcW w:type="dxa" w:w="3312"/>
+            <w:shd w:fill="F7F9FA"/>
+            <w:tcMar>
+              <w:top w:w="70" w:type="dxa"/>
+              <w:bottom w:w="70" w:type="dxa"/>
+              <w:left w:w="80" w:type="dxa"/>
+              <w:right w:w="80" w:type="dxa"/>
+            </w:tcMar>
+          </w:tcPr>
+          <w:p>
+            <w:r>
+              <w:rPr>
+                <w:rFonts w:ascii="Calibri" w:hAnsi="Calibri"/>
+                <w:b/>
+                <w:color w:val="0F4C81"/>
+                <w:sz w:val="17"/>
+              </w:rPr>
+              <w:t>Verba Legis in Constitutional Law</w:t>
+            </w:r>
+          </w:p>
+        </w:tc>
+        <w:tc>
+          <w:tcPr>
+            <w:tcW w:type="dxa" w:w="6048"/>
+            <w:shd w:fill="F7F9FA"/>
+            <w:tcMar>
+              <w:top w:w="70" w:type="dxa"/>
+              <w:bottom w:w="70" w:type="dxa"/>
+              <w:left w:w="90" w:type="dxa"/>
+              <w:right w:w="90" w:type="dxa"/>
+            </w:tcMar>
+          </w:tcPr>
+          <w:p>
+            <w:r>
+              <w:rPr>
+                <w:rFonts w:ascii="Calibri" w:hAnsi="Calibri"/>
+                <w:color w:val="212529"/>
+                <w:sz w:val="17"/>
+              </w:rPr>
+              <w:t>Words of the Constitution are interpreted in their natural, ordinary, and commonly accepted meaning.</w:t>
+            </w:r>
+          </w:p>
+        </w:tc>
+      </w:tr>
+      <w:tr>
+        <w:tc>
+          <w:tcPr>
+            <w:tcW w:type="dxa" w:w="3312"/>
+            <w:shd w:fill="FFFFFF"/>
+            <w:tcMar>
+              <w:top w:w="70" w:type="dxa"/>
+              <w:bottom w:w="70" w:type="dxa"/>
+              <w:left w:w="80" w:type="dxa"/>
+              <w:right w:w="80" w:type="dxa"/>
+            </w:tcMar>
+          </w:tcPr>
+          <w:p>
+            <w:r>
+              <w:rPr>
+                <w:rFonts w:ascii="Calibri" w:hAnsi="Calibri"/>
+                <w:b/>
+                <w:color w:val="0F4C81"/>
+                <w:sz w:val="17"/>
+              </w:rPr>
+              <w:t>Constitutional Intent via Deliberations</w:t>
+            </w:r>
+          </w:p>
+        </w:tc>
+        <w:tc>
+          <w:tcPr>
+            <w:tcW w:type="dxa" w:w="6048"/>
+            <w:shd w:fill="FFFFFF"/>
+            <w:tcMar>
+              <w:top w:w="70" w:type="dxa"/>
+              <w:bottom w:w="70" w:type="dxa"/>
+              <w:left w:w="90" w:type="dxa"/>
+              <w:right w:w="90" w:type="dxa"/>
+            </w:tcMar>
+          </w:tcPr>
+          <w:p>
+            <w:r>
+              <w:rPr>
+                <w:rFonts w:ascii="Calibri" w:hAnsi="Calibri"/>
+                <w:color w:val="212529"/>
+                <w:sz w:val="17"/>
+              </w:rPr>
+              <w:t>Records of the Constitutional Commission provide the conclusive intent of the framers.</w:t>
+            </w:r>
+          </w:p>
+        </w:tc>
+      </w:tr>
+      <w:tr>
+        <w:tc>
+          <w:tcPr>
+            <w:tcW w:type="dxa" w:w="3312"/>
+            <w:shd w:fill="F7F9FA"/>
+            <w:tcMar>
+              <w:top w:w="70" w:type="dxa"/>
+              <w:bottom w:w="70" w:type="dxa"/>
+              <w:left w:w="80" w:type="dxa"/>
+              <w:right w:w="80" w:type="dxa"/>
+            </w:tcMar>
+          </w:tcPr>
+          <w:p>
+            <w:r>
+              <w:rPr>
+                <w:rFonts w:ascii="Calibri" w:hAnsi="Calibri"/>
+                <w:b/>
+                <w:color w:val="0F4C81"/>
+                <w:sz w:val="17"/>
+              </w:rPr>
+              <w:t>Judicial Review of Constitutional Boundaries</w:t>
+            </w:r>
+          </w:p>
+        </w:tc>
+        <w:tc>
+          <w:tcPr>
+            <w:tcW w:type="dxa" w:w="6048"/>
+            <w:shd w:fill="F7F9FA"/>
+            <w:tcMar>
+              <w:top w:w="70" w:type="dxa"/>
+              <w:bottom w:w="70" w:type="dxa"/>
+              <w:left w:w="90" w:type="dxa"/>
+              <w:right w:w="90" w:type="dxa"/>
+            </w:tcMar>
+          </w:tcPr>
+          <w:p>
+            <w:r>
+              <w:rPr>
+                <w:rFonts w:ascii="Calibri" w:hAnsi="Calibri"/>
+                <w:color w:val="212529"/>
+                <w:sz w:val="17"/>
+              </w:rPr>
+              <w:t>The Court has the duty to enforce constitutional limitations on legislative impeachment powers.</w:t>
+            </w:r>
+          </w:p>
+        </w:tc>
+      </w:tr>
+    </w:tbl>
+    <w:p>
+      <w:pPr>
+        <w:spacing w:after="160"/>
       </w:pPr>
     </w:p>
     <w:p>
@@ -8981,7 +13686,7 @@
           <w:color w:val="0F4C81"/>
           <w:sz w:val="21"/>
         </w:rPr>
-        <w:t>VIII. STATUTORY CONSTRUCTION VS. JUDICIAL LEGISLATION ANALYSIS</w:t>
+        <w:t>VIII. APPLICABLE CANONS OF CONSTRUCTION &amp; LEGAL MAXIMS:</w:t>
       </w:r>
     </w:p>
     <w:p>
@@ -8991,15 +13696,279 @@
       <w:r>
         <w:rPr>
           <w:rFonts w:ascii="Calibri" w:hAnsi="Calibri"/>
+          <w:b/>
           <w:color w:val="212529"/>
           <w:sz w:val="20"/>
         </w:rPr>
-        <w:t>The Court harmonized conflicting constitutional provisions based on structural design and legislative intent.</w:t>
-      </w:r>
-    </w:p>
-    <w:p>
-      <w:pPr>
-        <w:spacing w:after="120"/>
+        <w:t xml:space="preserve">Statutory Construction Synthesis &amp; Maxim Application: </w:t>
+      </w:r>
+      <w:r>
+        <w:rPr>
+          <w:rFonts w:ascii="Calibri" w:hAnsi="Calibri"/>
+          <w:color w:val="212529"/>
+          <w:sz w:val="20"/>
+        </w:rPr>
+        <w:t>In resolving the statutory ambiguity under  regarding , the Supreme Court rigorously applied the canon of Generalia Specialibus Non Derogant &amp; Systematic Structural Construction: Specific constitutional provisions governing the Judiciary control over general provisions governing the Executive; the framers placed Section 15 specifically within Article VII.. Construction became imperative because An apparent conflict existed between the general midnight appointments prohibition in the Executive Department article (Art. VII, Sec. 15) and the specific 90-day mandatory deadline to fill Supreme Court vacancies in the Judicial Department article (Art. VIII, Sec. 4[1]). Under the maxim of Generalia Specialibus Non Derogant, the law dictates that The specific 90-day judicial appointment mandate prevails over the general executive appointment restriction. Under the maxim of Structural &amp; Systematic Construction, the law dictates that The location of a section within a specific Article of the Constitution reveals its intended jurisdictional scope. Under the maxim of Harmonization of Constitutional Provisions, the law dictates that Reconciling distinct constitutional articles to preserve institutional stability. In summary, The Court construed Article VII, Section 15 as an executive limitation that does not apply to the filling of Supreme Court vacancies mandated under Article VIII, Section 4(1).</w:t>
+      </w:r>
+    </w:p>
+    <w:tbl>
+      <w:tblPr>
+        <w:tblW w:type="auto" w:w="0"/>
+        <w:jc w:val="center"/>
+        <w:tblLook w:firstColumn="1" w:firstRow="1" w:lastColumn="0" w:lastRow="0" w:noHBand="0" w:noVBand="1" w:val="04A0"/>
+        <w:tblBorders>
+          <w:top w:val="single" w:sz="4" w:space="0" w:color="D0D7DE"/>
+          <w:bottom w:val="single" w:sz="4" w:space="0" w:color="D0D7DE"/>
+          <w:insideH w:val="single" w:sz="4" w:space="0" w:color="D0D7DE"/>
+          <w:insideV w:val="none"/>
+          <w:left w:val="none"/>
+          <w:right w:val="none"/>
+        </w:tblBorders>
+      </w:tblPr>
+      <w:tblGrid>
+        <w:gridCol w:w="4680"/>
+        <w:gridCol w:w="4680"/>
+      </w:tblGrid>
+      <w:tr>
+        <w:tc>
+          <w:tcPr>
+            <w:tcW w:type="dxa" w:w="3312"/>
+            <w:shd w:fill="182B49"/>
+            <w:tcMar>
+              <w:top w:w="80" w:type="dxa"/>
+              <w:bottom w:w="80" w:type="dxa"/>
+              <w:left w:w="90" w:type="dxa"/>
+              <w:right w:w="90" w:type="dxa"/>
+            </w:tcMar>
+          </w:tcPr>
+          <w:p>
+            <w:r>
+              <w:rPr>
+                <w:rFonts w:ascii="Calibri" w:hAnsi="Calibri"/>
+                <w:b/>
+                <w:color w:val="FFFFFF"/>
+                <w:sz w:val="18"/>
+              </w:rPr>
+              <w:t>Canon of Construction / Maxim Involved</w:t>
+            </w:r>
+          </w:p>
+        </w:tc>
+        <w:tc>
+          <w:tcPr>
+            <w:tcW w:type="dxa" w:w="6048"/>
+            <w:shd w:fill="182B49"/>
+            <w:tcMar>
+              <w:top w:w="80" w:type="dxa"/>
+              <w:bottom w:w="80" w:type="dxa"/>
+              <w:left w:w="90" w:type="dxa"/>
+              <w:right w:w="90" w:type="dxa"/>
+            </w:tcMar>
+          </w:tcPr>
+          <w:p>
+            <w:r>
+              <w:rPr>
+                <w:rFonts w:ascii="Calibri" w:hAnsi="Calibri"/>
+                <w:b/>
+                <w:color w:val="FFFFFF"/>
+                <w:sz w:val="18"/>
+              </w:rPr>
+              <w:t>Statutory Doctrine &amp; Case Application</w:t>
+            </w:r>
+          </w:p>
+        </w:tc>
+      </w:tr>
+      <w:tr>
+        <w:tc>
+          <w:tcPr>
+            <w:tcW w:type="dxa" w:w="3312"/>
+            <w:shd w:fill="FFFFFF"/>
+            <w:tcMar>
+              <w:top w:w="70" w:type="dxa"/>
+              <w:bottom w:w="70" w:type="dxa"/>
+              <w:left w:w="80" w:type="dxa"/>
+              <w:right w:w="80" w:type="dxa"/>
+            </w:tcMar>
+          </w:tcPr>
+          <w:p>
+            <w:r>
+              <w:rPr>
+                <w:rFonts w:ascii="Calibri" w:hAnsi="Calibri"/>
+                <w:b/>
+                <w:color w:val="0F4C81"/>
+                <w:sz w:val="17"/>
+              </w:rPr>
+              <w:t>Generalia Specialibus Non Derogant &amp; Systematic Structural Construction: Specific constitutional provisions governing the Judiciary control over general provisions governing the Executive; the framers placed Section 15 specifically within Article VII.</w:t>
+            </w:r>
+          </w:p>
+        </w:tc>
+        <w:tc>
+          <w:tcPr>
+            <w:tcW w:type="dxa" w:w="6048"/>
+            <w:shd w:fill="FFFFFF"/>
+            <w:tcMar>
+              <w:top w:w="70" w:type="dxa"/>
+              <w:bottom w:w="70" w:type="dxa"/>
+              <w:left w:w="90" w:type="dxa"/>
+              <w:right w:w="90" w:type="dxa"/>
+            </w:tcMar>
+          </w:tcPr>
+          <w:p>
+            <w:r>
+              <w:rPr>
+                <w:rFonts w:ascii="Calibri" w:hAnsi="Calibri"/>
+                <w:color w:val="212529"/>
+                <w:sz w:val="17"/>
+              </w:rPr>
+              <w:t>To prevent judicial vacancies and ensure the continuous, uninterrupted functioning of the Supreme Court.</w:t>
+            </w:r>
+          </w:p>
+        </w:tc>
+      </w:tr>
+      <w:tr>
+        <w:tc>
+          <w:tcPr>
+            <w:tcW w:type="dxa" w:w="3312"/>
+            <w:shd w:fill="F7F9FA"/>
+            <w:tcMar>
+              <w:top w:w="70" w:type="dxa"/>
+              <w:bottom w:w="70" w:type="dxa"/>
+              <w:left w:w="80" w:type="dxa"/>
+              <w:right w:w="80" w:type="dxa"/>
+            </w:tcMar>
+          </w:tcPr>
+          <w:p>
+            <w:r>
+              <w:rPr>
+                <w:rFonts w:ascii="Calibri" w:hAnsi="Calibri"/>
+                <w:b/>
+                <w:color w:val="0F4C81"/>
+                <w:sz w:val="17"/>
+              </w:rPr>
+              <w:t>Generalia Specialibus Non Derogant</w:t>
+            </w:r>
+          </w:p>
+        </w:tc>
+        <w:tc>
+          <w:tcPr>
+            <w:tcW w:type="dxa" w:w="6048"/>
+            <w:shd w:fill="F7F9FA"/>
+            <w:tcMar>
+              <w:top w:w="70" w:type="dxa"/>
+              <w:bottom w:w="70" w:type="dxa"/>
+              <w:left w:w="90" w:type="dxa"/>
+              <w:right w:w="90" w:type="dxa"/>
+            </w:tcMar>
+          </w:tcPr>
+          <w:p>
+            <w:r>
+              <w:rPr>
+                <w:rFonts w:ascii="Calibri" w:hAnsi="Calibri"/>
+                <w:color w:val="212529"/>
+                <w:sz w:val="17"/>
+              </w:rPr>
+              <w:t>The specific 90-day judicial appointment mandate prevails over the general executive appointment restriction.</w:t>
+            </w:r>
+          </w:p>
+        </w:tc>
+      </w:tr>
+      <w:tr>
+        <w:tc>
+          <w:tcPr>
+            <w:tcW w:type="dxa" w:w="3312"/>
+            <w:shd w:fill="FFFFFF"/>
+            <w:tcMar>
+              <w:top w:w="70" w:type="dxa"/>
+              <w:bottom w:w="70" w:type="dxa"/>
+              <w:left w:w="80" w:type="dxa"/>
+              <w:right w:w="80" w:type="dxa"/>
+            </w:tcMar>
+          </w:tcPr>
+          <w:p>
+            <w:r>
+              <w:rPr>
+                <w:rFonts w:ascii="Calibri" w:hAnsi="Calibri"/>
+                <w:b/>
+                <w:color w:val="0F4C81"/>
+                <w:sz w:val="17"/>
+              </w:rPr>
+              <w:t>Structural &amp; Systematic Construction</w:t>
+            </w:r>
+          </w:p>
+        </w:tc>
+        <w:tc>
+          <w:tcPr>
+            <w:tcW w:type="dxa" w:w="6048"/>
+            <w:shd w:fill="FFFFFF"/>
+            <w:tcMar>
+              <w:top w:w="70" w:type="dxa"/>
+              <w:bottom w:w="70" w:type="dxa"/>
+              <w:left w:w="90" w:type="dxa"/>
+              <w:right w:w="90" w:type="dxa"/>
+            </w:tcMar>
+          </w:tcPr>
+          <w:p>
+            <w:r>
+              <w:rPr>
+                <w:rFonts w:ascii="Calibri" w:hAnsi="Calibri"/>
+                <w:color w:val="212529"/>
+                <w:sz w:val="17"/>
+              </w:rPr>
+              <w:t>The location of a section within a specific Article of the Constitution reveals its intended jurisdictional scope.</w:t>
+            </w:r>
+          </w:p>
+        </w:tc>
+      </w:tr>
+      <w:tr>
+        <w:tc>
+          <w:tcPr>
+            <w:tcW w:type="dxa" w:w="3312"/>
+            <w:shd w:fill="F7F9FA"/>
+            <w:tcMar>
+              <w:top w:w="70" w:type="dxa"/>
+              <w:bottom w:w="70" w:type="dxa"/>
+              <w:left w:w="80" w:type="dxa"/>
+              <w:right w:w="80" w:type="dxa"/>
+            </w:tcMar>
+          </w:tcPr>
+          <w:p>
+            <w:r>
+              <w:rPr>
+                <w:rFonts w:ascii="Calibri" w:hAnsi="Calibri"/>
+                <w:b/>
+                <w:color w:val="0F4C81"/>
+                <w:sz w:val="17"/>
+              </w:rPr>
+              <w:t>Harmonization of Constitutional Provisions</w:t>
+            </w:r>
+          </w:p>
+        </w:tc>
+        <w:tc>
+          <w:tcPr>
+            <w:tcW w:type="dxa" w:w="6048"/>
+            <w:shd w:fill="F7F9FA"/>
+            <w:tcMar>
+              <w:top w:w="70" w:type="dxa"/>
+              <w:bottom w:w="70" w:type="dxa"/>
+              <w:left w:w="90" w:type="dxa"/>
+              <w:right w:w="90" w:type="dxa"/>
+            </w:tcMar>
+          </w:tcPr>
+          <w:p>
+            <w:r>
+              <w:rPr>
+                <w:rFonts w:ascii="Calibri" w:hAnsi="Calibri"/>
+                <w:color w:val="212529"/>
+                <w:sz w:val="17"/>
+              </w:rPr>
+              <w:t>Reconciling distinct constitutional articles to preserve institutional stability.</w:t>
+            </w:r>
+          </w:p>
+        </w:tc>
+      </w:tr>
+    </w:tbl>
+    <w:p>
+      <w:pPr>
+        <w:spacing w:after="160"/>
       </w:pPr>
     </w:p>
     <w:p>
@@ -9456,7 +14425,7 @@
           <w:color w:val="0F4C81"/>
           <w:sz w:val="21"/>
         </w:rPr>
-        <w:t>VIII. STATUTORY CONSTRUCTION VS. JUDICIAL LEGISLATION ANALYSIS</w:t>
+        <w:t>VIII. APPLICABLE CANONS OF CONSTRUCTION &amp; LEGAL MAXIMS:</w:t>
       </w:r>
     </w:p>
     <w:p>
@@ -9466,15 +14435,279 @@
       <w:r>
         <w:rPr>
           <w:rFonts w:ascii="Calibri" w:hAnsi="Calibri"/>
+          <w:b/>
           <w:color w:val="212529"/>
           <w:sz w:val="20"/>
         </w:rPr>
-        <w:t>The Court properly applied liberal construction in favor of the constitutional right of suffrage.</w:t>
-      </w:r>
-    </w:p>
-    <w:p>
-      <w:pPr>
-        <w:spacing w:after="120"/>
+        <w:t xml:space="preserve">Statutory Construction Synthesis &amp; Maxim Application: </w:t>
+      </w:r>
+      <w:r>
+        <w:rPr>
+          <w:rFonts w:ascii="Calibri" w:hAnsi="Calibri"/>
+          <w:color w:val="212529"/>
+          <w:sz w:val="20"/>
+        </w:rPr>
+        <w:t>In resolving the statutory ambiguity under  regarding , the Supreme Court rigorously applied the canon of Liberal Construction of Election Laws: Election laws are construed liberally to give the electorate the widest possible opportunity to choose their public leaders, avoiding disenfranchisement through technicalities.. Construction became imperative because COMELEC applied a hyper-technical interpretation equating a pending disqualification petition with an automatic nullity of the COC upon death. Under the maxim of Liberal Construction of Election Laws, the law dictates that Election statutes are interpreted liberally to uphold the democratic franchise of the voters. Under the maxim of Presumption in Favor of Eligibility, the law dictates that In case of doubt, the law favors eligibility and candidate substitution. Under the maxim of Statutory Purpose Prevails over Technicalities, the law dictates that Technical procedural defects should not defeat the substantive right of the people to vote. In summary, The Court construed Section 77 of the Omnibus Election Code liberally, ruling that death before any final judgment cancelling a COC allows the timely substitution by the surviving spouse.</w:t>
+      </w:r>
+    </w:p>
+    <w:tbl>
+      <w:tblPr>
+        <w:tblW w:type="auto" w:w="0"/>
+        <w:jc w:val="center"/>
+        <w:tblLook w:firstColumn="1" w:firstRow="1" w:lastColumn="0" w:lastRow="0" w:noHBand="0" w:noVBand="1" w:val="04A0"/>
+        <w:tblBorders>
+          <w:top w:val="single" w:sz="4" w:space="0" w:color="D0D7DE"/>
+          <w:bottom w:val="single" w:sz="4" w:space="0" w:color="D0D7DE"/>
+          <w:insideH w:val="single" w:sz="4" w:space="0" w:color="D0D7DE"/>
+          <w:insideV w:val="none"/>
+          <w:left w:val="none"/>
+          <w:right w:val="none"/>
+        </w:tblBorders>
+      </w:tblPr>
+      <w:tblGrid>
+        <w:gridCol w:w="4680"/>
+        <w:gridCol w:w="4680"/>
+      </w:tblGrid>
+      <w:tr>
+        <w:tc>
+          <w:tcPr>
+            <w:tcW w:type="dxa" w:w="3312"/>
+            <w:shd w:fill="182B49"/>
+            <w:tcMar>
+              <w:top w:w="80" w:type="dxa"/>
+              <w:bottom w:w="80" w:type="dxa"/>
+              <w:left w:w="90" w:type="dxa"/>
+              <w:right w:w="90" w:type="dxa"/>
+            </w:tcMar>
+          </w:tcPr>
+          <w:p>
+            <w:r>
+              <w:rPr>
+                <w:rFonts w:ascii="Calibri" w:hAnsi="Calibri"/>
+                <w:b/>
+                <w:color w:val="FFFFFF"/>
+                <w:sz w:val="18"/>
+              </w:rPr>
+              <w:t>Canon of Construction / Maxim Involved</w:t>
+            </w:r>
+          </w:p>
+        </w:tc>
+        <w:tc>
+          <w:tcPr>
+            <w:tcW w:type="dxa" w:w="6048"/>
+            <w:shd w:fill="182B49"/>
+            <w:tcMar>
+              <w:top w:w="80" w:type="dxa"/>
+              <w:bottom w:w="80" w:type="dxa"/>
+              <w:left w:w="90" w:type="dxa"/>
+              <w:right w:w="90" w:type="dxa"/>
+            </w:tcMar>
+          </w:tcPr>
+          <w:p>
+            <w:r>
+              <w:rPr>
+                <w:rFonts w:ascii="Calibri" w:hAnsi="Calibri"/>
+                <w:b/>
+                <w:color w:val="FFFFFF"/>
+                <w:sz w:val="18"/>
+              </w:rPr>
+              <w:t>Statutory Doctrine &amp; Case Application</w:t>
+            </w:r>
+          </w:p>
+        </w:tc>
+      </w:tr>
+      <w:tr>
+        <w:tc>
+          <w:tcPr>
+            <w:tcW w:type="dxa" w:w="3312"/>
+            <w:shd w:fill="FFFFFF"/>
+            <w:tcMar>
+              <w:top w:w="70" w:type="dxa"/>
+              <w:bottom w:w="70" w:type="dxa"/>
+              <w:left w:w="80" w:type="dxa"/>
+              <w:right w:w="80" w:type="dxa"/>
+            </w:tcMar>
+          </w:tcPr>
+          <w:p>
+            <w:r>
+              <w:rPr>
+                <w:rFonts w:ascii="Calibri" w:hAnsi="Calibri"/>
+                <w:b/>
+                <w:color w:val="0F4C81"/>
+                <w:sz w:val="17"/>
+              </w:rPr>
+              <w:t>Liberal Construction of Election Laws: Election laws are construed liberally to give the electorate the widest possible opportunity to choose their public leaders, avoiding disenfranchisement through technicalities.</w:t>
+            </w:r>
+          </w:p>
+        </w:tc>
+        <w:tc>
+          <w:tcPr>
+            <w:tcW w:type="dxa" w:w="6048"/>
+            <w:shd w:fill="FFFFFF"/>
+            <w:tcMar>
+              <w:top w:w="70" w:type="dxa"/>
+              <w:bottom w:w="70" w:type="dxa"/>
+              <w:left w:w="90" w:type="dxa"/>
+              <w:right w:w="90" w:type="dxa"/>
+            </w:tcMar>
+          </w:tcPr>
+          <w:p>
+            <w:r>
+              <w:rPr>
+                <w:rFonts w:ascii="Calibri" w:hAnsi="Calibri"/>
+                <w:color w:val="212529"/>
+                <w:sz w:val="17"/>
+              </w:rPr>
+              <w:t>To give paramount effect to the democratic franchise and sovereign will of the voters (*Ratio Legis*).</w:t>
+            </w:r>
+          </w:p>
+        </w:tc>
+      </w:tr>
+      <w:tr>
+        <w:tc>
+          <w:tcPr>
+            <w:tcW w:type="dxa" w:w="3312"/>
+            <w:shd w:fill="F7F9FA"/>
+            <w:tcMar>
+              <w:top w:w="70" w:type="dxa"/>
+              <w:bottom w:w="70" w:type="dxa"/>
+              <w:left w:w="80" w:type="dxa"/>
+              <w:right w:w="80" w:type="dxa"/>
+            </w:tcMar>
+          </w:tcPr>
+          <w:p>
+            <w:r>
+              <w:rPr>
+                <w:rFonts w:ascii="Calibri" w:hAnsi="Calibri"/>
+                <w:b/>
+                <w:color w:val="0F4C81"/>
+                <w:sz w:val="17"/>
+              </w:rPr>
+              <w:t>Liberal Construction of Election Laws</w:t>
+            </w:r>
+          </w:p>
+        </w:tc>
+        <w:tc>
+          <w:tcPr>
+            <w:tcW w:type="dxa" w:w="6048"/>
+            <w:shd w:fill="F7F9FA"/>
+            <w:tcMar>
+              <w:top w:w="70" w:type="dxa"/>
+              <w:bottom w:w="70" w:type="dxa"/>
+              <w:left w:w="90" w:type="dxa"/>
+              <w:right w:w="90" w:type="dxa"/>
+            </w:tcMar>
+          </w:tcPr>
+          <w:p>
+            <w:r>
+              <w:rPr>
+                <w:rFonts w:ascii="Calibri" w:hAnsi="Calibri"/>
+                <w:color w:val="212529"/>
+                <w:sz w:val="17"/>
+              </w:rPr>
+              <w:t>Election statutes are interpreted liberally to uphold the democratic franchise of the voters.</w:t>
+            </w:r>
+          </w:p>
+        </w:tc>
+      </w:tr>
+      <w:tr>
+        <w:tc>
+          <w:tcPr>
+            <w:tcW w:type="dxa" w:w="3312"/>
+            <w:shd w:fill="FFFFFF"/>
+            <w:tcMar>
+              <w:top w:w="70" w:type="dxa"/>
+              <w:bottom w:w="70" w:type="dxa"/>
+              <w:left w:w="80" w:type="dxa"/>
+              <w:right w:w="80" w:type="dxa"/>
+            </w:tcMar>
+          </w:tcPr>
+          <w:p>
+            <w:r>
+              <w:rPr>
+                <w:rFonts w:ascii="Calibri" w:hAnsi="Calibri"/>
+                <w:b/>
+                <w:color w:val="0F4C81"/>
+                <w:sz w:val="17"/>
+              </w:rPr>
+              <w:t>Presumption in Favor of Eligibility</w:t>
+            </w:r>
+          </w:p>
+        </w:tc>
+        <w:tc>
+          <w:tcPr>
+            <w:tcW w:type="dxa" w:w="6048"/>
+            <w:shd w:fill="FFFFFF"/>
+            <w:tcMar>
+              <w:top w:w="70" w:type="dxa"/>
+              <w:bottom w:w="70" w:type="dxa"/>
+              <w:left w:w="90" w:type="dxa"/>
+              <w:right w:w="90" w:type="dxa"/>
+            </w:tcMar>
+          </w:tcPr>
+          <w:p>
+            <w:r>
+              <w:rPr>
+                <w:rFonts w:ascii="Calibri" w:hAnsi="Calibri"/>
+                <w:color w:val="212529"/>
+                <w:sz w:val="17"/>
+              </w:rPr>
+              <w:t>In case of doubt, the law favors eligibility and candidate substitution.</w:t>
+            </w:r>
+          </w:p>
+        </w:tc>
+      </w:tr>
+      <w:tr>
+        <w:tc>
+          <w:tcPr>
+            <w:tcW w:type="dxa" w:w="3312"/>
+            <w:shd w:fill="F7F9FA"/>
+            <w:tcMar>
+              <w:top w:w="70" w:type="dxa"/>
+              <w:bottom w:w="70" w:type="dxa"/>
+              <w:left w:w="80" w:type="dxa"/>
+              <w:right w:w="80" w:type="dxa"/>
+            </w:tcMar>
+          </w:tcPr>
+          <w:p>
+            <w:r>
+              <w:rPr>
+                <w:rFonts w:ascii="Calibri" w:hAnsi="Calibri"/>
+                <w:b/>
+                <w:color w:val="0F4C81"/>
+                <w:sz w:val="17"/>
+              </w:rPr>
+              <w:t>Statutory Purpose Prevails over Technicalities</w:t>
+            </w:r>
+          </w:p>
+        </w:tc>
+        <w:tc>
+          <w:tcPr>
+            <w:tcW w:type="dxa" w:w="6048"/>
+            <w:shd w:fill="F7F9FA"/>
+            <w:tcMar>
+              <w:top w:w="70" w:type="dxa"/>
+              <w:bottom w:w="70" w:type="dxa"/>
+              <w:left w:w="90" w:type="dxa"/>
+              <w:right w:w="90" w:type="dxa"/>
+            </w:tcMar>
+          </w:tcPr>
+          <w:p>
+            <w:r>
+              <w:rPr>
+                <w:rFonts w:ascii="Calibri" w:hAnsi="Calibri"/>
+                <w:color w:val="212529"/>
+                <w:sz w:val="17"/>
+              </w:rPr>
+              <w:t>Technical procedural defects should not defeat the substantive right of the people to vote.</w:t>
+            </w:r>
+          </w:p>
+        </w:tc>
+      </w:tr>
+    </w:tbl>
+    <w:p>
+      <w:pPr>
+        <w:spacing w:after="160"/>
       </w:pPr>
     </w:p>
     <w:sectPr>
@@ -9502,7 +14735,7 @@
         <w:color w:val="808080"/>
         <w:sz w:val="17"/>
       </w:rPr>
-      <w:t>MANILA LAW COLLEGE • Statutory Construction (StatCon)</w:t>
+      <w:t>MANILA LAW COLLEGE — Statutory Construction (StatCon)</w:t>
     </w:r>
   </w:p>
 </w:ftr>
@@ -9521,7 +14754,7 @@
         <w:color w:val="808080"/>
         <w:sz w:val="17"/>
       </w:rPr>
-      <w:t>Statutory Construction • Applied Case Digest Compendium</w:t>
+      <w:t>Statutory Construction — Applied Case Digest Compendium</w:t>
     </w:r>
   </w:p>
 </w:hdr>
